--- a/docs/Tesis - Metodología de Investigación.docx
+++ b/docs/Tesis - Metodología de Investigación.docx
@@ -4431,7 +4431,7 @@
       </w:pPr>
       <w:bookmarkStart w:id="20" w:name="_Toc474331173"/>
       <w:bookmarkStart w:id="21" w:name="_Toc474331372"/>
-      <w:bookmarkStart w:id="22" w:name="_Toc231764578"/>
+      <w:bookmarkStart w:id="22" w:name="_Toc231766686"/>
       <w:r>
         <w:lastRenderedPageBreak/>
         <w:t>DEDICATORIA</w:t>
@@ -4524,7 +4524,7 @@
       </w:r>
       <w:bookmarkStart w:id="24" w:name="_Toc474331174"/>
       <w:bookmarkStart w:id="25" w:name="_Toc474331373"/>
-      <w:bookmarkStart w:id="26" w:name="_Toc231764579"/>
+      <w:bookmarkStart w:id="26" w:name="_Toc231766687"/>
       <w:r>
         <w:t>AGRADECIMIENTO</w:t>
       </w:r>
@@ -4550,7 +4550,7 @@
       </w:pPr>
       <w:bookmarkStart w:id="27" w:name="_Toc474331175"/>
       <w:bookmarkStart w:id="28" w:name="_Toc474331374"/>
-      <w:bookmarkStart w:id="29" w:name="_Toc231764580"/>
+      <w:bookmarkStart w:id="29" w:name="_Toc231766688"/>
       <w:commentRangeStart w:id="30"/>
       <w:r>
         <w:lastRenderedPageBreak/>
@@ -4577,7 +4577,7 @@
           <w:noProof/>
           <w:kern w:val="2"/>
           <w:szCs w:val="24"/>
-          <w:lang w:val="en-HN"/>
+          <w:lang w:val="es-419" w:eastAsia="es-419"/>
           <w14:ligatures w14:val="standardContextual"/>
         </w:rPr>
       </w:pPr>
@@ -4590,7 +4590,7 @@
       <w:r>
         <w:fldChar w:fldCharType="separate"/>
       </w:r>
-      <w:hyperlink w:anchor="_Toc231764578" w:history="1">
+      <w:hyperlink w:anchor="_Toc231766686" w:history="1">
         <w:r>
           <w:rPr>
             <w:rStyle w:val="Hyperlink"/>
@@ -4617,7 +4617,7 @@
             <w:noProof/>
             <w:webHidden/>
           </w:rPr>
-          <w:instrText xml:space="preserve"> PAGEREF _Toc231764578 \h </w:instrText>
+          <w:instrText xml:space="preserve"> PAGEREF _Toc231766686 \h </w:instrText>
         </w:r>
         <w:r>
           <w:rPr>
@@ -4656,11 +4656,11 @@
           <w:noProof/>
           <w:kern w:val="2"/>
           <w:szCs w:val="24"/>
-          <w:lang w:val="en-HN"/>
+          <w:lang w:val="es-419" w:eastAsia="es-419"/>
           <w14:ligatures w14:val="standardContextual"/>
         </w:rPr>
       </w:pPr>
-      <w:hyperlink w:anchor="_Toc231764579" w:history="1">
+      <w:hyperlink w:anchor="_Toc231766687" w:history="1">
         <w:r>
           <w:rPr>
             <w:rStyle w:val="Hyperlink"/>
@@ -4687,7 +4687,7 @@
             <w:noProof/>
             <w:webHidden/>
           </w:rPr>
-          <w:instrText xml:space="preserve"> PAGEREF _Toc231764579 \h </w:instrText>
+          <w:instrText xml:space="preserve"> PAGEREF _Toc231766687 \h </w:instrText>
         </w:r>
         <w:r>
           <w:rPr>
@@ -4726,11 +4726,11 @@
           <w:noProof/>
           <w:kern w:val="2"/>
           <w:szCs w:val="24"/>
-          <w:lang w:val="en-HN"/>
+          <w:lang w:val="es-419" w:eastAsia="es-419"/>
           <w14:ligatures w14:val="standardContextual"/>
         </w:rPr>
       </w:pPr>
-      <w:hyperlink w:anchor="_Toc231764580" w:history="1">
+      <w:hyperlink w:anchor="_Toc231766688" w:history="1">
         <w:r>
           <w:rPr>
             <w:rStyle w:val="Hyperlink"/>
@@ -4757,7 +4757,7 @@
             <w:noProof/>
             <w:webHidden/>
           </w:rPr>
-          <w:instrText xml:space="preserve"> PAGEREF _Toc231764580 \h </w:instrText>
+          <w:instrText xml:space="preserve"> PAGEREF _Toc231766688 \h </w:instrText>
         </w:r>
         <w:r>
           <w:rPr>
@@ -4796,11 +4796,11 @@
           <w:noProof/>
           <w:kern w:val="2"/>
           <w:szCs w:val="24"/>
-          <w:lang w:val="en-HN"/>
+          <w:lang w:val="es-419" w:eastAsia="es-419"/>
           <w14:ligatures w14:val="standardContextual"/>
         </w:rPr>
       </w:pPr>
-      <w:hyperlink w:anchor="_Toc231764581" w:history="1">
+      <w:hyperlink w:anchor="_Toc231766689" w:history="1">
         <w:r>
           <w:rPr>
             <w:rStyle w:val="Hyperlink"/>
@@ -4827,7 +4827,7 @@
             <w:noProof/>
             <w:webHidden/>
           </w:rPr>
-          <w:instrText xml:space="preserve"> PAGEREF _Toc231764581 \h </w:instrText>
+          <w:instrText xml:space="preserve"> PAGEREF _Toc231766689 \h </w:instrText>
         </w:r>
         <w:r>
           <w:rPr>
@@ -4870,11 +4870,11 @@
           <w:noProof/>
           <w:kern w:val="2"/>
           <w:szCs w:val="24"/>
-          <w:lang w:val="en-HN"/>
+          <w:lang w:val="es-419" w:eastAsia="es-419"/>
           <w14:ligatures w14:val="standardContextual"/>
         </w:rPr>
       </w:pPr>
-      <w:hyperlink w:anchor="_Toc231764582" w:history="1">
+      <w:hyperlink w:anchor="_Toc231766690" w:history="1">
         <w:r>
           <w:rPr>
             <w:rStyle w:val="Hyperlink"/>
@@ -4889,7 +4889,7 @@
             <w:noProof/>
             <w:kern w:val="2"/>
             <w:szCs w:val="24"/>
-            <w:lang w:val="en-HN"/>
+            <w:lang w:val="es-419" w:eastAsia="es-419"/>
             <w14:ligatures w14:val="standardContextual"/>
           </w:rPr>
           <w:tab/>
@@ -4921,7 +4921,7 @@
             <w:noProof/>
             <w:webHidden/>
           </w:rPr>
-          <w:instrText xml:space="preserve"> PAGEREF _Toc231764582 \h </w:instrText>
+          <w:instrText xml:space="preserve"> PAGEREF _Toc231766690 \h </w:instrText>
         </w:r>
         <w:r>
           <w:rPr>
@@ -4964,11 +4964,11 @@
           <w:noProof/>
           <w:kern w:val="2"/>
           <w:szCs w:val="24"/>
-          <w:lang w:val="en-HN"/>
+          <w:lang w:val="es-419" w:eastAsia="es-419"/>
           <w14:ligatures w14:val="standardContextual"/>
         </w:rPr>
       </w:pPr>
-      <w:hyperlink w:anchor="_Toc231764583" w:history="1">
+      <w:hyperlink w:anchor="_Toc231766691" w:history="1">
         <w:r>
           <w:rPr>
             <w:rStyle w:val="Hyperlink"/>
@@ -4982,7 +4982,7 @@
             <w:noProof/>
             <w:kern w:val="2"/>
             <w:szCs w:val="24"/>
-            <w:lang w:val="en-HN"/>
+            <w:lang w:val="es-419" w:eastAsia="es-419"/>
             <w14:ligatures w14:val="standardContextual"/>
           </w:rPr>
           <w:tab/>
@@ -5013,7 +5013,7 @@
             <w:noProof/>
             <w:webHidden/>
           </w:rPr>
-          <w:instrText xml:space="preserve"> PAGEREF _Toc231764583 \h </w:instrText>
+          <w:instrText xml:space="preserve"> PAGEREF _Toc231766691 \h </w:instrText>
         </w:r>
         <w:r>
           <w:rPr>
@@ -5034,6 +5034,396 @@
             <w:webHidden/>
           </w:rPr>
           <w:t>1</w:t>
+        </w:r>
+        <w:r>
+          <w:rPr>
+            <w:noProof/>
+            <w:webHidden/>
+          </w:rPr>
+          <w:fldChar w:fldCharType="end"/>
+        </w:r>
+      </w:hyperlink>
+    </w:p>
+    <w:p>
+      <w:pPr>
+        <w:pStyle w:val="TOC3"/>
+        <w:tabs>
+          <w:tab w:val="right" w:leader="dot" w:pos="9350"/>
+        </w:tabs>
+        <w:rPr>
+          <w:rFonts w:asciiTheme="minorHAnsi" w:eastAsiaTheme="minorEastAsia" w:hAnsiTheme="minorHAnsi"/>
+          <w:noProof/>
+          <w:kern w:val="2"/>
+          <w:szCs w:val="24"/>
+          <w:lang w:val="es-419" w:eastAsia="es-419"/>
+          <w14:ligatures w14:val="standardContextual"/>
+        </w:rPr>
+      </w:pPr>
+      <w:hyperlink w:anchor="_Toc231766692" w:history="1">
+        <w:r>
+          <w:rPr>
+            <w:rStyle w:val="Hyperlink"/>
+            <w:rFonts w:eastAsia="Times New Roman"/>
+            <w:bCs/>
+            <w:noProof/>
+            <w:lang w:val="es-HN"/>
+          </w:rPr>
+          <w:t>1.2.1 Estado Actual de la Problem</w:t>
+        </w:r>
+        <w:r>
+          <w:rPr>
+            <w:rStyle w:val="Hyperlink"/>
+            <w:rFonts w:eastAsia="Times New Roman"/>
+            <w:bCs/>
+            <w:noProof/>
+            <w:lang w:val="es-419"/>
+          </w:rPr>
+          <w:t>ática</w:t>
+        </w:r>
+        <w:r>
+          <w:rPr>
+            <w:noProof/>
+            <w:webHidden/>
+          </w:rPr>
+          <w:tab/>
+        </w:r>
+        <w:r>
+          <w:rPr>
+            <w:noProof/>
+            <w:webHidden/>
+          </w:rPr>
+          <w:fldChar w:fldCharType="begin"/>
+        </w:r>
+        <w:r>
+          <w:rPr>
+            <w:noProof/>
+            <w:webHidden/>
+          </w:rPr>
+          <w:instrText xml:space="preserve"> PAGEREF _Toc231766692 \h </w:instrText>
+        </w:r>
+        <w:r>
+          <w:rPr>
+            <w:noProof/>
+            <w:webHidden/>
+          </w:rPr>
+        </w:r>
+        <w:r>
+          <w:rPr>
+            <w:noProof/>
+            <w:webHidden/>
+          </w:rPr>
+          <w:fldChar w:fldCharType="separate"/>
+        </w:r>
+        <w:r>
+          <w:rPr>
+            <w:noProof/>
+            <w:webHidden/>
+          </w:rPr>
+          <w:t>1</w:t>
+        </w:r>
+        <w:r>
+          <w:rPr>
+            <w:noProof/>
+            <w:webHidden/>
+          </w:rPr>
+          <w:fldChar w:fldCharType="end"/>
+        </w:r>
+      </w:hyperlink>
+    </w:p>
+    <w:p>
+      <w:pPr>
+        <w:pStyle w:val="TOC3"/>
+        <w:tabs>
+          <w:tab w:val="right" w:leader="dot" w:pos="9350"/>
+        </w:tabs>
+        <w:rPr>
+          <w:rFonts w:asciiTheme="minorHAnsi" w:eastAsiaTheme="minorEastAsia" w:hAnsiTheme="minorHAnsi"/>
+          <w:noProof/>
+          <w:kern w:val="2"/>
+          <w:szCs w:val="24"/>
+          <w:lang w:val="es-419" w:eastAsia="es-419"/>
+          <w14:ligatures w14:val="standardContextual"/>
+        </w:rPr>
+      </w:pPr>
+      <w:hyperlink w:anchor="_Toc231766693" w:history="1">
+        <w:r>
+          <w:rPr>
+            <w:rStyle w:val="Hyperlink"/>
+            <w:rFonts w:eastAsia="Times New Roman"/>
+            <w:bCs/>
+            <w:noProof/>
+            <w:lang w:val="es-HN"/>
+          </w:rPr>
+          <w:t>1.2.2 Tendencias Tecnológicas Relevantes</w:t>
+        </w:r>
+        <w:r>
+          <w:rPr>
+            <w:noProof/>
+            <w:webHidden/>
+          </w:rPr>
+          <w:tab/>
+        </w:r>
+        <w:r>
+          <w:rPr>
+            <w:noProof/>
+            <w:webHidden/>
+          </w:rPr>
+          <w:fldChar w:fldCharType="begin"/>
+        </w:r>
+        <w:r>
+          <w:rPr>
+            <w:noProof/>
+            <w:webHidden/>
+          </w:rPr>
+          <w:instrText xml:space="preserve"> PAGEREF _Toc231766693 \h </w:instrText>
+        </w:r>
+        <w:r>
+          <w:rPr>
+            <w:noProof/>
+            <w:webHidden/>
+          </w:rPr>
+        </w:r>
+        <w:r>
+          <w:rPr>
+            <w:noProof/>
+            <w:webHidden/>
+          </w:rPr>
+          <w:fldChar w:fldCharType="separate"/>
+        </w:r>
+        <w:r>
+          <w:rPr>
+            <w:noProof/>
+            <w:webHidden/>
+          </w:rPr>
+          <w:t>2</w:t>
+        </w:r>
+        <w:r>
+          <w:rPr>
+            <w:noProof/>
+            <w:webHidden/>
+          </w:rPr>
+          <w:fldChar w:fldCharType="end"/>
+        </w:r>
+      </w:hyperlink>
+    </w:p>
+    <w:p>
+      <w:pPr>
+        <w:pStyle w:val="TOC3"/>
+        <w:tabs>
+          <w:tab w:val="right" w:leader="dot" w:pos="9350"/>
+        </w:tabs>
+        <w:rPr>
+          <w:rFonts w:asciiTheme="minorHAnsi" w:eastAsiaTheme="minorEastAsia" w:hAnsiTheme="minorHAnsi"/>
+          <w:noProof/>
+          <w:kern w:val="2"/>
+          <w:szCs w:val="24"/>
+          <w:lang w:val="es-419" w:eastAsia="es-419"/>
+          <w14:ligatures w14:val="standardContextual"/>
+        </w:rPr>
+      </w:pPr>
+      <w:hyperlink w:anchor="_Toc231766694" w:history="1">
+        <w:r>
+          <w:rPr>
+            <w:rStyle w:val="Hyperlink"/>
+            <w:rFonts w:eastAsia="Times New Roman"/>
+            <w:bCs/>
+            <w:noProof/>
+            <w:lang w:val="es-HN"/>
+          </w:rPr>
+          <w:t>1.2.3 Investigaciones Recientes</w:t>
+        </w:r>
+        <w:r>
+          <w:rPr>
+            <w:noProof/>
+            <w:webHidden/>
+          </w:rPr>
+          <w:tab/>
+        </w:r>
+        <w:r>
+          <w:rPr>
+            <w:noProof/>
+            <w:webHidden/>
+          </w:rPr>
+          <w:fldChar w:fldCharType="begin"/>
+        </w:r>
+        <w:r>
+          <w:rPr>
+            <w:noProof/>
+            <w:webHidden/>
+          </w:rPr>
+          <w:instrText xml:space="preserve"> PAGEREF _Toc231766694 \h </w:instrText>
+        </w:r>
+        <w:r>
+          <w:rPr>
+            <w:noProof/>
+            <w:webHidden/>
+          </w:rPr>
+        </w:r>
+        <w:r>
+          <w:rPr>
+            <w:noProof/>
+            <w:webHidden/>
+          </w:rPr>
+          <w:fldChar w:fldCharType="separate"/>
+        </w:r>
+        <w:r>
+          <w:rPr>
+            <w:noProof/>
+            <w:webHidden/>
+          </w:rPr>
+          <w:t>3</w:t>
+        </w:r>
+        <w:r>
+          <w:rPr>
+            <w:noProof/>
+            <w:webHidden/>
+          </w:rPr>
+          <w:fldChar w:fldCharType="end"/>
+        </w:r>
+      </w:hyperlink>
+    </w:p>
+    <w:p>
+      <w:pPr>
+        <w:pStyle w:val="TOC3"/>
+        <w:tabs>
+          <w:tab w:val="right" w:leader="dot" w:pos="9350"/>
+        </w:tabs>
+        <w:rPr>
+          <w:rFonts w:asciiTheme="minorHAnsi" w:eastAsiaTheme="minorEastAsia" w:hAnsiTheme="minorHAnsi"/>
+          <w:noProof/>
+          <w:kern w:val="2"/>
+          <w:szCs w:val="24"/>
+          <w:lang w:val="es-419" w:eastAsia="es-419"/>
+          <w14:ligatures w14:val="standardContextual"/>
+        </w:rPr>
+      </w:pPr>
+      <w:hyperlink w:anchor="_Toc231766695" w:history="1">
+        <w:r>
+          <w:rPr>
+            <w:rStyle w:val="Hyperlink"/>
+            <w:rFonts w:eastAsia="Times New Roman"/>
+            <w:bCs/>
+            <w:noProof/>
+            <w:lang w:val="es-HN"/>
+          </w:rPr>
+          <w:t>1.2.4 Soluciones Existentes y Limitaciones</w:t>
+        </w:r>
+        <w:r>
+          <w:rPr>
+            <w:noProof/>
+            <w:webHidden/>
+          </w:rPr>
+          <w:tab/>
+        </w:r>
+        <w:r>
+          <w:rPr>
+            <w:noProof/>
+            <w:webHidden/>
+          </w:rPr>
+          <w:fldChar w:fldCharType="begin"/>
+        </w:r>
+        <w:r>
+          <w:rPr>
+            <w:noProof/>
+            <w:webHidden/>
+          </w:rPr>
+          <w:instrText xml:space="preserve"> PAGEREF _Toc231766695 \h </w:instrText>
+        </w:r>
+        <w:r>
+          <w:rPr>
+            <w:noProof/>
+            <w:webHidden/>
+          </w:rPr>
+        </w:r>
+        <w:r>
+          <w:rPr>
+            <w:noProof/>
+            <w:webHidden/>
+          </w:rPr>
+          <w:fldChar w:fldCharType="separate"/>
+        </w:r>
+        <w:r>
+          <w:rPr>
+            <w:noProof/>
+            <w:webHidden/>
+          </w:rPr>
+          <w:t>4</w:t>
+        </w:r>
+        <w:r>
+          <w:rPr>
+            <w:noProof/>
+            <w:webHidden/>
+          </w:rPr>
+          <w:fldChar w:fldCharType="end"/>
+        </w:r>
+      </w:hyperlink>
+    </w:p>
+    <w:p>
+      <w:pPr>
+        <w:pStyle w:val="TOC3"/>
+        <w:tabs>
+          <w:tab w:val="right" w:leader="dot" w:pos="9350"/>
+        </w:tabs>
+        <w:rPr>
+          <w:rFonts w:asciiTheme="minorHAnsi" w:eastAsiaTheme="minorEastAsia" w:hAnsiTheme="minorHAnsi"/>
+          <w:noProof/>
+          <w:kern w:val="2"/>
+          <w:szCs w:val="24"/>
+          <w:lang w:val="es-419" w:eastAsia="es-419"/>
+          <w14:ligatures w14:val="standardContextual"/>
+        </w:rPr>
+      </w:pPr>
+      <w:hyperlink w:anchor="_Toc231766696" w:history="1">
+        <w:r>
+          <w:rPr>
+            <w:rStyle w:val="Hyperlink"/>
+            <w:rFonts w:eastAsia="Times New Roman"/>
+            <w:bCs/>
+            <w:noProof/>
+            <w:lang w:val="es-HN"/>
+          </w:rPr>
+          <w:t>1.2.5 Datos y Estadísticas que Justifican la Problemática</w:t>
+        </w:r>
+        <w:r>
+          <w:rPr>
+            <w:noProof/>
+            <w:webHidden/>
+          </w:rPr>
+          <w:tab/>
+        </w:r>
+        <w:r>
+          <w:rPr>
+            <w:noProof/>
+            <w:webHidden/>
+          </w:rPr>
+          <w:fldChar w:fldCharType="begin"/>
+        </w:r>
+        <w:r>
+          <w:rPr>
+            <w:noProof/>
+            <w:webHidden/>
+          </w:rPr>
+          <w:instrText xml:space="preserve"> PAGEREF _Toc231766696 \h </w:instrText>
+        </w:r>
+        <w:r>
+          <w:rPr>
+            <w:noProof/>
+            <w:webHidden/>
+          </w:rPr>
+        </w:r>
+        <w:r>
+          <w:rPr>
+            <w:noProof/>
+            <w:webHidden/>
+          </w:rPr>
+          <w:fldChar w:fldCharType="separate"/>
+        </w:r>
+        <w:r>
+          <w:rPr>
+            <w:noProof/>
+            <w:webHidden/>
+          </w:rPr>
+          <w:t>5</w:t>
         </w:r>
         <w:r>
           <w:rPr>
@@ -5056,11 +5446,11 @@
           <w:noProof/>
           <w:kern w:val="2"/>
           <w:szCs w:val="24"/>
-          <w:lang w:val="en-HN"/>
+          <w:lang w:val="es-419" w:eastAsia="es-419"/>
           <w14:ligatures w14:val="standardContextual"/>
         </w:rPr>
       </w:pPr>
-      <w:hyperlink w:anchor="_Toc231764584" w:history="1">
+      <w:hyperlink w:anchor="_Toc231766697" w:history="1">
         <w:r>
           <w:rPr>
             <w:rStyle w:val="Hyperlink"/>
@@ -5075,7 +5465,7 @@
             <w:noProof/>
             <w:kern w:val="2"/>
             <w:szCs w:val="24"/>
-            <w:lang w:val="en-HN"/>
+            <w:lang w:val="es-419" w:eastAsia="es-419"/>
             <w14:ligatures w14:val="standardContextual"/>
           </w:rPr>
           <w:tab/>
@@ -5107,7 +5497,7 @@
             <w:noProof/>
             <w:webHidden/>
           </w:rPr>
-          <w:instrText xml:space="preserve"> PAGEREF _Toc231764584 \h </w:instrText>
+          <w:instrText xml:space="preserve"> PAGEREF _Toc231766697 \h </w:instrText>
         </w:r>
         <w:r>
           <w:rPr>
@@ -5127,7 +5517,7 @@
             <w:noProof/>
             <w:webHidden/>
           </w:rPr>
-          <w:t>2</w:t>
+          <w:t>6</w:t>
         </w:r>
         <w:r>
           <w:rPr>
@@ -5149,11 +5539,11 @@
           <w:noProof/>
           <w:kern w:val="2"/>
           <w:szCs w:val="24"/>
-          <w:lang w:val="en-HN"/>
+          <w:lang w:val="es-419" w:eastAsia="es-419"/>
           <w14:ligatures w14:val="standardContextual"/>
         </w:rPr>
       </w:pPr>
-      <w:hyperlink w:anchor="_Toc231764585" w:history="1">
+      <w:hyperlink w:anchor="_Toc231766698" w:history="1">
         <w:r>
           <w:rPr>
             <w:rStyle w:val="Hyperlink"/>
@@ -5162,7 +5552,7 @@
             <w:noProof/>
             <w:lang w:val="es-HN"/>
           </w:rPr>
-          <w:t>1.3.1 Enunciado del problema</w:t>
+          <w:t>1.3.1 Contexto</w:t>
         </w:r>
         <w:r>
           <w:rPr>
@@ -5183,7 +5573,7 @@
             <w:noProof/>
             <w:webHidden/>
           </w:rPr>
-          <w:instrText xml:space="preserve"> PAGEREF _Toc231764585 \h </w:instrText>
+          <w:instrText xml:space="preserve"> PAGEREF _Toc231766698 \h </w:instrText>
         </w:r>
         <w:r>
           <w:rPr>
@@ -5203,7 +5593,7 @@
             <w:noProof/>
             <w:webHidden/>
           </w:rPr>
-          <w:t>2</w:t>
+          <w:t>6</w:t>
         </w:r>
         <w:r>
           <w:rPr>
@@ -5225,11 +5615,11 @@
           <w:noProof/>
           <w:kern w:val="2"/>
           <w:szCs w:val="24"/>
-          <w:lang w:val="en-HN"/>
+          <w:lang w:val="es-419" w:eastAsia="es-419"/>
           <w14:ligatures w14:val="standardContextual"/>
         </w:rPr>
       </w:pPr>
-      <w:hyperlink w:anchor="_Toc231764586" w:history="1">
+      <w:hyperlink w:anchor="_Toc231766699" w:history="1">
         <w:r>
           <w:rPr>
             <w:rStyle w:val="Hyperlink"/>
@@ -5238,7 +5628,7 @@
             <w:noProof/>
             <w:lang w:val="es-HN"/>
           </w:rPr>
-          <w:t>1.3.2 Formulación del problema</w:t>
+          <w:t>1.3.2 Evidencia</w:t>
         </w:r>
         <w:r>
           <w:rPr>
@@ -5259,7 +5649,7 @@
             <w:noProof/>
             <w:webHidden/>
           </w:rPr>
-          <w:instrText xml:space="preserve"> PAGEREF _Toc231764586 \h </w:instrText>
+          <w:instrText xml:space="preserve"> PAGEREF _Toc231766699 \h </w:instrText>
         </w:r>
         <w:r>
           <w:rPr>
@@ -5279,7 +5669,7 @@
             <w:noProof/>
             <w:webHidden/>
           </w:rPr>
-          <w:t>2</w:t>
+          <w:t>7</w:t>
         </w:r>
         <w:r>
           <w:rPr>
@@ -5301,19 +5691,20 @@
           <w:noProof/>
           <w:kern w:val="2"/>
           <w:szCs w:val="24"/>
-          <w:lang w:val="en-HN"/>
+          <w:lang w:val="es-419" w:eastAsia="es-419"/>
           <w14:ligatures w14:val="standardContextual"/>
         </w:rPr>
       </w:pPr>
-      <w:hyperlink w:anchor="_Toc231764587" w:history="1">
+      <w:hyperlink w:anchor="_Toc231766700" w:history="1">
         <w:r>
           <w:rPr>
             <w:rStyle w:val="Hyperlink"/>
+            <w:rFonts w:eastAsia="Times New Roman"/>
             <w:bCs/>
             <w:noProof/>
             <w:lang w:val="es-HN"/>
           </w:rPr>
-          <w:t>1.3.3 Preguntas de investigación</w:t>
+          <w:t>1.3.3 Afectados</w:t>
         </w:r>
         <w:r>
           <w:rPr>
@@ -5334,7 +5725,7 @@
             <w:noProof/>
             <w:webHidden/>
           </w:rPr>
-          <w:instrText xml:space="preserve"> PAGEREF _Toc231764587 \h </w:instrText>
+          <w:instrText xml:space="preserve"> PAGEREF _Toc231766700 \h </w:instrText>
         </w:r>
         <w:r>
           <w:rPr>
@@ -5354,7 +5745,159 @@
             <w:noProof/>
             <w:webHidden/>
           </w:rPr>
-          <w:t>2</w:t>
+          <w:t>7</w:t>
+        </w:r>
+        <w:r>
+          <w:rPr>
+            <w:noProof/>
+            <w:webHidden/>
+          </w:rPr>
+          <w:fldChar w:fldCharType="end"/>
+        </w:r>
+      </w:hyperlink>
+    </w:p>
+    <w:p>
+      <w:pPr>
+        <w:pStyle w:val="TOC3"/>
+        <w:tabs>
+          <w:tab w:val="right" w:leader="dot" w:pos="9350"/>
+        </w:tabs>
+        <w:rPr>
+          <w:rFonts w:asciiTheme="minorHAnsi" w:eastAsiaTheme="minorEastAsia" w:hAnsiTheme="minorHAnsi"/>
+          <w:noProof/>
+          <w:kern w:val="2"/>
+          <w:szCs w:val="24"/>
+          <w:lang w:val="es-419" w:eastAsia="es-419"/>
+          <w14:ligatures w14:val="standardContextual"/>
+        </w:rPr>
+      </w:pPr>
+      <w:hyperlink w:anchor="_Toc231766701" w:history="1">
+        <w:r>
+          <w:rPr>
+            <w:rStyle w:val="Hyperlink"/>
+            <w:rFonts w:eastAsia="Times New Roman"/>
+            <w:bCs/>
+            <w:noProof/>
+            <w:lang w:val="es-HN"/>
+          </w:rPr>
+          <w:t>1.3.4 Consecuencias</w:t>
+        </w:r>
+        <w:r>
+          <w:rPr>
+            <w:noProof/>
+            <w:webHidden/>
+          </w:rPr>
+          <w:tab/>
+        </w:r>
+        <w:r>
+          <w:rPr>
+            <w:noProof/>
+            <w:webHidden/>
+          </w:rPr>
+          <w:fldChar w:fldCharType="begin"/>
+        </w:r>
+        <w:r>
+          <w:rPr>
+            <w:noProof/>
+            <w:webHidden/>
+          </w:rPr>
+          <w:instrText xml:space="preserve"> PAGEREF _Toc231766701 \h </w:instrText>
+        </w:r>
+        <w:r>
+          <w:rPr>
+            <w:noProof/>
+            <w:webHidden/>
+          </w:rPr>
+        </w:r>
+        <w:r>
+          <w:rPr>
+            <w:noProof/>
+            <w:webHidden/>
+          </w:rPr>
+          <w:fldChar w:fldCharType="separate"/>
+        </w:r>
+        <w:r>
+          <w:rPr>
+            <w:noProof/>
+            <w:webHidden/>
+          </w:rPr>
+          <w:t>8</w:t>
+        </w:r>
+        <w:r>
+          <w:rPr>
+            <w:noProof/>
+            <w:webHidden/>
+          </w:rPr>
+          <w:fldChar w:fldCharType="end"/>
+        </w:r>
+      </w:hyperlink>
+    </w:p>
+    <w:p>
+      <w:pPr>
+        <w:pStyle w:val="TOC3"/>
+        <w:tabs>
+          <w:tab w:val="right" w:leader="dot" w:pos="9350"/>
+        </w:tabs>
+        <w:rPr>
+          <w:rFonts w:asciiTheme="minorHAnsi" w:eastAsiaTheme="minorEastAsia" w:hAnsiTheme="minorHAnsi"/>
+          <w:noProof/>
+          <w:kern w:val="2"/>
+          <w:szCs w:val="24"/>
+          <w:lang w:val="es-419" w:eastAsia="es-419"/>
+          <w14:ligatures w14:val="standardContextual"/>
+        </w:rPr>
+      </w:pPr>
+      <w:hyperlink w:anchor="_Toc231766702" w:history="1">
+        <w:r>
+          <w:rPr>
+            <w:rStyle w:val="Hyperlink"/>
+            <w:rFonts w:eastAsia="Times New Roman"/>
+            <w:bCs/>
+            <w:noProof/>
+            <w:lang w:val="es-HN"/>
+          </w:rPr>
+          <w:t>1.3.5 Por qué Merece Investigación</w:t>
+        </w:r>
+        <w:r>
+          <w:rPr>
+            <w:noProof/>
+            <w:webHidden/>
+          </w:rPr>
+          <w:tab/>
+        </w:r>
+        <w:r>
+          <w:rPr>
+            <w:noProof/>
+            <w:webHidden/>
+          </w:rPr>
+          <w:fldChar w:fldCharType="begin"/>
+        </w:r>
+        <w:r>
+          <w:rPr>
+            <w:noProof/>
+            <w:webHidden/>
+          </w:rPr>
+          <w:instrText xml:space="preserve"> PAGEREF _Toc231766702 \h </w:instrText>
+        </w:r>
+        <w:r>
+          <w:rPr>
+            <w:noProof/>
+            <w:webHidden/>
+          </w:rPr>
+        </w:r>
+        <w:r>
+          <w:rPr>
+            <w:noProof/>
+            <w:webHidden/>
+          </w:rPr>
+          <w:fldChar w:fldCharType="separate"/>
+        </w:r>
+        <w:r>
+          <w:rPr>
+            <w:noProof/>
+            <w:webHidden/>
+          </w:rPr>
+          <w:t>8</w:t>
         </w:r>
         <w:r>
           <w:rPr>
@@ -5377,11 +5920,11 @@
           <w:noProof/>
           <w:kern w:val="2"/>
           <w:szCs w:val="24"/>
-          <w:lang w:val="en-HN"/>
+          <w:lang w:val="es-419" w:eastAsia="es-419"/>
           <w14:ligatures w14:val="standardContextual"/>
         </w:rPr>
       </w:pPr>
-      <w:hyperlink w:anchor="_Toc231764588" w:history="1">
+      <w:hyperlink w:anchor="_Toc231766703" w:history="1">
         <w:r>
           <w:rPr>
             <w:rStyle w:val="Hyperlink"/>
@@ -5396,7 +5939,7 @@
             <w:noProof/>
             <w:kern w:val="2"/>
             <w:szCs w:val="24"/>
-            <w:lang w:val="en-HN"/>
+            <w:lang w:val="es-419" w:eastAsia="es-419"/>
             <w14:ligatures w14:val="standardContextual"/>
           </w:rPr>
           <w:tab/>
@@ -5428,7 +5971,7 @@
             <w:noProof/>
             <w:webHidden/>
           </w:rPr>
-          <w:instrText xml:space="preserve"> PAGEREF _Toc231764588 \h </w:instrText>
+          <w:instrText xml:space="preserve"> PAGEREF _Toc231766703 \h </w:instrText>
         </w:r>
         <w:r>
           <w:rPr>
@@ -5448,7 +5991,311 @@
             <w:noProof/>
             <w:webHidden/>
           </w:rPr>
-          <w:t>3</w:t>
+          <w:t>9</w:t>
+        </w:r>
+        <w:r>
+          <w:rPr>
+            <w:noProof/>
+            <w:webHidden/>
+          </w:rPr>
+          <w:fldChar w:fldCharType="end"/>
+        </w:r>
+      </w:hyperlink>
+    </w:p>
+    <w:p>
+      <w:pPr>
+        <w:pStyle w:val="TOC3"/>
+        <w:tabs>
+          <w:tab w:val="right" w:leader="dot" w:pos="9350"/>
+        </w:tabs>
+        <w:rPr>
+          <w:rFonts w:asciiTheme="minorHAnsi" w:eastAsiaTheme="minorEastAsia" w:hAnsiTheme="minorHAnsi"/>
+          <w:noProof/>
+          <w:kern w:val="2"/>
+          <w:szCs w:val="24"/>
+          <w:lang w:val="es-419" w:eastAsia="es-419"/>
+          <w14:ligatures w14:val="standardContextual"/>
+        </w:rPr>
+      </w:pPr>
+      <w:hyperlink w:anchor="_Toc231766704" w:history="1">
+        <w:r>
+          <w:rPr>
+            <w:rStyle w:val="Hyperlink"/>
+            <w:rFonts w:eastAsia="Times New Roman"/>
+            <w:bCs/>
+            <w:noProof/>
+            <w:lang w:val="es-HN"/>
+          </w:rPr>
+          <w:t>1.4.1 Justificación Científica</w:t>
+        </w:r>
+        <w:r>
+          <w:rPr>
+            <w:noProof/>
+            <w:webHidden/>
+          </w:rPr>
+          <w:tab/>
+        </w:r>
+        <w:r>
+          <w:rPr>
+            <w:noProof/>
+            <w:webHidden/>
+          </w:rPr>
+          <w:fldChar w:fldCharType="begin"/>
+        </w:r>
+        <w:r>
+          <w:rPr>
+            <w:noProof/>
+            <w:webHidden/>
+          </w:rPr>
+          <w:instrText xml:space="preserve"> PAGEREF _Toc231766704 \h </w:instrText>
+        </w:r>
+        <w:r>
+          <w:rPr>
+            <w:noProof/>
+            <w:webHidden/>
+          </w:rPr>
+        </w:r>
+        <w:r>
+          <w:rPr>
+            <w:noProof/>
+            <w:webHidden/>
+          </w:rPr>
+          <w:fldChar w:fldCharType="separate"/>
+        </w:r>
+        <w:r>
+          <w:rPr>
+            <w:noProof/>
+            <w:webHidden/>
+          </w:rPr>
+          <w:t>9</w:t>
+        </w:r>
+        <w:r>
+          <w:rPr>
+            <w:noProof/>
+            <w:webHidden/>
+          </w:rPr>
+          <w:fldChar w:fldCharType="end"/>
+        </w:r>
+      </w:hyperlink>
+    </w:p>
+    <w:p>
+      <w:pPr>
+        <w:pStyle w:val="TOC3"/>
+        <w:tabs>
+          <w:tab w:val="right" w:leader="dot" w:pos="9350"/>
+        </w:tabs>
+        <w:rPr>
+          <w:rFonts w:asciiTheme="minorHAnsi" w:eastAsiaTheme="minorEastAsia" w:hAnsiTheme="minorHAnsi"/>
+          <w:noProof/>
+          <w:kern w:val="2"/>
+          <w:szCs w:val="24"/>
+          <w:lang w:val="es-419" w:eastAsia="es-419"/>
+          <w14:ligatures w14:val="standardContextual"/>
+        </w:rPr>
+      </w:pPr>
+      <w:hyperlink w:anchor="_Toc231766705" w:history="1">
+        <w:r>
+          <w:rPr>
+            <w:rStyle w:val="Hyperlink"/>
+            <w:rFonts w:eastAsia="Times New Roman"/>
+            <w:bCs/>
+            <w:noProof/>
+            <w:lang w:val="es-HN"/>
+          </w:rPr>
+          <w:t>1.4.2 Justificación Tecnológica</w:t>
+        </w:r>
+        <w:r>
+          <w:rPr>
+            <w:noProof/>
+            <w:webHidden/>
+          </w:rPr>
+          <w:tab/>
+        </w:r>
+        <w:r>
+          <w:rPr>
+            <w:noProof/>
+            <w:webHidden/>
+          </w:rPr>
+          <w:fldChar w:fldCharType="begin"/>
+        </w:r>
+        <w:r>
+          <w:rPr>
+            <w:noProof/>
+            <w:webHidden/>
+          </w:rPr>
+          <w:instrText xml:space="preserve"> PAGEREF _Toc231766705 \h </w:instrText>
+        </w:r>
+        <w:r>
+          <w:rPr>
+            <w:noProof/>
+            <w:webHidden/>
+          </w:rPr>
+        </w:r>
+        <w:r>
+          <w:rPr>
+            <w:noProof/>
+            <w:webHidden/>
+          </w:rPr>
+          <w:fldChar w:fldCharType="separate"/>
+        </w:r>
+        <w:r>
+          <w:rPr>
+            <w:noProof/>
+            <w:webHidden/>
+          </w:rPr>
+          <w:t>10</w:t>
+        </w:r>
+        <w:r>
+          <w:rPr>
+            <w:noProof/>
+            <w:webHidden/>
+          </w:rPr>
+          <w:fldChar w:fldCharType="end"/>
+        </w:r>
+      </w:hyperlink>
+    </w:p>
+    <w:p>
+      <w:pPr>
+        <w:pStyle w:val="TOC3"/>
+        <w:tabs>
+          <w:tab w:val="right" w:leader="dot" w:pos="9350"/>
+        </w:tabs>
+        <w:rPr>
+          <w:rFonts w:asciiTheme="minorHAnsi" w:eastAsiaTheme="minorEastAsia" w:hAnsiTheme="minorHAnsi"/>
+          <w:noProof/>
+          <w:kern w:val="2"/>
+          <w:szCs w:val="24"/>
+          <w:lang w:val="es-419" w:eastAsia="es-419"/>
+          <w14:ligatures w14:val="standardContextual"/>
+        </w:rPr>
+      </w:pPr>
+      <w:hyperlink w:anchor="_Toc231766706" w:history="1">
+        <w:r>
+          <w:rPr>
+            <w:rStyle w:val="Hyperlink"/>
+            <w:rFonts w:eastAsia="Times New Roman"/>
+            <w:bCs/>
+            <w:noProof/>
+            <w:lang w:val="es-HN"/>
+          </w:rPr>
+          <w:t>1.4.3 Justificación Social</w:t>
+        </w:r>
+        <w:r>
+          <w:rPr>
+            <w:noProof/>
+            <w:webHidden/>
+          </w:rPr>
+          <w:tab/>
+        </w:r>
+        <w:r>
+          <w:rPr>
+            <w:noProof/>
+            <w:webHidden/>
+          </w:rPr>
+          <w:fldChar w:fldCharType="begin"/>
+        </w:r>
+        <w:r>
+          <w:rPr>
+            <w:noProof/>
+            <w:webHidden/>
+          </w:rPr>
+          <w:instrText xml:space="preserve"> PAGEREF _Toc231766706 \h </w:instrText>
+        </w:r>
+        <w:r>
+          <w:rPr>
+            <w:noProof/>
+            <w:webHidden/>
+          </w:rPr>
+        </w:r>
+        <w:r>
+          <w:rPr>
+            <w:noProof/>
+            <w:webHidden/>
+          </w:rPr>
+          <w:fldChar w:fldCharType="separate"/>
+        </w:r>
+        <w:r>
+          <w:rPr>
+            <w:noProof/>
+            <w:webHidden/>
+          </w:rPr>
+          <w:t>10</w:t>
+        </w:r>
+        <w:r>
+          <w:rPr>
+            <w:noProof/>
+            <w:webHidden/>
+          </w:rPr>
+          <w:fldChar w:fldCharType="end"/>
+        </w:r>
+      </w:hyperlink>
+    </w:p>
+    <w:p>
+      <w:pPr>
+        <w:pStyle w:val="TOC3"/>
+        <w:tabs>
+          <w:tab w:val="right" w:leader="dot" w:pos="9350"/>
+        </w:tabs>
+        <w:rPr>
+          <w:rFonts w:asciiTheme="minorHAnsi" w:eastAsiaTheme="minorEastAsia" w:hAnsiTheme="minorHAnsi"/>
+          <w:noProof/>
+          <w:kern w:val="2"/>
+          <w:szCs w:val="24"/>
+          <w:lang w:val="es-419" w:eastAsia="es-419"/>
+          <w14:ligatures w14:val="standardContextual"/>
+        </w:rPr>
+      </w:pPr>
+      <w:hyperlink w:anchor="_Toc231766707" w:history="1">
+        <w:r>
+          <w:rPr>
+            <w:rStyle w:val="Hyperlink"/>
+            <w:rFonts w:eastAsia="Times New Roman"/>
+            <w:bCs/>
+            <w:noProof/>
+            <w:lang w:val="es-HN"/>
+          </w:rPr>
+          <w:t>1.4.4 Justificación Económica</w:t>
+        </w:r>
+        <w:r>
+          <w:rPr>
+            <w:noProof/>
+            <w:webHidden/>
+          </w:rPr>
+          <w:tab/>
+        </w:r>
+        <w:r>
+          <w:rPr>
+            <w:noProof/>
+            <w:webHidden/>
+          </w:rPr>
+          <w:fldChar w:fldCharType="begin"/>
+        </w:r>
+        <w:r>
+          <w:rPr>
+            <w:noProof/>
+            <w:webHidden/>
+          </w:rPr>
+          <w:instrText xml:space="preserve"> PAGEREF _Toc231766707 \h </w:instrText>
+        </w:r>
+        <w:r>
+          <w:rPr>
+            <w:noProof/>
+            <w:webHidden/>
+          </w:rPr>
+        </w:r>
+        <w:r>
+          <w:rPr>
+            <w:noProof/>
+            <w:webHidden/>
+          </w:rPr>
+          <w:fldChar w:fldCharType="separate"/>
+        </w:r>
+        <w:r>
+          <w:rPr>
+            <w:noProof/>
+            <w:webHidden/>
+          </w:rPr>
+          <w:t>11</w:t>
         </w:r>
         <w:r>
           <w:rPr>
@@ -5471,11 +6318,11 @@
           <w:noProof/>
           <w:kern w:val="2"/>
           <w:szCs w:val="24"/>
-          <w:lang w:val="en-HN"/>
+          <w:lang w:val="es-419" w:eastAsia="es-419"/>
           <w14:ligatures w14:val="standardContextual"/>
         </w:rPr>
       </w:pPr>
-      <w:hyperlink w:anchor="_Toc231764589" w:history="1">
+      <w:hyperlink w:anchor="_Toc231766708" w:history="1">
         <w:r>
           <w:rPr>
             <w:rStyle w:val="Hyperlink"/>
@@ -5490,7 +6337,7 @@
             <w:noProof/>
             <w:kern w:val="2"/>
             <w:szCs w:val="24"/>
-            <w:lang w:val="en-HN"/>
+            <w:lang w:val="es-419" w:eastAsia="es-419"/>
             <w14:ligatures w14:val="standardContextual"/>
           </w:rPr>
           <w:tab/>
@@ -5522,7 +6369,7 @@
             <w:noProof/>
             <w:webHidden/>
           </w:rPr>
-          <w:instrText xml:space="preserve"> PAGEREF _Toc231764589 \h </w:instrText>
+          <w:instrText xml:space="preserve"> PAGEREF _Toc231766708 \h </w:instrText>
         </w:r>
         <w:r>
           <w:rPr>
@@ -5542,7 +6389,7 @@
             <w:noProof/>
             <w:webHidden/>
           </w:rPr>
-          <w:t>3</w:t>
+          <w:t>11</w:t>
         </w:r>
         <w:r>
           <w:rPr>
@@ -5565,11 +6412,11 @@
           <w:noProof/>
           <w:kern w:val="2"/>
           <w:szCs w:val="24"/>
-          <w:lang w:val="en-HN"/>
+          <w:lang w:val="es-419" w:eastAsia="es-419"/>
           <w14:ligatures w14:val="standardContextual"/>
         </w:rPr>
       </w:pPr>
-      <w:hyperlink w:anchor="_Toc231764590" w:history="1">
+      <w:hyperlink w:anchor="_Toc231766709" w:history="1">
         <w:r>
           <w:rPr>
             <w:rStyle w:val="Hyperlink"/>
@@ -5584,7 +6431,7 @@
             <w:noProof/>
             <w:kern w:val="2"/>
             <w:szCs w:val="24"/>
-            <w:lang w:val="en-HN"/>
+            <w:lang w:val="es-419" w:eastAsia="es-419"/>
             <w14:ligatures w14:val="standardContextual"/>
           </w:rPr>
           <w:tab/>
@@ -5616,7 +6463,7 @@
             <w:noProof/>
             <w:webHidden/>
           </w:rPr>
-          <w:instrText xml:space="preserve"> PAGEREF _Toc231764590 \h </w:instrText>
+          <w:instrText xml:space="preserve"> PAGEREF _Toc231766709 \h </w:instrText>
         </w:r>
         <w:r>
           <w:rPr>
@@ -5636,7 +6483,7 @@
             <w:noProof/>
             <w:webHidden/>
           </w:rPr>
-          <w:t>3</w:t>
+          <w:t>12</w:t>
         </w:r>
         <w:r>
           <w:rPr>
@@ -5659,11 +6506,11 @@
           <w:noProof/>
           <w:kern w:val="2"/>
           <w:szCs w:val="24"/>
-          <w:lang w:val="en-HN"/>
+          <w:lang w:val="es-419" w:eastAsia="es-419"/>
           <w14:ligatures w14:val="standardContextual"/>
         </w:rPr>
       </w:pPr>
-      <w:hyperlink w:anchor="_Toc231764591" w:history="1">
+      <w:hyperlink w:anchor="_Toc231766710" w:history="1">
         <w:r>
           <w:rPr>
             <w:rStyle w:val="Hyperlink"/>
@@ -5678,7 +6525,7 @@
             <w:noProof/>
             <w:kern w:val="2"/>
             <w:szCs w:val="24"/>
-            <w:lang w:val="en-HN"/>
+            <w:lang w:val="es-419" w:eastAsia="es-419"/>
             <w14:ligatures w14:val="standardContextual"/>
           </w:rPr>
           <w:tab/>
@@ -5710,7 +6557,7 @@
             <w:noProof/>
             <w:webHidden/>
           </w:rPr>
-          <w:instrText xml:space="preserve"> PAGEREF _Toc231764591 \h </w:instrText>
+          <w:instrText xml:space="preserve"> PAGEREF _Toc231766710 \h </w:instrText>
         </w:r>
         <w:r>
           <w:rPr>
@@ -5730,7 +6577,7 @@
             <w:noProof/>
             <w:webHidden/>
           </w:rPr>
-          <w:t>3</w:t>
+          <w:t>12</w:t>
         </w:r>
         <w:r>
           <w:rPr>
@@ -5753,11 +6600,11 @@
           <w:noProof/>
           <w:kern w:val="2"/>
           <w:szCs w:val="24"/>
-          <w:lang w:val="en-HN"/>
+          <w:lang w:val="es-419" w:eastAsia="es-419"/>
           <w14:ligatures w14:val="standardContextual"/>
         </w:rPr>
       </w:pPr>
-      <w:hyperlink w:anchor="_Toc231764592" w:history="1">
+      <w:hyperlink w:anchor="_Toc231766711" w:history="1">
         <w:r>
           <w:rPr>
             <w:rStyle w:val="Hyperlink"/>
@@ -5772,7 +6619,7 @@
             <w:noProof/>
             <w:kern w:val="2"/>
             <w:szCs w:val="24"/>
-            <w:lang w:val="en-HN"/>
+            <w:lang w:val="es-419" w:eastAsia="es-419"/>
             <w14:ligatures w14:val="standardContextual"/>
           </w:rPr>
           <w:tab/>
@@ -5804,7 +6651,7 @@
             <w:noProof/>
             <w:webHidden/>
           </w:rPr>
-          <w:instrText xml:space="preserve"> PAGEREF _Toc231764592 \h </w:instrText>
+          <w:instrText xml:space="preserve"> PAGEREF _Toc231766711 \h </w:instrText>
         </w:r>
         <w:r>
           <w:rPr>
@@ -5824,7 +6671,7 @@
             <w:noProof/>
             <w:webHidden/>
           </w:rPr>
-          <w:t>3</w:t>
+          <w:t>12</w:t>
         </w:r>
         <w:r>
           <w:rPr>
@@ -5847,11 +6694,11 @@
           <w:noProof/>
           <w:kern w:val="2"/>
           <w:szCs w:val="24"/>
-          <w:lang w:val="en-HN"/>
+          <w:lang w:val="es-419" w:eastAsia="es-419"/>
           <w14:ligatures w14:val="standardContextual"/>
         </w:rPr>
       </w:pPr>
-      <w:hyperlink w:anchor="_Toc231764593" w:history="1">
+      <w:hyperlink w:anchor="_Toc231766712" w:history="1">
         <w:r>
           <w:rPr>
             <w:rStyle w:val="Hyperlink"/>
@@ -5866,7 +6713,7 @@
             <w:noProof/>
             <w:kern w:val="2"/>
             <w:szCs w:val="24"/>
-            <w:lang w:val="en-HN"/>
+            <w:lang w:val="es-419" w:eastAsia="es-419"/>
             <w14:ligatures w14:val="standardContextual"/>
           </w:rPr>
           <w:tab/>
@@ -5898,7 +6745,7 @@
             <w:noProof/>
             <w:webHidden/>
           </w:rPr>
-          <w:instrText xml:space="preserve"> PAGEREF _Toc231764593 \h </w:instrText>
+          <w:instrText xml:space="preserve"> PAGEREF _Toc231766712 \h </w:instrText>
         </w:r>
         <w:r>
           <w:rPr>
@@ -5918,7 +6765,7 @@
             <w:noProof/>
             <w:webHidden/>
           </w:rPr>
-          <w:t>4</w:t>
+          <w:t>13</w:t>
         </w:r>
         <w:r>
           <w:rPr>
@@ -5941,11 +6788,11 @@
           <w:noProof/>
           <w:kern w:val="2"/>
           <w:szCs w:val="24"/>
-          <w:lang w:val="en-HN"/>
+          <w:lang w:val="es-419" w:eastAsia="es-419"/>
           <w14:ligatures w14:val="standardContextual"/>
         </w:rPr>
       </w:pPr>
-      <w:hyperlink w:anchor="_Toc231764594" w:history="1">
+      <w:hyperlink w:anchor="_Toc231766713" w:history="1">
         <w:r>
           <w:rPr>
             <w:rStyle w:val="Hyperlink"/>
@@ -5960,7 +6807,7 @@
             <w:noProof/>
             <w:kern w:val="2"/>
             <w:szCs w:val="24"/>
-            <w:lang w:val="en-HN"/>
+            <w:lang w:val="es-419" w:eastAsia="es-419"/>
             <w14:ligatures w14:val="standardContextual"/>
           </w:rPr>
           <w:tab/>
@@ -5971,23 +6818,7 @@
             <w:noProof/>
             <w:lang w:val="es-HN"/>
           </w:rPr>
-          <w:t>LIMITAC</w:t>
-        </w:r>
-        <w:r>
-          <w:rPr>
-            <w:rStyle w:val="Hyperlink"/>
-            <w:noProof/>
-            <w:lang w:val="es-HN"/>
-          </w:rPr>
-          <w:t>I</w:t>
-        </w:r>
-        <w:r>
-          <w:rPr>
-            <w:rStyle w:val="Hyperlink"/>
-            <w:noProof/>
-            <w:lang w:val="es-HN"/>
-          </w:rPr>
-          <w:t>ONES</w:t>
+          <w:t>LIMITACIONES</w:t>
         </w:r>
         <w:r>
           <w:rPr>
@@ -6008,7 +6839,7 @@
             <w:noProof/>
             <w:webHidden/>
           </w:rPr>
-          <w:instrText xml:space="preserve"> PAGEREF _Toc231764594 \h </w:instrText>
+          <w:instrText xml:space="preserve"> PAGEREF _Toc231766713 \h </w:instrText>
         </w:r>
         <w:r>
           <w:rPr>
@@ -6028,7 +6859,7 @@
             <w:noProof/>
             <w:webHidden/>
           </w:rPr>
-          <w:t>5</w:t>
+          <w:t>13</w:t>
         </w:r>
         <w:r>
           <w:rPr>
@@ -6047,11 +6878,11 @@
           <w:noProof/>
           <w:kern w:val="2"/>
           <w:szCs w:val="24"/>
-          <w:lang w:val="en-HN"/>
+          <w:lang w:val="es-419" w:eastAsia="es-419"/>
           <w14:ligatures w14:val="standardContextual"/>
         </w:rPr>
       </w:pPr>
-      <w:hyperlink w:anchor="_Toc231764595" w:history="1">
+      <w:hyperlink w:anchor="_Toc231766714" w:history="1">
         <w:r>
           <w:rPr>
             <w:rStyle w:val="Hyperlink"/>
@@ -6078,7 +6909,7 @@
             <w:noProof/>
             <w:webHidden/>
           </w:rPr>
-          <w:instrText xml:space="preserve"> PAGEREF _Toc231764595 \h </w:instrText>
+          <w:instrText xml:space="preserve"> PAGEREF _Toc231766714 \h </w:instrText>
         </w:r>
         <w:r>
           <w:rPr>
@@ -6098,7 +6929,7 @@
             <w:noProof/>
             <w:webHidden/>
           </w:rPr>
-          <w:t>7</w:t>
+          <w:t>15</w:t>
         </w:r>
         <w:r>
           <w:rPr>
@@ -6121,11 +6952,11 @@
           <w:noProof/>
           <w:kern w:val="2"/>
           <w:szCs w:val="24"/>
-          <w:lang w:val="en-HN"/>
+          <w:lang w:val="es-419" w:eastAsia="es-419"/>
           <w14:ligatures w14:val="standardContextual"/>
         </w:rPr>
       </w:pPr>
-      <w:hyperlink w:anchor="_Toc231764596" w:history="1">
+      <w:hyperlink w:anchor="_Toc231766715" w:history="1">
         <w:r>
           <w:rPr>
             <w:rStyle w:val="Hyperlink"/>
@@ -6140,7 +6971,7 @@
             <w:noProof/>
             <w:kern w:val="2"/>
             <w:szCs w:val="24"/>
-            <w:lang w:val="en-HN"/>
+            <w:lang w:val="es-419" w:eastAsia="es-419"/>
             <w14:ligatures w14:val="standardContextual"/>
           </w:rPr>
           <w:tab/>
@@ -6172,7 +7003,7 @@
             <w:noProof/>
             <w:webHidden/>
           </w:rPr>
-          <w:instrText xml:space="preserve"> PAGEREF _Toc231764596 \h </w:instrText>
+          <w:instrText xml:space="preserve"> PAGEREF _Toc231766715 \h </w:instrText>
         </w:r>
         <w:r>
           <w:rPr>
@@ -6192,7 +7023,7 @@
             <w:noProof/>
             <w:webHidden/>
           </w:rPr>
-          <w:t>7</w:t>
+          <w:t>15</w:t>
         </w:r>
         <w:r>
           <w:rPr>
@@ -6215,11 +7046,11 @@
           <w:noProof/>
           <w:kern w:val="2"/>
           <w:szCs w:val="24"/>
-          <w:lang w:val="en-HN"/>
+          <w:lang w:val="es-419" w:eastAsia="es-419"/>
           <w14:ligatures w14:val="standardContextual"/>
         </w:rPr>
       </w:pPr>
-      <w:hyperlink w:anchor="_Toc231764597" w:history="1">
+      <w:hyperlink w:anchor="_Toc231766716" w:history="1">
         <w:r>
           <w:rPr>
             <w:rStyle w:val="Hyperlink"/>
@@ -6234,7 +7065,7 @@
             <w:noProof/>
             <w:kern w:val="2"/>
             <w:szCs w:val="24"/>
-            <w:lang w:val="en-HN"/>
+            <w:lang w:val="es-419" w:eastAsia="es-419"/>
             <w14:ligatures w14:val="standardContextual"/>
           </w:rPr>
           <w:tab/>
@@ -6266,7 +7097,7 @@
             <w:noProof/>
             <w:webHidden/>
           </w:rPr>
-          <w:instrText xml:space="preserve"> PAGEREF _Toc231764597 \h </w:instrText>
+          <w:instrText xml:space="preserve"> PAGEREF _Toc231766716 \h </w:instrText>
         </w:r>
         <w:r>
           <w:rPr>
@@ -6286,7 +7117,7 @@
             <w:noProof/>
             <w:webHidden/>
           </w:rPr>
-          <w:t>7</w:t>
+          <w:t>15</w:t>
         </w:r>
         <w:r>
           <w:rPr>
@@ -6309,11 +7140,11 @@
           <w:noProof/>
           <w:kern w:val="2"/>
           <w:szCs w:val="24"/>
-          <w:lang w:val="en-HN"/>
+          <w:lang w:val="es-419" w:eastAsia="es-419"/>
           <w14:ligatures w14:val="standardContextual"/>
         </w:rPr>
       </w:pPr>
-      <w:hyperlink w:anchor="_Toc231764598" w:history="1">
+      <w:hyperlink w:anchor="_Toc231766717" w:history="1">
         <w:r>
           <w:rPr>
             <w:rStyle w:val="Hyperlink"/>
@@ -6328,7 +7159,7 @@
             <w:noProof/>
             <w:kern w:val="2"/>
             <w:szCs w:val="24"/>
-            <w:lang w:val="en-HN"/>
+            <w:lang w:val="es-419" w:eastAsia="es-419"/>
             <w14:ligatures w14:val="standardContextual"/>
           </w:rPr>
           <w:tab/>
@@ -6360,7 +7191,7 @@
             <w:noProof/>
             <w:webHidden/>
           </w:rPr>
-          <w:instrText xml:space="preserve"> PAGEREF _Toc231764598 \h </w:instrText>
+          <w:instrText xml:space="preserve"> PAGEREF _Toc231766717 \h </w:instrText>
         </w:r>
         <w:r>
           <w:rPr>
@@ -6380,7 +7211,7 @@
             <w:noProof/>
             <w:webHidden/>
           </w:rPr>
-          <w:t>7</w:t>
+          <w:t>15</w:t>
         </w:r>
         <w:r>
           <w:rPr>
@@ -6403,11 +7234,11 @@
           <w:noProof/>
           <w:kern w:val="2"/>
           <w:szCs w:val="24"/>
-          <w:lang w:val="en-HN"/>
+          <w:lang w:val="es-419" w:eastAsia="es-419"/>
           <w14:ligatures w14:val="standardContextual"/>
         </w:rPr>
       </w:pPr>
-      <w:hyperlink w:anchor="_Toc231764599" w:history="1">
+      <w:hyperlink w:anchor="_Toc231766718" w:history="1">
         <w:r>
           <w:rPr>
             <w:rStyle w:val="Hyperlink"/>
@@ -6422,7 +7253,7 @@
             <w:noProof/>
             <w:kern w:val="2"/>
             <w:szCs w:val="24"/>
-            <w:lang w:val="en-HN"/>
+            <w:lang w:val="es-419" w:eastAsia="es-419"/>
             <w14:ligatures w14:val="standardContextual"/>
           </w:rPr>
           <w:tab/>
@@ -6454,7 +7285,7 @@
             <w:noProof/>
             <w:webHidden/>
           </w:rPr>
-          <w:instrText xml:space="preserve"> PAGEREF _Toc231764599 \h </w:instrText>
+          <w:instrText xml:space="preserve"> PAGEREF _Toc231766718 \h </w:instrText>
         </w:r>
         <w:r>
           <w:rPr>
@@ -6474,7 +7305,7 @@
             <w:noProof/>
             <w:webHidden/>
           </w:rPr>
-          <w:t>7</w:t>
+          <w:t>15</w:t>
         </w:r>
         <w:r>
           <w:rPr>
@@ -6497,11 +7328,11 @@
           <w:noProof/>
           <w:kern w:val="2"/>
           <w:szCs w:val="24"/>
-          <w:lang w:val="en-HN"/>
+          <w:lang w:val="es-419" w:eastAsia="es-419"/>
           <w14:ligatures w14:val="standardContextual"/>
         </w:rPr>
       </w:pPr>
-      <w:hyperlink w:anchor="_Toc231764600" w:history="1">
+      <w:hyperlink w:anchor="_Toc231766719" w:history="1">
         <w:r>
           <w:rPr>
             <w:rStyle w:val="Hyperlink"/>
@@ -6516,7 +7347,7 @@
             <w:noProof/>
             <w:kern w:val="2"/>
             <w:szCs w:val="24"/>
-            <w:lang w:val="en-HN"/>
+            <w:lang w:val="es-419" w:eastAsia="es-419"/>
             <w14:ligatures w14:val="standardContextual"/>
           </w:rPr>
           <w:tab/>
@@ -6548,7 +7379,7 @@
             <w:noProof/>
             <w:webHidden/>
           </w:rPr>
-          <w:instrText xml:space="preserve"> PAGEREF _Toc231764600 \h </w:instrText>
+          <w:instrText xml:space="preserve"> PAGEREF _Toc231766719 \h </w:instrText>
         </w:r>
         <w:r>
           <w:rPr>
@@ -6568,7 +7399,7 @@
             <w:noProof/>
             <w:webHidden/>
           </w:rPr>
-          <w:t>7</w:t>
+          <w:t>15</w:t>
         </w:r>
         <w:r>
           <w:rPr>
@@ -6591,11 +7422,11 @@
           <w:noProof/>
           <w:kern w:val="2"/>
           <w:szCs w:val="24"/>
-          <w:lang w:val="en-HN"/>
+          <w:lang w:val="es-419" w:eastAsia="es-419"/>
           <w14:ligatures w14:val="standardContextual"/>
         </w:rPr>
       </w:pPr>
-      <w:hyperlink w:anchor="_Toc231764601" w:history="1">
+      <w:hyperlink w:anchor="_Toc231766720" w:history="1">
         <w:r>
           <w:rPr>
             <w:rStyle w:val="Hyperlink"/>
@@ -6610,7 +7441,7 @@
             <w:noProof/>
             <w:kern w:val="2"/>
             <w:szCs w:val="24"/>
-            <w:lang w:val="en-HN"/>
+            <w:lang w:val="es-419" w:eastAsia="es-419"/>
             <w14:ligatures w14:val="standardContextual"/>
           </w:rPr>
           <w:tab/>
@@ -6642,7 +7473,7 @@
             <w:noProof/>
             <w:webHidden/>
           </w:rPr>
-          <w:instrText xml:space="preserve"> PAGEREF _Toc231764601 \h </w:instrText>
+          <w:instrText xml:space="preserve"> PAGEREF _Toc231766720 \h </w:instrText>
         </w:r>
         <w:r>
           <w:rPr>
@@ -6662,7 +7493,7 @@
             <w:noProof/>
             <w:webHidden/>
           </w:rPr>
-          <w:t>7</w:t>
+          <w:t>15</w:t>
         </w:r>
         <w:r>
           <w:rPr>
@@ -6685,11 +7516,11 @@
           <w:noProof/>
           <w:kern w:val="2"/>
           <w:szCs w:val="24"/>
-          <w:lang w:val="en-HN"/>
+          <w:lang w:val="es-419" w:eastAsia="es-419"/>
           <w14:ligatures w14:val="standardContextual"/>
         </w:rPr>
       </w:pPr>
-      <w:hyperlink w:anchor="_Toc231764602" w:history="1">
+      <w:hyperlink w:anchor="_Toc231766721" w:history="1">
         <w:r>
           <w:rPr>
             <w:rStyle w:val="Hyperlink"/>
@@ -6704,7 +7535,7 @@
             <w:noProof/>
             <w:kern w:val="2"/>
             <w:szCs w:val="24"/>
-            <w:lang w:val="en-HN"/>
+            <w:lang w:val="es-419" w:eastAsia="es-419"/>
             <w14:ligatures w14:val="standardContextual"/>
           </w:rPr>
           <w:tab/>
@@ -6736,7 +7567,7 @@
             <w:noProof/>
             <w:webHidden/>
           </w:rPr>
-          <w:instrText xml:space="preserve"> PAGEREF _Toc231764602 \h </w:instrText>
+          <w:instrText xml:space="preserve"> PAGEREF _Toc231766721 \h </w:instrText>
         </w:r>
         <w:r>
           <w:rPr>
@@ -6756,7 +7587,7 @@
             <w:noProof/>
             <w:webHidden/>
           </w:rPr>
-          <w:t>8</w:t>
+          <w:t>16</w:t>
         </w:r>
         <w:r>
           <w:rPr>
@@ -6775,11 +7606,11 @@
           <w:noProof/>
           <w:kern w:val="2"/>
           <w:szCs w:val="24"/>
-          <w:lang w:val="en-HN"/>
+          <w:lang w:val="es-419" w:eastAsia="es-419"/>
           <w14:ligatures w14:val="standardContextual"/>
         </w:rPr>
       </w:pPr>
-      <w:hyperlink w:anchor="_Toc231764603" w:history="1">
+      <w:hyperlink w:anchor="_Toc231766722" w:history="1">
         <w:r>
           <w:rPr>
             <w:rStyle w:val="Hyperlink"/>
@@ -6806,7 +7637,7 @@
             <w:noProof/>
             <w:webHidden/>
           </w:rPr>
-          <w:instrText xml:space="preserve"> PAGEREF _Toc231764603 \h </w:instrText>
+          <w:instrText xml:space="preserve"> PAGEREF _Toc231766722 \h </w:instrText>
         </w:r>
         <w:r>
           <w:rPr>
@@ -6826,7 +7657,7 @@
             <w:noProof/>
             <w:webHidden/>
           </w:rPr>
-          <w:t>9</w:t>
+          <w:t>17</w:t>
         </w:r>
         <w:r>
           <w:rPr>
@@ -6849,11 +7680,11 @@
           <w:noProof/>
           <w:kern w:val="2"/>
           <w:szCs w:val="24"/>
-          <w:lang w:val="en-HN"/>
+          <w:lang w:val="es-419" w:eastAsia="es-419"/>
           <w14:ligatures w14:val="standardContextual"/>
         </w:rPr>
       </w:pPr>
-      <w:hyperlink w:anchor="_Toc231764605" w:history="1">
+      <w:hyperlink w:anchor="_Toc231766724" w:history="1">
         <w:r>
           <w:rPr>
             <w:rStyle w:val="Hyperlink"/>
@@ -6868,7 +7699,7 @@
             <w:noProof/>
             <w:kern w:val="2"/>
             <w:szCs w:val="24"/>
-            <w:lang w:val="en-HN"/>
+            <w:lang w:val="es-419" w:eastAsia="es-419"/>
             <w14:ligatures w14:val="standardContextual"/>
           </w:rPr>
           <w:tab/>
@@ -6900,7 +7731,7 @@
             <w:noProof/>
             <w:webHidden/>
           </w:rPr>
-          <w:instrText xml:space="preserve"> PAGEREF _Toc231764605 \h </w:instrText>
+          <w:instrText xml:space="preserve"> PAGEREF _Toc231766724 \h </w:instrText>
         </w:r>
         <w:r>
           <w:rPr>
@@ -6920,7 +7751,7 @@
             <w:noProof/>
             <w:webHidden/>
           </w:rPr>
-          <w:t>9</w:t>
+          <w:t>17</w:t>
         </w:r>
         <w:r>
           <w:rPr>
@@ -6943,11 +7774,11 @@
           <w:noProof/>
           <w:kern w:val="2"/>
           <w:szCs w:val="24"/>
-          <w:lang w:val="en-HN"/>
+          <w:lang w:val="es-419" w:eastAsia="es-419"/>
           <w14:ligatures w14:val="standardContextual"/>
         </w:rPr>
       </w:pPr>
-      <w:hyperlink w:anchor="_Toc231764606" w:history="1">
+      <w:hyperlink w:anchor="_Toc231766725" w:history="1">
         <w:r>
           <w:rPr>
             <w:rStyle w:val="Hyperlink"/>
@@ -6962,7 +7793,7 @@
             <w:noProof/>
             <w:kern w:val="2"/>
             <w:szCs w:val="24"/>
-            <w:lang w:val="en-HN"/>
+            <w:lang w:val="es-419" w:eastAsia="es-419"/>
             <w14:ligatures w14:val="standardContextual"/>
           </w:rPr>
           <w:tab/>
@@ -6994,7 +7825,7 @@
             <w:noProof/>
             <w:webHidden/>
           </w:rPr>
-          <w:instrText xml:space="preserve"> PAGEREF _Toc231764606 \h </w:instrText>
+          <w:instrText xml:space="preserve"> PAGEREF _Toc231766725 \h </w:instrText>
         </w:r>
         <w:r>
           <w:rPr>
@@ -7014,7 +7845,7 @@
             <w:noProof/>
             <w:webHidden/>
           </w:rPr>
-          <w:t>9</w:t>
+          <w:t>17</w:t>
         </w:r>
         <w:r>
           <w:rPr>
@@ -7037,11 +7868,11 @@
           <w:noProof/>
           <w:kern w:val="2"/>
           <w:szCs w:val="24"/>
-          <w:lang w:val="en-HN"/>
+          <w:lang w:val="es-419" w:eastAsia="es-419"/>
           <w14:ligatures w14:val="standardContextual"/>
         </w:rPr>
       </w:pPr>
-      <w:hyperlink w:anchor="_Toc231764607" w:history="1">
+      <w:hyperlink w:anchor="_Toc231766726" w:history="1">
         <w:r>
           <w:rPr>
             <w:rStyle w:val="Hyperlink"/>
@@ -7056,7 +7887,7 @@
             <w:noProof/>
             <w:kern w:val="2"/>
             <w:szCs w:val="24"/>
-            <w:lang w:val="en-HN"/>
+            <w:lang w:val="es-419" w:eastAsia="es-419"/>
             <w14:ligatures w14:val="standardContextual"/>
           </w:rPr>
           <w:tab/>
@@ -7088,7 +7919,7 @@
             <w:noProof/>
             <w:webHidden/>
           </w:rPr>
-          <w:instrText xml:space="preserve"> PAGEREF _Toc231764607 \h </w:instrText>
+          <w:instrText xml:space="preserve"> PAGEREF _Toc231766726 \h </w:instrText>
         </w:r>
         <w:r>
           <w:rPr>
@@ -7108,7 +7939,7 @@
             <w:noProof/>
             <w:webHidden/>
           </w:rPr>
-          <w:t>9</w:t>
+          <w:t>17</w:t>
         </w:r>
         <w:r>
           <w:rPr>
@@ -7131,11 +7962,11 @@
           <w:noProof/>
           <w:kern w:val="2"/>
           <w:szCs w:val="24"/>
-          <w:lang w:val="en-HN"/>
+          <w:lang w:val="es-419" w:eastAsia="es-419"/>
           <w14:ligatures w14:val="standardContextual"/>
         </w:rPr>
       </w:pPr>
-      <w:hyperlink w:anchor="_Toc231764608" w:history="1">
+      <w:hyperlink w:anchor="_Toc231766727" w:history="1">
         <w:r>
           <w:rPr>
             <w:rStyle w:val="Hyperlink"/>
@@ -7150,7 +7981,7 @@
             <w:noProof/>
             <w:kern w:val="2"/>
             <w:szCs w:val="24"/>
-            <w:lang w:val="en-HN"/>
+            <w:lang w:val="es-419" w:eastAsia="es-419"/>
             <w14:ligatures w14:val="standardContextual"/>
           </w:rPr>
           <w:tab/>
@@ -7182,7 +8013,7 @@
             <w:noProof/>
             <w:webHidden/>
           </w:rPr>
-          <w:instrText xml:space="preserve"> PAGEREF _Toc231764608 \h </w:instrText>
+          <w:instrText xml:space="preserve"> PAGEREF _Toc231766727 \h </w:instrText>
         </w:r>
         <w:r>
           <w:rPr>
@@ -7202,7 +8033,7 @@
             <w:noProof/>
             <w:webHidden/>
           </w:rPr>
-          <w:t>10</w:t>
+          <w:t>18</w:t>
         </w:r>
         <w:r>
           <w:rPr>
@@ -7225,11 +8056,11 @@
           <w:noProof/>
           <w:kern w:val="2"/>
           <w:szCs w:val="24"/>
-          <w:lang w:val="en-HN"/>
+          <w:lang w:val="es-419" w:eastAsia="es-419"/>
           <w14:ligatures w14:val="standardContextual"/>
         </w:rPr>
       </w:pPr>
-      <w:hyperlink w:anchor="_Toc231764609" w:history="1">
+      <w:hyperlink w:anchor="_Toc231766728" w:history="1">
         <w:r>
           <w:rPr>
             <w:rStyle w:val="Hyperlink"/>
@@ -7244,7 +8075,7 @@
             <w:noProof/>
             <w:kern w:val="2"/>
             <w:szCs w:val="24"/>
-            <w:lang w:val="en-HN"/>
+            <w:lang w:val="es-419" w:eastAsia="es-419"/>
             <w14:ligatures w14:val="standardContextual"/>
           </w:rPr>
           <w:tab/>
@@ -7276,7 +8107,7 @@
             <w:noProof/>
             <w:webHidden/>
           </w:rPr>
-          <w:instrText xml:space="preserve"> PAGEREF _Toc231764609 \h </w:instrText>
+          <w:instrText xml:space="preserve"> PAGEREF _Toc231766728 \h </w:instrText>
         </w:r>
         <w:r>
           <w:rPr>
@@ -7296,7 +8127,7 @@
             <w:noProof/>
             <w:webHidden/>
           </w:rPr>
-          <w:t>10</w:t>
+          <w:t>18</w:t>
         </w:r>
         <w:r>
           <w:rPr>
@@ -7319,11 +8150,11 @@
           <w:noProof/>
           <w:kern w:val="2"/>
           <w:szCs w:val="24"/>
-          <w:lang w:val="en-HN"/>
+          <w:lang w:val="es-419" w:eastAsia="es-419"/>
           <w14:ligatures w14:val="standardContextual"/>
         </w:rPr>
       </w:pPr>
-      <w:hyperlink w:anchor="_Toc231764610" w:history="1">
+      <w:hyperlink w:anchor="_Toc231766729" w:history="1">
         <w:r>
           <w:rPr>
             <w:rStyle w:val="Hyperlink"/>
@@ -7338,7 +8169,7 @@
             <w:noProof/>
             <w:kern w:val="2"/>
             <w:szCs w:val="24"/>
-            <w:lang w:val="en-HN"/>
+            <w:lang w:val="es-419" w:eastAsia="es-419"/>
             <w14:ligatures w14:val="standardContextual"/>
           </w:rPr>
           <w:tab/>
@@ -7370,7 +8201,7 @@
             <w:noProof/>
             <w:webHidden/>
           </w:rPr>
-          <w:instrText xml:space="preserve"> PAGEREF _Toc231764610 \h </w:instrText>
+          <w:instrText xml:space="preserve"> PAGEREF _Toc231766729 \h </w:instrText>
         </w:r>
         <w:r>
           <w:rPr>
@@ -7390,7 +8221,7 @@
             <w:noProof/>
             <w:webHidden/>
           </w:rPr>
-          <w:t>10</w:t>
+          <w:t>18</w:t>
         </w:r>
         <w:r>
           <w:rPr>
@@ -7413,11 +8244,11 @@
           <w:noProof/>
           <w:kern w:val="2"/>
           <w:szCs w:val="24"/>
-          <w:lang w:val="en-HN"/>
+          <w:lang w:val="es-419" w:eastAsia="es-419"/>
           <w14:ligatures w14:val="standardContextual"/>
         </w:rPr>
       </w:pPr>
-      <w:hyperlink w:anchor="_Toc231764611" w:history="1">
+      <w:hyperlink w:anchor="_Toc231766730" w:history="1">
         <w:r>
           <w:rPr>
             <w:rStyle w:val="Hyperlink"/>
@@ -7432,7 +8263,7 @@
             <w:noProof/>
             <w:kern w:val="2"/>
             <w:szCs w:val="24"/>
-            <w:lang w:val="en-HN"/>
+            <w:lang w:val="es-419" w:eastAsia="es-419"/>
             <w14:ligatures w14:val="standardContextual"/>
           </w:rPr>
           <w:tab/>
@@ -7464,7 +8295,7 @@
             <w:noProof/>
             <w:webHidden/>
           </w:rPr>
-          <w:instrText xml:space="preserve"> PAGEREF _Toc231764611 \h </w:instrText>
+          <w:instrText xml:space="preserve"> PAGEREF _Toc231766730 \h </w:instrText>
         </w:r>
         <w:r>
           <w:rPr>
@@ -7484,7 +8315,7 @@
             <w:noProof/>
             <w:webHidden/>
           </w:rPr>
-          <w:t>10</w:t>
+          <w:t>18</w:t>
         </w:r>
         <w:r>
           <w:rPr>
@@ -7507,11 +8338,11 @@
           <w:noProof/>
           <w:kern w:val="2"/>
           <w:szCs w:val="24"/>
-          <w:lang w:val="en-HN"/>
+          <w:lang w:val="es-419" w:eastAsia="es-419"/>
           <w14:ligatures w14:val="standardContextual"/>
         </w:rPr>
       </w:pPr>
-      <w:hyperlink w:anchor="_Toc231764612" w:history="1">
+      <w:hyperlink w:anchor="_Toc231766731" w:history="1">
         <w:r>
           <w:rPr>
             <w:rStyle w:val="Hyperlink"/>
@@ -7526,7 +8357,7 @@
             <w:noProof/>
             <w:kern w:val="2"/>
             <w:szCs w:val="24"/>
-            <w:lang w:val="en-HN"/>
+            <w:lang w:val="es-419" w:eastAsia="es-419"/>
             <w14:ligatures w14:val="standardContextual"/>
           </w:rPr>
           <w:tab/>
@@ -7558,7 +8389,7 @@
             <w:noProof/>
             <w:webHidden/>
           </w:rPr>
-          <w:instrText xml:space="preserve"> PAGEREF _Toc231764612 \h </w:instrText>
+          <w:instrText xml:space="preserve"> PAGEREF _Toc231766731 \h </w:instrText>
         </w:r>
         <w:r>
           <w:rPr>
@@ -7578,7 +8409,7 @@
             <w:noProof/>
             <w:webHidden/>
           </w:rPr>
-          <w:t>11</w:t>
+          <w:t>19</w:t>
         </w:r>
         <w:r>
           <w:rPr>
@@ -7601,11 +8432,11 @@
           <w:noProof/>
           <w:kern w:val="2"/>
           <w:szCs w:val="24"/>
-          <w:lang w:val="en-HN"/>
+          <w:lang w:val="es-419" w:eastAsia="es-419"/>
           <w14:ligatures w14:val="standardContextual"/>
         </w:rPr>
       </w:pPr>
-      <w:hyperlink w:anchor="_Toc231764613" w:history="1">
+      <w:hyperlink w:anchor="_Toc231766732" w:history="1">
         <w:r>
           <w:rPr>
             <w:rStyle w:val="Hyperlink"/>
@@ -7620,7 +8451,7 @@
             <w:noProof/>
             <w:kern w:val="2"/>
             <w:szCs w:val="24"/>
-            <w:lang w:val="en-HN"/>
+            <w:lang w:val="es-419" w:eastAsia="es-419"/>
             <w14:ligatures w14:val="standardContextual"/>
           </w:rPr>
           <w:tab/>
@@ -7652,7 +8483,7 @@
             <w:noProof/>
             <w:webHidden/>
           </w:rPr>
-          <w:instrText xml:space="preserve"> PAGEREF _Toc231764613 \h </w:instrText>
+          <w:instrText xml:space="preserve"> PAGEREF _Toc231766732 \h </w:instrText>
         </w:r>
         <w:r>
           <w:rPr>
@@ -7672,7 +8503,7 @@
             <w:noProof/>
             <w:webHidden/>
           </w:rPr>
-          <w:t>11</w:t>
+          <w:t>19</w:t>
         </w:r>
         <w:r>
           <w:rPr>
@@ -7695,11 +8526,11 @@
           <w:noProof/>
           <w:kern w:val="2"/>
           <w:szCs w:val="24"/>
-          <w:lang w:val="en-HN"/>
+          <w:lang w:val="es-419" w:eastAsia="es-419"/>
           <w14:ligatures w14:val="standardContextual"/>
         </w:rPr>
       </w:pPr>
-      <w:hyperlink w:anchor="_Toc231764614" w:history="1">
+      <w:hyperlink w:anchor="_Toc231766733" w:history="1">
         <w:r>
           <w:rPr>
             <w:rStyle w:val="Hyperlink"/>
@@ -7714,7 +8545,7 @@
             <w:noProof/>
             <w:kern w:val="2"/>
             <w:szCs w:val="24"/>
-            <w:lang w:val="en-HN"/>
+            <w:lang w:val="es-419" w:eastAsia="es-419"/>
             <w14:ligatures w14:val="standardContextual"/>
           </w:rPr>
           <w:tab/>
@@ -7746,7 +8577,7 @@
             <w:noProof/>
             <w:webHidden/>
           </w:rPr>
-          <w:instrText xml:space="preserve"> PAGEREF _Toc231764614 \h </w:instrText>
+          <w:instrText xml:space="preserve"> PAGEREF _Toc231766733 \h </w:instrText>
         </w:r>
         <w:r>
           <w:rPr>
@@ -7766,7 +8597,7 @@
             <w:noProof/>
             <w:webHidden/>
           </w:rPr>
-          <w:t>11</w:t>
+          <w:t>19</w:t>
         </w:r>
         <w:r>
           <w:rPr>
@@ -7789,11 +8620,11 @@
           <w:noProof/>
           <w:kern w:val="2"/>
           <w:szCs w:val="24"/>
-          <w:lang w:val="en-HN"/>
+          <w:lang w:val="es-419" w:eastAsia="es-419"/>
           <w14:ligatures w14:val="standardContextual"/>
         </w:rPr>
       </w:pPr>
-      <w:hyperlink w:anchor="_Toc231764615" w:history="1">
+      <w:hyperlink w:anchor="_Toc231766734" w:history="1">
         <w:r>
           <w:rPr>
             <w:rStyle w:val="Hyperlink"/>
@@ -7808,7 +8639,7 @@
             <w:noProof/>
             <w:kern w:val="2"/>
             <w:szCs w:val="24"/>
-            <w:lang w:val="en-HN"/>
+            <w:lang w:val="es-419" w:eastAsia="es-419"/>
             <w14:ligatures w14:val="standardContextual"/>
           </w:rPr>
           <w:tab/>
@@ -7840,7 +8671,7 @@
             <w:noProof/>
             <w:webHidden/>
           </w:rPr>
-          <w:instrText xml:space="preserve"> PAGEREF _Toc231764615 \h </w:instrText>
+          <w:instrText xml:space="preserve"> PAGEREF _Toc231766734 \h </w:instrText>
         </w:r>
         <w:r>
           <w:rPr>
@@ -7860,7 +8691,7 @@
             <w:noProof/>
             <w:webHidden/>
           </w:rPr>
-          <w:t>11</w:t>
+          <w:t>19</w:t>
         </w:r>
         <w:r>
           <w:rPr>
@@ -7883,11 +8714,11 @@
           <w:noProof/>
           <w:kern w:val="2"/>
           <w:szCs w:val="24"/>
-          <w:lang w:val="en-HN"/>
+          <w:lang w:val="es-419" w:eastAsia="es-419"/>
           <w14:ligatures w14:val="standardContextual"/>
         </w:rPr>
       </w:pPr>
-      <w:hyperlink w:anchor="_Toc231764616" w:history="1">
+      <w:hyperlink w:anchor="_Toc231766735" w:history="1">
         <w:r>
           <w:rPr>
             <w:rStyle w:val="Hyperlink"/>
@@ -7902,7 +8733,7 @@
             <w:noProof/>
             <w:kern w:val="2"/>
             <w:szCs w:val="24"/>
-            <w:lang w:val="en-HN"/>
+            <w:lang w:val="es-419" w:eastAsia="es-419"/>
             <w14:ligatures w14:val="standardContextual"/>
           </w:rPr>
           <w:tab/>
@@ -7934,7 +8765,7 @@
             <w:noProof/>
             <w:webHidden/>
           </w:rPr>
-          <w:instrText xml:space="preserve"> PAGEREF _Toc231764616 \h </w:instrText>
+          <w:instrText xml:space="preserve"> PAGEREF _Toc231766735 \h </w:instrText>
         </w:r>
         <w:r>
           <w:rPr>
@@ -7954,7 +8785,7 @@
             <w:noProof/>
             <w:webHidden/>
           </w:rPr>
-          <w:t>12</w:t>
+          <w:t>20</w:t>
         </w:r>
         <w:r>
           <w:rPr>
@@ -7977,11 +8808,11 @@
           <w:noProof/>
           <w:kern w:val="2"/>
           <w:szCs w:val="24"/>
-          <w:lang w:val="en-HN"/>
+          <w:lang w:val="es-419" w:eastAsia="es-419"/>
           <w14:ligatures w14:val="standardContextual"/>
         </w:rPr>
       </w:pPr>
-      <w:hyperlink w:anchor="_Toc231764617" w:history="1">
+      <w:hyperlink w:anchor="_Toc231766736" w:history="1">
         <w:r>
           <w:rPr>
             <w:rStyle w:val="Hyperlink"/>
@@ -7996,7 +8827,7 @@
             <w:noProof/>
             <w:kern w:val="2"/>
             <w:szCs w:val="24"/>
-            <w:lang w:val="en-HN"/>
+            <w:lang w:val="es-419" w:eastAsia="es-419"/>
             <w14:ligatures w14:val="standardContextual"/>
           </w:rPr>
           <w:tab/>
@@ -8028,7 +8859,7 @@
             <w:noProof/>
             <w:webHidden/>
           </w:rPr>
-          <w:instrText xml:space="preserve"> PAGEREF _Toc231764617 \h </w:instrText>
+          <w:instrText xml:space="preserve"> PAGEREF _Toc231766736 \h </w:instrText>
         </w:r>
         <w:r>
           <w:rPr>
@@ -8048,7 +8879,7 @@
             <w:noProof/>
             <w:webHidden/>
           </w:rPr>
-          <w:t>12</w:t>
+          <w:t>20</w:t>
         </w:r>
         <w:r>
           <w:rPr>
@@ -8071,11 +8902,11 @@
           <w:noProof/>
           <w:kern w:val="2"/>
           <w:szCs w:val="24"/>
-          <w:lang w:val="en-HN"/>
+          <w:lang w:val="es-419" w:eastAsia="es-419"/>
           <w14:ligatures w14:val="standardContextual"/>
         </w:rPr>
       </w:pPr>
-      <w:hyperlink w:anchor="_Toc231764618" w:history="1">
+      <w:hyperlink w:anchor="_Toc231766737" w:history="1">
         <w:r>
           <w:rPr>
             <w:rStyle w:val="Hyperlink"/>
@@ -8090,7 +8921,7 @@
             <w:noProof/>
             <w:kern w:val="2"/>
             <w:szCs w:val="24"/>
-            <w:lang w:val="en-HN"/>
+            <w:lang w:val="es-419" w:eastAsia="es-419"/>
             <w14:ligatures w14:val="standardContextual"/>
           </w:rPr>
           <w:tab/>
@@ -8122,7 +8953,7 @@
             <w:noProof/>
             <w:webHidden/>
           </w:rPr>
-          <w:instrText xml:space="preserve"> PAGEREF _Toc231764618 \h </w:instrText>
+          <w:instrText xml:space="preserve"> PAGEREF _Toc231766737 \h </w:instrText>
         </w:r>
         <w:r>
           <w:rPr>
@@ -8142,7 +8973,7 @@
             <w:noProof/>
             <w:webHidden/>
           </w:rPr>
-          <w:t>12</w:t>
+          <w:t>20</w:t>
         </w:r>
         <w:r>
           <w:rPr>
@@ -8161,11 +8992,11 @@
           <w:noProof/>
           <w:kern w:val="2"/>
           <w:szCs w:val="24"/>
-          <w:lang w:val="en-HN"/>
+          <w:lang w:val="es-419" w:eastAsia="es-419"/>
           <w14:ligatures w14:val="standardContextual"/>
         </w:rPr>
       </w:pPr>
-      <w:hyperlink w:anchor="_Toc231764619" w:history="1">
+      <w:hyperlink w:anchor="_Toc231766738" w:history="1">
         <w:r>
           <w:rPr>
             <w:rStyle w:val="Hyperlink"/>
@@ -8192,7 +9023,7 @@
             <w:noProof/>
             <w:webHidden/>
           </w:rPr>
-          <w:instrText xml:space="preserve"> PAGEREF _Toc231764619 \h </w:instrText>
+          <w:instrText xml:space="preserve"> PAGEREF _Toc231766738 \h </w:instrText>
         </w:r>
         <w:r>
           <w:rPr>
@@ -8212,7 +9043,7 @@
             <w:noProof/>
             <w:webHidden/>
           </w:rPr>
-          <w:t>13</w:t>
+          <w:t>21</w:t>
         </w:r>
         <w:r>
           <w:rPr>
@@ -8235,11 +9066,11 @@
           <w:noProof/>
           <w:kern w:val="2"/>
           <w:szCs w:val="24"/>
-          <w:lang w:val="en-HN"/>
+          <w:lang w:val="es-419" w:eastAsia="es-419"/>
           <w14:ligatures w14:val="standardContextual"/>
         </w:rPr>
       </w:pPr>
-      <w:hyperlink w:anchor="_Toc231764621" w:history="1">
+      <w:hyperlink w:anchor="_Toc231766740" w:history="1">
         <w:r>
           <w:rPr>
             <w:rStyle w:val="Hyperlink"/>
@@ -8254,7 +9085,7 @@
             <w:noProof/>
             <w:kern w:val="2"/>
             <w:szCs w:val="24"/>
-            <w:lang w:val="en-HN"/>
+            <w:lang w:val="es-419" w:eastAsia="es-419"/>
             <w14:ligatures w14:val="standardContextual"/>
           </w:rPr>
           <w:tab/>
@@ -8286,7 +9117,7 @@
             <w:noProof/>
             <w:webHidden/>
           </w:rPr>
-          <w:instrText xml:space="preserve"> PAGEREF _Toc231764621 \h </w:instrText>
+          <w:instrText xml:space="preserve"> PAGEREF _Toc231766740 \h </w:instrText>
         </w:r>
         <w:r>
           <w:rPr>
@@ -8306,7 +9137,7 @@
             <w:noProof/>
             <w:webHidden/>
           </w:rPr>
-          <w:t>13</w:t>
+          <w:t>21</w:t>
         </w:r>
         <w:r>
           <w:rPr>
@@ -8329,11 +9160,11 @@
           <w:noProof/>
           <w:kern w:val="2"/>
           <w:szCs w:val="24"/>
-          <w:lang w:val="en-HN"/>
+          <w:lang w:val="es-419" w:eastAsia="es-419"/>
           <w14:ligatures w14:val="standardContextual"/>
         </w:rPr>
       </w:pPr>
-      <w:hyperlink w:anchor="_Toc231764622" w:history="1">
+      <w:hyperlink w:anchor="_Toc231766741" w:history="1">
         <w:r>
           <w:rPr>
             <w:rStyle w:val="Hyperlink"/>
@@ -8348,7 +9179,7 @@
             <w:noProof/>
             <w:kern w:val="2"/>
             <w:szCs w:val="24"/>
-            <w:lang w:val="en-HN"/>
+            <w:lang w:val="es-419" w:eastAsia="es-419"/>
             <w14:ligatures w14:val="standardContextual"/>
           </w:rPr>
           <w:tab/>
@@ -8380,7 +9211,7 @@
             <w:noProof/>
             <w:webHidden/>
           </w:rPr>
-          <w:instrText xml:space="preserve"> PAGEREF _Toc231764622 \h </w:instrText>
+          <w:instrText xml:space="preserve"> PAGEREF _Toc231766741 \h </w:instrText>
         </w:r>
         <w:r>
           <w:rPr>
@@ -8400,7 +9231,7 @@
             <w:noProof/>
             <w:webHidden/>
           </w:rPr>
-          <w:t>13</w:t>
+          <w:t>21</w:t>
         </w:r>
         <w:r>
           <w:rPr>
@@ -8423,11 +9254,11 @@
           <w:noProof/>
           <w:kern w:val="2"/>
           <w:szCs w:val="24"/>
-          <w:lang w:val="en-HN"/>
+          <w:lang w:val="es-419" w:eastAsia="es-419"/>
           <w14:ligatures w14:val="standardContextual"/>
         </w:rPr>
       </w:pPr>
-      <w:hyperlink w:anchor="_Toc231764623" w:history="1">
+      <w:hyperlink w:anchor="_Toc231766742" w:history="1">
         <w:r>
           <w:rPr>
             <w:rStyle w:val="Hyperlink"/>
@@ -8442,7 +9273,7 @@
             <w:noProof/>
             <w:kern w:val="2"/>
             <w:szCs w:val="24"/>
-            <w:lang w:val="en-HN"/>
+            <w:lang w:val="es-419" w:eastAsia="es-419"/>
             <w14:ligatures w14:val="standardContextual"/>
           </w:rPr>
           <w:tab/>
@@ -8474,7 +9305,7 @@
             <w:noProof/>
             <w:webHidden/>
           </w:rPr>
-          <w:instrText xml:space="preserve"> PAGEREF _Toc231764623 \h </w:instrText>
+          <w:instrText xml:space="preserve"> PAGEREF _Toc231766742 \h </w:instrText>
         </w:r>
         <w:r>
           <w:rPr>
@@ -8494,7 +9325,7 @@
             <w:noProof/>
             <w:webHidden/>
           </w:rPr>
-          <w:t>13</w:t>
+          <w:t>21</w:t>
         </w:r>
         <w:r>
           <w:rPr>
@@ -8517,11 +9348,11 @@
           <w:noProof/>
           <w:kern w:val="2"/>
           <w:szCs w:val="24"/>
-          <w:lang w:val="en-HN"/>
+          <w:lang w:val="es-419" w:eastAsia="es-419"/>
           <w14:ligatures w14:val="standardContextual"/>
         </w:rPr>
       </w:pPr>
-      <w:hyperlink w:anchor="_Toc231764624" w:history="1">
+      <w:hyperlink w:anchor="_Toc231766743" w:history="1">
         <w:r>
           <w:rPr>
             <w:rStyle w:val="Hyperlink"/>
@@ -8536,7 +9367,7 @@
             <w:noProof/>
             <w:kern w:val="2"/>
             <w:szCs w:val="24"/>
-            <w:lang w:val="en-HN"/>
+            <w:lang w:val="es-419" w:eastAsia="es-419"/>
             <w14:ligatures w14:val="standardContextual"/>
           </w:rPr>
           <w:tab/>
@@ -8568,7 +9399,7 @@
             <w:noProof/>
             <w:webHidden/>
           </w:rPr>
-          <w:instrText xml:space="preserve"> PAGEREF _Toc231764624 \h </w:instrText>
+          <w:instrText xml:space="preserve"> PAGEREF _Toc231766743 \h </w:instrText>
         </w:r>
         <w:r>
           <w:rPr>
@@ -8588,7 +9419,7 @@
             <w:noProof/>
             <w:webHidden/>
           </w:rPr>
-          <w:t>13</w:t>
+          <w:t>21</w:t>
         </w:r>
         <w:r>
           <w:rPr>
@@ -8611,11 +9442,11 @@
           <w:noProof/>
           <w:kern w:val="2"/>
           <w:szCs w:val="24"/>
-          <w:lang w:val="en-HN"/>
+          <w:lang w:val="es-419" w:eastAsia="es-419"/>
           <w14:ligatures w14:val="standardContextual"/>
         </w:rPr>
       </w:pPr>
-      <w:hyperlink w:anchor="_Toc231764625" w:history="1">
+      <w:hyperlink w:anchor="_Toc231766744" w:history="1">
         <w:r>
           <w:rPr>
             <w:rStyle w:val="Hyperlink"/>
@@ -8630,7 +9461,7 @@
             <w:noProof/>
             <w:kern w:val="2"/>
             <w:szCs w:val="24"/>
-            <w:lang w:val="en-HN"/>
+            <w:lang w:val="es-419" w:eastAsia="es-419"/>
             <w14:ligatures w14:val="standardContextual"/>
           </w:rPr>
           <w:tab/>
@@ -8662,7 +9493,7 @@
             <w:noProof/>
             <w:webHidden/>
           </w:rPr>
-          <w:instrText xml:space="preserve"> PAGEREF _Toc231764625 \h </w:instrText>
+          <w:instrText xml:space="preserve"> PAGEREF _Toc231766744 \h </w:instrText>
         </w:r>
         <w:r>
           <w:rPr>
@@ -8682,7 +9513,7 @@
             <w:noProof/>
             <w:webHidden/>
           </w:rPr>
-          <w:t>13</w:t>
+          <w:t>21</w:t>
         </w:r>
         <w:r>
           <w:rPr>
@@ -8701,11 +9532,11 @@
           <w:noProof/>
           <w:kern w:val="2"/>
           <w:szCs w:val="24"/>
-          <w:lang w:val="en-HN"/>
+          <w:lang w:val="es-419" w:eastAsia="es-419"/>
           <w14:ligatures w14:val="standardContextual"/>
         </w:rPr>
       </w:pPr>
-      <w:hyperlink w:anchor="_Toc231764626" w:history="1">
+      <w:hyperlink w:anchor="_Toc231766745" w:history="1">
         <w:r>
           <w:rPr>
             <w:rStyle w:val="Hyperlink"/>
@@ -8732,7 +9563,7 @@
             <w:noProof/>
             <w:webHidden/>
           </w:rPr>
-          <w:instrText xml:space="preserve"> PAGEREF _Toc231764626 \h </w:instrText>
+          <w:instrText xml:space="preserve"> PAGEREF _Toc231766745 \h </w:instrText>
         </w:r>
         <w:r>
           <w:rPr>
@@ -8752,7 +9583,7 @@
             <w:noProof/>
             <w:webHidden/>
           </w:rPr>
-          <w:t>14</w:t>
+          <w:t>22</w:t>
         </w:r>
         <w:r>
           <w:rPr>
@@ -8775,11 +9606,11 @@
           <w:noProof/>
           <w:kern w:val="2"/>
           <w:szCs w:val="24"/>
-          <w:lang w:val="en-HN"/>
+          <w:lang w:val="es-419" w:eastAsia="es-419"/>
           <w14:ligatures w14:val="standardContextual"/>
         </w:rPr>
       </w:pPr>
-      <w:hyperlink w:anchor="_Toc231764628" w:history="1">
+      <w:hyperlink w:anchor="_Toc231766747" w:history="1">
         <w:r>
           <w:rPr>
             <w:rStyle w:val="Hyperlink"/>
@@ -8794,7 +9625,7 @@
             <w:noProof/>
             <w:kern w:val="2"/>
             <w:szCs w:val="24"/>
-            <w:lang w:val="en-HN"/>
+            <w:lang w:val="es-419" w:eastAsia="es-419"/>
             <w14:ligatures w14:val="standardContextual"/>
           </w:rPr>
           <w:tab/>
@@ -8826,7 +9657,7 @@
             <w:noProof/>
             <w:webHidden/>
           </w:rPr>
-          <w:instrText xml:space="preserve"> PAGEREF _Toc231764628 \h </w:instrText>
+          <w:instrText xml:space="preserve"> PAGEREF _Toc231766747 \h </w:instrText>
         </w:r>
         <w:r>
           <w:rPr>
@@ -8846,7 +9677,7 @@
             <w:noProof/>
             <w:webHidden/>
           </w:rPr>
-          <w:t>14</w:t>
+          <w:t>22</w:t>
         </w:r>
         <w:r>
           <w:rPr>
@@ -8869,11 +9700,11 @@
           <w:noProof/>
           <w:kern w:val="2"/>
           <w:szCs w:val="24"/>
-          <w:lang w:val="en-HN"/>
+          <w:lang w:val="es-419" w:eastAsia="es-419"/>
           <w14:ligatures w14:val="standardContextual"/>
         </w:rPr>
       </w:pPr>
-      <w:hyperlink w:anchor="_Toc231764629" w:history="1">
+      <w:hyperlink w:anchor="_Toc231766748" w:history="1">
         <w:r>
           <w:rPr>
             <w:rStyle w:val="Hyperlink"/>
@@ -8888,7 +9719,7 @@
             <w:noProof/>
             <w:kern w:val="2"/>
             <w:szCs w:val="24"/>
-            <w:lang w:val="en-HN"/>
+            <w:lang w:val="es-419" w:eastAsia="es-419"/>
             <w14:ligatures w14:val="standardContextual"/>
           </w:rPr>
           <w:tab/>
@@ -8920,7 +9751,7 @@
             <w:noProof/>
             <w:webHidden/>
           </w:rPr>
-          <w:instrText xml:space="preserve"> PAGEREF _Toc231764629 \h </w:instrText>
+          <w:instrText xml:space="preserve"> PAGEREF _Toc231766748 \h </w:instrText>
         </w:r>
         <w:r>
           <w:rPr>
@@ -8940,7 +9771,7 @@
             <w:noProof/>
             <w:webHidden/>
           </w:rPr>
-          <w:t>14</w:t>
+          <w:t>22</w:t>
         </w:r>
         <w:r>
           <w:rPr>
@@ -8959,11 +9790,11 @@
           <w:noProof/>
           <w:kern w:val="2"/>
           <w:szCs w:val="24"/>
-          <w:lang w:val="en-HN"/>
+          <w:lang w:val="es-419" w:eastAsia="es-419"/>
           <w14:ligatures w14:val="standardContextual"/>
         </w:rPr>
       </w:pPr>
-      <w:hyperlink w:anchor="_Toc231764630" w:history="1">
+      <w:hyperlink w:anchor="_Toc231766749" w:history="1">
         <w:r>
           <w:rPr>
             <w:rStyle w:val="Hyperlink"/>
@@ -8990,7 +9821,7 @@
             <w:noProof/>
             <w:webHidden/>
           </w:rPr>
-          <w:instrText xml:space="preserve"> PAGEREF _Toc231764630 \h </w:instrText>
+          <w:instrText xml:space="preserve"> PAGEREF _Toc231766749 \h </w:instrText>
         </w:r>
         <w:r>
           <w:rPr>
@@ -9010,7 +9841,7 @@
             <w:noProof/>
             <w:webHidden/>
           </w:rPr>
-          <w:t>15</w:t>
+          <w:t>23</w:t>
         </w:r>
         <w:r>
           <w:rPr>
@@ -9033,11 +9864,11 @@
           <w:noProof/>
           <w:kern w:val="2"/>
           <w:szCs w:val="24"/>
-          <w:lang w:val="en-HN"/>
+          <w:lang w:val="es-419" w:eastAsia="es-419"/>
           <w14:ligatures w14:val="standardContextual"/>
         </w:rPr>
       </w:pPr>
-      <w:hyperlink w:anchor="_Toc231764632" w:history="1">
+      <w:hyperlink w:anchor="_Toc231766751" w:history="1">
         <w:r>
           <w:rPr>
             <w:rStyle w:val="Hyperlink"/>
@@ -9052,7 +9883,7 @@
             <w:noProof/>
             <w:kern w:val="2"/>
             <w:szCs w:val="24"/>
-            <w:lang w:val="en-HN"/>
+            <w:lang w:val="es-419" w:eastAsia="es-419"/>
             <w14:ligatures w14:val="standardContextual"/>
           </w:rPr>
           <w:tab/>
@@ -9084,7 +9915,7 @@
             <w:noProof/>
             <w:webHidden/>
           </w:rPr>
-          <w:instrText xml:space="preserve"> PAGEREF _Toc231764632 \h </w:instrText>
+          <w:instrText xml:space="preserve"> PAGEREF _Toc231766751 \h </w:instrText>
         </w:r>
         <w:r>
           <w:rPr>
@@ -9104,7 +9935,7 @@
             <w:noProof/>
             <w:webHidden/>
           </w:rPr>
-          <w:t>15</w:t>
+          <w:t>23</w:t>
         </w:r>
         <w:r>
           <w:rPr>
@@ -9127,11 +9958,11 @@
           <w:noProof/>
           <w:kern w:val="2"/>
           <w:szCs w:val="24"/>
-          <w:lang w:val="en-HN"/>
+          <w:lang w:val="es-419" w:eastAsia="es-419"/>
           <w14:ligatures w14:val="standardContextual"/>
         </w:rPr>
       </w:pPr>
-      <w:hyperlink w:anchor="_Toc231764633" w:history="1">
+      <w:hyperlink w:anchor="_Toc231766752" w:history="1">
         <w:r>
           <w:rPr>
             <w:rStyle w:val="Hyperlink"/>
@@ -9146,7 +9977,7 @@
             <w:noProof/>
             <w:kern w:val="2"/>
             <w:szCs w:val="24"/>
-            <w:lang w:val="en-HN"/>
+            <w:lang w:val="es-419" w:eastAsia="es-419"/>
             <w14:ligatures w14:val="standardContextual"/>
           </w:rPr>
           <w:tab/>
@@ -9178,7 +10009,7 @@
             <w:noProof/>
             <w:webHidden/>
           </w:rPr>
-          <w:instrText xml:space="preserve"> PAGEREF _Toc231764633 \h </w:instrText>
+          <w:instrText xml:space="preserve"> PAGEREF _Toc231766752 \h </w:instrText>
         </w:r>
         <w:r>
           <w:rPr>
@@ -9198,7 +10029,7 @@
             <w:noProof/>
             <w:webHidden/>
           </w:rPr>
-          <w:t>15</w:t>
+          <w:t>23</w:t>
         </w:r>
         <w:r>
           <w:rPr>
@@ -9221,11 +10052,11 @@
           <w:noProof/>
           <w:kern w:val="2"/>
           <w:szCs w:val="24"/>
-          <w:lang w:val="en-HN"/>
+          <w:lang w:val="es-419" w:eastAsia="es-419"/>
           <w14:ligatures w14:val="standardContextual"/>
         </w:rPr>
       </w:pPr>
-      <w:hyperlink w:anchor="_Toc231764634" w:history="1">
+      <w:hyperlink w:anchor="_Toc231766753" w:history="1">
         <w:r>
           <w:rPr>
             <w:rStyle w:val="Hyperlink"/>
@@ -9240,7 +10071,7 @@
             <w:noProof/>
             <w:kern w:val="2"/>
             <w:szCs w:val="24"/>
-            <w:lang w:val="en-HN"/>
+            <w:lang w:val="es-419" w:eastAsia="es-419"/>
             <w14:ligatures w14:val="standardContextual"/>
           </w:rPr>
           <w:tab/>
@@ -9272,7 +10103,7 @@
             <w:noProof/>
             <w:webHidden/>
           </w:rPr>
-          <w:instrText xml:space="preserve"> PAGEREF _Toc231764634 \h </w:instrText>
+          <w:instrText xml:space="preserve"> PAGEREF _Toc231766753 \h </w:instrText>
         </w:r>
         <w:r>
           <w:rPr>
@@ -9292,7 +10123,7 @@
             <w:noProof/>
             <w:webHidden/>
           </w:rPr>
-          <w:t>15</w:t>
+          <w:t>23</w:t>
         </w:r>
         <w:r>
           <w:rPr>
@@ -9315,11 +10146,11 @@
           <w:noProof/>
           <w:kern w:val="2"/>
           <w:szCs w:val="24"/>
-          <w:lang w:val="en-HN"/>
+          <w:lang w:val="es-419" w:eastAsia="es-419"/>
           <w14:ligatures w14:val="standardContextual"/>
         </w:rPr>
       </w:pPr>
-      <w:hyperlink w:anchor="_Toc231764635" w:history="1">
+      <w:hyperlink w:anchor="_Toc231766754" w:history="1">
         <w:r>
           <w:rPr>
             <w:rStyle w:val="Hyperlink"/>
@@ -9334,7 +10165,7 @@
             <w:noProof/>
             <w:kern w:val="2"/>
             <w:szCs w:val="24"/>
-            <w:lang w:val="en-HN"/>
+            <w:lang w:val="es-419" w:eastAsia="es-419"/>
             <w14:ligatures w14:val="standardContextual"/>
           </w:rPr>
           <w:tab/>
@@ -9366,7 +10197,7 @@
             <w:noProof/>
             <w:webHidden/>
           </w:rPr>
-          <w:instrText xml:space="preserve"> PAGEREF _Toc231764635 \h </w:instrText>
+          <w:instrText xml:space="preserve"> PAGEREF _Toc231766754 \h </w:instrText>
         </w:r>
         <w:r>
           <w:rPr>
@@ -9386,7 +10217,7 @@
             <w:noProof/>
             <w:webHidden/>
           </w:rPr>
-          <w:t>15</w:t>
+          <w:t>23</w:t>
         </w:r>
         <w:r>
           <w:rPr>
@@ -9409,11 +10240,11 @@
           <w:noProof/>
           <w:kern w:val="2"/>
           <w:szCs w:val="24"/>
-          <w:lang w:val="en-HN"/>
+          <w:lang w:val="es-419" w:eastAsia="es-419"/>
           <w14:ligatures w14:val="standardContextual"/>
         </w:rPr>
       </w:pPr>
-      <w:hyperlink w:anchor="_Toc231764636" w:history="1">
+      <w:hyperlink w:anchor="_Toc231766755" w:history="1">
         <w:r>
           <w:rPr>
             <w:rStyle w:val="Hyperlink"/>
@@ -9428,7 +10259,7 @@
             <w:noProof/>
             <w:kern w:val="2"/>
             <w:szCs w:val="24"/>
-            <w:lang w:val="en-HN"/>
+            <w:lang w:val="es-419" w:eastAsia="es-419"/>
             <w14:ligatures w14:val="standardContextual"/>
           </w:rPr>
           <w:tab/>
@@ -9460,7 +10291,7 @@
             <w:noProof/>
             <w:webHidden/>
           </w:rPr>
-          <w:instrText xml:space="preserve"> PAGEREF _Toc231764636 \h </w:instrText>
+          <w:instrText xml:space="preserve"> PAGEREF _Toc231766755 \h </w:instrText>
         </w:r>
         <w:r>
           <w:rPr>
@@ -9480,7 +10311,7 @@
             <w:noProof/>
             <w:webHidden/>
           </w:rPr>
-          <w:t>15</w:t>
+          <w:t>23</w:t>
         </w:r>
         <w:r>
           <w:rPr>
@@ -9503,11 +10334,11 @@
           <w:noProof/>
           <w:kern w:val="2"/>
           <w:szCs w:val="24"/>
-          <w:lang w:val="en-HN"/>
+          <w:lang w:val="es-419" w:eastAsia="es-419"/>
           <w14:ligatures w14:val="standardContextual"/>
         </w:rPr>
       </w:pPr>
-      <w:hyperlink w:anchor="_Toc231764637" w:history="1">
+      <w:hyperlink w:anchor="_Toc231766756" w:history="1">
         <w:r>
           <w:rPr>
             <w:rStyle w:val="Hyperlink"/>
@@ -9522,7 +10353,7 @@
             <w:noProof/>
             <w:kern w:val="2"/>
             <w:szCs w:val="24"/>
-            <w:lang w:val="en-HN"/>
+            <w:lang w:val="es-419" w:eastAsia="es-419"/>
             <w14:ligatures w14:val="standardContextual"/>
           </w:rPr>
           <w:tab/>
@@ -9554,7 +10385,7 @@
             <w:noProof/>
             <w:webHidden/>
           </w:rPr>
-          <w:instrText xml:space="preserve"> PAGEREF _Toc231764637 \h </w:instrText>
+          <w:instrText xml:space="preserve"> PAGEREF _Toc231766756 \h </w:instrText>
         </w:r>
         <w:r>
           <w:rPr>
@@ -9574,7 +10405,7 @@
             <w:noProof/>
             <w:webHidden/>
           </w:rPr>
-          <w:t>15</w:t>
+          <w:t>23</w:t>
         </w:r>
         <w:r>
           <w:rPr>
@@ -9597,11 +10428,11 @@
           <w:noProof/>
           <w:kern w:val="2"/>
           <w:szCs w:val="24"/>
-          <w:lang w:val="en-HN"/>
+          <w:lang w:val="es-419" w:eastAsia="es-419"/>
           <w14:ligatures w14:val="standardContextual"/>
         </w:rPr>
       </w:pPr>
-      <w:hyperlink w:anchor="_Toc231764638" w:history="1">
+      <w:hyperlink w:anchor="_Toc231766757" w:history="1">
         <w:r>
           <w:rPr>
             <w:rStyle w:val="Hyperlink"/>
@@ -9616,7 +10447,7 @@
             <w:noProof/>
             <w:kern w:val="2"/>
             <w:szCs w:val="24"/>
-            <w:lang w:val="en-HN"/>
+            <w:lang w:val="es-419" w:eastAsia="es-419"/>
             <w14:ligatures w14:val="standardContextual"/>
           </w:rPr>
           <w:tab/>
@@ -9648,7 +10479,7 @@
             <w:noProof/>
             <w:webHidden/>
           </w:rPr>
-          <w:instrText xml:space="preserve"> PAGEREF _Toc231764638 \h </w:instrText>
+          <w:instrText xml:space="preserve"> PAGEREF _Toc231766757 \h </w:instrText>
         </w:r>
         <w:r>
           <w:rPr>
@@ -9668,7 +10499,7 @@
             <w:noProof/>
             <w:webHidden/>
           </w:rPr>
-          <w:t>16</w:t>
+          <w:t>24</w:t>
         </w:r>
         <w:r>
           <w:rPr>
@@ -9691,11 +10522,11 @@
           <w:noProof/>
           <w:kern w:val="2"/>
           <w:szCs w:val="24"/>
-          <w:lang w:val="en-HN"/>
+          <w:lang w:val="es-419" w:eastAsia="es-419"/>
           <w14:ligatures w14:val="standardContextual"/>
         </w:rPr>
       </w:pPr>
-      <w:hyperlink w:anchor="_Toc231764639" w:history="1">
+      <w:hyperlink w:anchor="_Toc231766758" w:history="1">
         <w:r>
           <w:rPr>
             <w:rStyle w:val="Hyperlink"/>
@@ -9710,7 +10541,7 @@
             <w:noProof/>
             <w:kern w:val="2"/>
             <w:szCs w:val="24"/>
-            <w:lang w:val="en-HN"/>
+            <w:lang w:val="es-419" w:eastAsia="es-419"/>
             <w14:ligatures w14:val="standardContextual"/>
           </w:rPr>
           <w:tab/>
@@ -9742,7 +10573,7 @@
             <w:noProof/>
             <w:webHidden/>
           </w:rPr>
-          <w:instrText xml:space="preserve"> PAGEREF _Toc231764639 \h </w:instrText>
+          <w:instrText xml:space="preserve"> PAGEREF _Toc231766758 \h </w:instrText>
         </w:r>
         <w:r>
           <w:rPr>
@@ -9762,7 +10593,7 @@
             <w:noProof/>
             <w:webHidden/>
           </w:rPr>
-          <w:t>16</w:t>
+          <w:t>24</w:t>
         </w:r>
         <w:r>
           <w:rPr>
@@ -9785,11 +10616,11 @@
           <w:noProof/>
           <w:kern w:val="2"/>
           <w:szCs w:val="24"/>
-          <w:lang w:val="en-HN"/>
+          <w:lang w:val="es-419" w:eastAsia="es-419"/>
           <w14:ligatures w14:val="standardContextual"/>
         </w:rPr>
       </w:pPr>
-      <w:hyperlink w:anchor="_Toc231764640" w:history="1">
+      <w:hyperlink w:anchor="_Toc231766759" w:history="1">
         <w:r>
           <w:rPr>
             <w:rStyle w:val="Hyperlink"/>
@@ -9804,7 +10635,7 @@
             <w:noProof/>
             <w:kern w:val="2"/>
             <w:szCs w:val="24"/>
-            <w:lang w:val="en-HN"/>
+            <w:lang w:val="es-419" w:eastAsia="es-419"/>
             <w14:ligatures w14:val="standardContextual"/>
           </w:rPr>
           <w:tab/>
@@ -9836,7 +10667,7 @@
             <w:noProof/>
             <w:webHidden/>
           </w:rPr>
-          <w:instrText xml:space="preserve"> PAGEREF _Toc231764640 \h </w:instrText>
+          <w:instrText xml:space="preserve"> PAGEREF _Toc231766759 \h </w:instrText>
         </w:r>
         <w:r>
           <w:rPr>
@@ -9856,7 +10687,7 @@
             <w:noProof/>
             <w:webHidden/>
           </w:rPr>
-          <w:t>16</w:t>
+          <w:t>24</w:t>
         </w:r>
         <w:r>
           <w:rPr>
@@ -9879,11 +10710,11 @@
           <w:noProof/>
           <w:kern w:val="2"/>
           <w:szCs w:val="24"/>
-          <w:lang w:val="en-HN"/>
+          <w:lang w:val="es-419" w:eastAsia="es-419"/>
           <w14:ligatures w14:val="standardContextual"/>
         </w:rPr>
       </w:pPr>
-      <w:hyperlink w:anchor="_Toc231764641" w:history="1">
+      <w:hyperlink w:anchor="_Toc231766760" w:history="1">
         <w:r>
           <w:rPr>
             <w:rStyle w:val="Hyperlink"/>
@@ -9898,7 +10729,7 @@
             <w:noProof/>
             <w:kern w:val="2"/>
             <w:szCs w:val="24"/>
-            <w:lang w:val="en-HN"/>
+            <w:lang w:val="es-419" w:eastAsia="es-419"/>
             <w14:ligatures w14:val="standardContextual"/>
           </w:rPr>
           <w:tab/>
@@ -9930,7 +10761,7 @@
             <w:noProof/>
             <w:webHidden/>
           </w:rPr>
-          <w:instrText xml:space="preserve"> PAGEREF _Toc231764641 \h </w:instrText>
+          <w:instrText xml:space="preserve"> PAGEREF _Toc231766760 \h </w:instrText>
         </w:r>
         <w:r>
           <w:rPr>
@@ -9950,7 +10781,7 @@
             <w:noProof/>
             <w:webHidden/>
           </w:rPr>
-          <w:t>16</w:t>
+          <w:t>24</w:t>
         </w:r>
         <w:r>
           <w:rPr>
@@ -9969,15 +10800,16 @@
           <w:noProof/>
           <w:kern w:val="2"/>
           <w:szCs w:val="24"/>
-          <w:lang w:val="en-HN"/>
+          <w:lang w:val="es-419" w:eastAsia="es-419"/>
           <w14:ligatures w14:val="standardContextual"/>
         </w:rPr>
       </w:pPr>
-      <w:hyperlink w:anchor="_Toc231764642" w:history="1">
+      <w:hyperlink w:anchor="_Toc231766761" w:history="1">
         <w:r>
           <w:rPr>
             <w:rStyle w:val="Hyperlink"/>
             <w:noProof/>
+            <w:lang w:val="es-419"/>
           </w:rPr>
           <w:t>REFERENCIAS BIBLIOGRÁFICAS</w:t>
         </w:r>
@@ -10000,7 +10832,7 @@
             <w:noProof/>
             <w:webHidden/>
           </w:rPr>
-          <w:instrText xml:space="preserve"> PAGEREF _Toc231764642 \h </w:instrText>
+          <w:instrText xml:space="preserve"> PAGEREF _Toc231766761 \h </w:instrText>
         </w:r>
         <w:r>
           <w:rPr>
@@ -10020,7 +10852,7 @@
             <w:noProof/>
             <w:webHidden/>
           </w:rPr>
-          <w:t>17</w:t>
+          <w:t>25</w:t>
         </w:r>
         <w:r>
           <w:rPr>
@@ -10039,11 +10871,11 @@
           <w:noProof/>
           <w:kern w:val="2"/>
           <w:szCs w:val="24"/>
-          <w:lang w:val="en-HN"/>
+          <w:lang w:val="es-419" w:eastAsia="es-419"/>
           <w14:ligatures w14:val="standardContextual"/>
         </w:rPr>
       </w:pPr>
-      <w:hyperlink w:anchor="_Toc231764643" w:history="1">
+      <w:hyperlink w:anchor="_Toc231766762" w:history="1">
         <w:r>
           <w:rPr>
             <w:rStyle w:val="Hyperlink"/>
@@ -10070,7 +10902,7 @@
             <w:noProof/>
             <w:webHidden/>
           </w:rPr>
-          <w:instrText xml:space="preserve"> PAGEREF _Toc231764643 \h </w:instrText>
+          <w:instrText xml:space="preserve"> PAGEREF _Toc231766762 \h </w:instrText>
         </w:r>
         <w:r>
           <w:rPr>
@@ -10090,7 +10922,7 @@
             <w:noProof/>
             <w:webHidden/>
           </w:rPr>
-          <w:t>18</w:t>
+          <w:t>26</w:t>
         </w:r>
         <w:r>
           <w:rPr>
@@ -10112,11 +10944,11 @@
           <w:noProof/>
           <w:kern w:val="2"/>
           <w:szCs w:val="24"/>
-          <w:lang w:val="en-HN"/>
+          <w:lang w:val="es-419" w:eastAsia="es-419"/>
           <w14:ligatures w14:val="standardContextual"/>
         </w:rPr>
       </w:pPr>
-      <w:hyperlink w:anchor="_Toc231764644" w:history="1">
+      <w:hyperlink w:anchor="_Toc231766763" w:history="1">
         <w:r>
           <w:rPr>
             <w:rStyle w:val="Hyperlink"/>
@@ -10144,7 +10976,7 @@
             <w:noProof/>
             <w:webHidden/>
           </w:rPr>
-          <w:instrText xml:space="preserve"> PAGEREF _Toc231764644 \h </w:instrText>
+          <w:instrText xml:space="preserve"> PAGEREF _Toc231766763 \h </w:instrText>
         </w:r>
         <w:r>
           <w:rPr>
@@ -10164,7 +10996,7 @@
             <w:noProof/>
             <w:webHidden/>
           </w:rPr>
-          <w:t>18</w:t>
+          <w:t>26</w:t>
         </w:r>
         <w:r>
           <w:rPr>
@@ -10210,7 +11042,7 @@
       </w:pPr>
       <w:bookmarkStart w:id="31" w:name="_Toc474331176"/>
       <w:bookmarkStart w:id="32" w:name="_Toc474331375"/>
-      <w:bookmarkStart w:id="33" w:name="_Toc231764581"/>
+      <w:bookmarkStart w:id="33" w:name="_Toc231766689"/>
       <w:r>
         <w:lastRenderedPageBreak/>
         <w:t xml:space="preserve">CAPÍTULO I. </w:t>
@@ -10235,7 +11067,7 @@
       </w:pPr>
       <w:bookmarkStart w:id="34" w:name="_Toc474331177"/>
       <w:bookmarkStart w:id="35" w:name="_Toc474331376"/>
-      <w:bookmarkStart w:id="36" w:name="_Toc231764582"/>
+      <w:bookmarkStart w:id="36" w:name="_Toc231766690"/>
       <w:r>
         <w:rPr>
           <w:lang w:val="es-HN"/>
@@ -10362,7 +11194,7 @@
       </w:pPr>
       <w:bookmarkStart w:id="37" w:name="_Toc474331178"/>
       <w:bookmarkStart w:id="38" w:name="_Toc474331377"/>
-      <w:bookmarkStart w:id="39" w:name="_Toc231764583"/>
+      <w:bookmarkStart w:id="39" w:name="_Toc231766691"/>
       <w:r>
         <w:t>ANTECEDENTES DEL PROBLEMA</w:t>
       </w:r>
@@ -10372,27 +11204,581 @@
     </w:p>
     <w:p>
       <w:pPr>
+        <w:pStyle w:val="Heading3"/>
+        <w:rPr>
+          <w:rFonts w:eastAsia="Times New Roman"/>
+          <w:b w:val="0"/>
+          <w:bCs/>
+          <w:lang w:val="es-419"/>
+        </w:rPr>
+      </w:pPr>
+      <w:bookmarkStart w:id="40" w:name="_Toc231766692"/>
+      <w:r>
+        <w:rPr>
+          <w:rFonts w:eastAsia="Times New Roman"/>
+          <w:b w:val="0"/>
+          <w:bCs/>
+          <w:lang w:val="es-HN"/>
+        </w:rPr>
+        <w:t>1.</w:t>
+      </w:r>
+      <w:r>
+        <w:rPr>
+          <w:rFonts w:eastAsia="Times New Roman"/>
+          <w:b w:val="0"/>
+          <w:bCs/>
+          <w:lang w:val="es-HN"/>
+        </w:rPr>
+        <w:t>2</w:t>
+      </w:r>
+      <w:r>
+        <w:rPr>
+          <w:rFonts w:eastAsia="Times New Roman"/>
+          <w:b w:val="0"/>
+          <w:bCs/>
+          <w:lang w:val="es-HN"/>
+        </w:rPr>
+        <w:t xml:space="preserve">.1 </w:t>
+      </w:r>
+      <w:r>
+        <w:rPr>
+          <w:rFonts w:eastAsia="Times New Roman"/>
+          <w:b w:val="0"/>
+          <w:bCs/>
+          <w:lang w:val="es-HN"/>
+        </w:rPr>
+        <w:t>Estado Actual de la Problem</w:t>
+      </w:r>
+      <w:r>
+        <w:rPr>
+          <w:rFonts w:eastAsia="Times New Roman"/>
+          <w:b w:val="0"/>
+          <w:bCs/>
+          <w:lang w:val="es-419"/>
+        </w:rPr>
+        <w:t>át</w:t>
+      </w:r>
+      <w:r>
+        <w:rPr>
+          <w:rFonts w:eastAsia="Times New Roman"/>
+          <w:b w:val="0"/>
+          <w:bCs/>
+          <w:lang w:val="es-419"/>
+        </w:rPr>
+        <w:t>ica</w:t>
+      </w:r>
+      <w:bookmarkEnd w:id="40"/>
+    </w:p>
+    <w:p>
+      <w:pPr>
         <w:pStyle w:val="TextoPrincipal"/>
-        <w:spacing w:line="360" w:lineRule="auto"/>
-      </w:pPr>
-      <w:commentRangeStart w:id="40"/>
-      <w:r>
-        <w:t xml:space="preserve">Antecedentes del problema. Antecedentes del problema. Antecedentes del problema. Antecedentes del problema. Antecedentes del problema. Antecedentes del problema. Antecedentes del problema. </w:t>
-      </w:r>
-      <w:r>
-        <w:t>Antecedentes del problema. Antecedentes del problema. Antecedentes del problema.</w:t>
-      </w:r>
-      <w:r>
-        <w:t xml:space="preserve"> Antecedentes del problema. Antecedentes del problema.</w:t>
-      </w:r>
-      <w:commentRangeEnd w:id="40"/>
-      <w:r>
-        <w:rPr>
-          <w:rStyle w:val="CommentReference"/>
-          <w:sz w:val="24"/>
-          <w:szCs w:val="24"/>
-        </w:rPr>
-        <w:commentReference w:id="40"/>
+        <w:rPr>
+          <w:lang w:val="es-419"/>
+        </w:rPr>
+      </w:pPr>
+      <w:r>
+        <w:rPr>
+          <w:lang w:val="es-419"/>
+        </w:rPr>
+        <w:t>La inteligencia artificial (IA) ha experimentado un avance sin precedentes en los últimos años, penetrando de manera acelerada en los entornos laborales de todo el mundo. Esta adopción, sin embargo, se ha producido en muchos casos de forma reactiva y carente de marcos normativos internos adecuados, particularmente en economías en desarrollo como Honduras. Herramientas de IA conversacional de amplio acceso ―como Chat GPT, Microsoft Copilot, Google Gemini y Claude― han pasado a ser utilizadas cotidianamente por empleados de diversas organizaciones sin que estas cuenten con políticas de gobernanza que regulen dicho uso.</w:t>
+      </w:r>
+    </w:p>
+    <w:p>
+      <w:pPr>
+        <w:pStyle w:val="TextoPrincipal"/>
+        <w:rPr>
+          <w:lang w:val="es-419"/>
+        </w:rPr>
+      </w:pPr>
+      <w:r>
+        <w:rPr>
+          <w:lang w:val="es-419"/>
+        </w:rPr>
+        <w:t>Este fenómeno, conocido en la literatura especializada como Shadow AI, se refiere al uso no autorizado o no supervisado de herramientas de inteligencia artificial en contextos corporativos. Según Mathew (2025), este comportamiento expone a las organizaciones a riesgos significativos que incluyen la fuga de información confidencial, el incumplimiento de normativas de protección de datos, vulnerabilidades de seguridad informática y la toma de decisiones empresariales basadas en salidas de IA no verificadas ni auditadas. La problemática se agrava porque la mayoría de los usuarios percibe estas herramientas como simples motores de búsqueda y no como sistemas capaces de retener, procesar o re-utilizar información sensible compartida en sus consultas.</w:t>
+      </w:r>
+    </w:p>
+    <w:p>
+      <w:pPr>
+        <w:pStyle w:val="TextoPrincipal"/>
+        <w:rPr>
+          <w:lang w:val="es-419"/>
+        </w:rPr>
+      </w:pPr>
+      <w:r>
+        <w:rPr>
+          <w:lang w:val="es-419"/>
+        </w:rPr>
+        <w:t xml:space="preserve">En el contexto organizacional hondureño, la situación es especialmente crítica dado el escaso desarrollo de marcos regulatorios nacionales en materia de IA. A diferencia de </w:t>
+      </w:r>
+      <w:r>
+        <w:rPr>
+          <w:lang w:val="es-419"/>
+        </w:rPr>
+        <w:lastRenderedPageBreak/>
+        <w:t xml:space="preserve">jurisdicciones como la Unión Europea ―que ha avanzado con la aprobación del EU AI Act― o los </w:t>
+      </w:r>
+      <w:r>
+        <w:rPr>
+          <w:lang w:val="es-419"/>
+        </w:rPr>
+        <w:t>EE. UU.</w:t>
+      </w:r>
+      <w:r>
+        <w:rPr>
+          <w:lang w:val="es-419"/>
+        </w:rPr>
+        <w:t>, con el NIST AI Risk Management Framework, Honduras carece de legislación específica que norme la adopción de IA en el sector empresarial. Esta brecha regulatoria amplifica los riesgos inherentes al uso no supervisado de estas tecnologías.</w:t>
+      </w:r>
+    </w:p>
+    <w:p>
+      <w:pPr>
+        <w:pStyle w:val="Heading3"/>
+        <w:rPr>
+          <w:rFonts w:eastAsia="Times New Roman"/>
+          <w:b w:val="0"/>
+          <w:bCs/>
+          <w:lang w:val="es-419"/>
+        </w:rPr>
+      </w:pPr>
+      <w:bookmarkStart w:id="41" w:name="_Toc231766693"/>
+      <w:r>
+        <w:rPr>
+          <w:rFonts w:eastAsia="Times New Roman"/>
+          <w:b w:val="0"/>
+          <w:bCs/>
+          <w:lang w:val="es-HN"/>
+        </w:rPr>
+        <w:t>1.</w:t>
+      </w:r>
+      <w:r>
+        <w:rPr>
+          <w:rFonts w:eastAsia="Times New Roman"/>
+          <w:b w:val="0"/>
+          <w:bCs/>
+          <w:lang w:val="es-HN"/>
+        </w:rPr>
+        <w:t>2</w:t>
+      </w:r>
+      <w:r>
+        <w:rPr>
+          <w:rFonts w:eastAsia="Times New Roman"/>
+          <w:b w:val="0"/>
+          <w:bCs/>
+          <w:lang w:val="es-HN"/>
+        </w:rPr>
+        <w:t>.</w:t>
+      </w:r>
+      <w:r>
+        <w:rPr>
+          <w:rFonts w:eastAsia="Times New Roman"/>
+          <w:b w:val="0"/>
+          <w:bCs/>
+          <w:lang w:val="es-HN"/>
+        </w:rPr>
+        <w:t>2</w:t>
+      </w:r>
+      <w:r>
+        <w:rPr>
+          <w:rFonts w:eastAsia="Times New Roman"/>
+          <w:b w:val="0"/>
+          <w:bCs/>
+          <w:lang w:val="es-HN"/>
+        </w:rPr>
+        <w:t xml:space="preserve"> </w:t>
+      </w:r>
+      <w:r>
+        <w:rPr>
+          <w:rFonts w:eastAsia="Times New Roman"/>
+          <w:b w:val="0"/>
+          <w:bCs/>
+          <w:lang w:val="es-HN"/>
+        </w:rPr>
+        <w:t>Tendencias Tecnológicas Relevantes</w:t>
+      </w:r>
+      <w:bookmarkEnd w:id="41"/>
+    </w:p>
+    <w:p>
+      <w:pPr>
+        <w:pStyle w:val="TextoPrincipal"/>
+        <w:rPr>
+          <w:lang w:val="es-419"/>
+        </w:rPr>
+      </w:pPr>
+      <w:r>
+        <w:rPr>
+          <w:lang w:val="es-419"/>
+        </w:rPr>
+        <w:t>La industria de la IA se encuentra en un período de expansión exponencial. De acuerdo con Perboli, Simionato y Pratali (2025), el mercado global de IA está proyectado a alcanzar aproximadamente 407 mil millones de dólares estadounidenses para el año 2027, impulsado por una tasa de crecimiento anual compuesto (CAGR) del 36.2%. Solo en 2022, el gasto global en investigación y desarrollo de IA fue estimado en 77,500 millones de dólares, con empresas líderes como Google, Microsoft y Meta invirtiendo decenas de miles de millones en innovaciones relacionadas.</w:t>
+      </w:r>
+    </w:p>
+    <w:p>
+      <w:pPr>
+        <w:pStyle w:val="TextoPrincipal"/>
+        <w:rPr>
+          <w:lang w:val="es-419"/>
+        </w:rPr>
+      </w:pPr>
+      <w:r>
+        <w:rPr>
+          <w:lang w:val="es-419"/>
+        </w:rPr>
+        <w:t>Paralelamente, el mercado de gobernanza de IA crece al mismo ritmo: se proyecta que alcanzará los 5,770 millones de dólares para 2029, con una CAGR del 45.3% (Perboli et al, 2025). Estas cifras evidencian no solo el auge de la tecnología en sí, sino la creciente conciencia global sobre la necesidad de regular, auditar y gestionar responsablemente los sistemas de IA dentro de las organizaciones.</w:t>
+      </w:r>
+    </w:p>
+    <w:p>
+      <w:pPr>
+        <w:pStyle w:val="TextoPrincipal"/>
+        <w:rPr>
+          <w:lang w:val="es-419"/>
+        </w:rPr>
+      </w:pPr>
+      <w:r>
+        <w:rPr>
+          <w:lang w:val="es-419"/>
+        </w:rPr>
+        <w:t>Una tendencia particularmente relevante para el contexto empresarial es la democratización del acceso a herramientas de IA generativa. Su disponibilidad como servicios en la nube de código cerrado y bajo costo ―en muchos casos gratuitos― ha eliminado las barreras técnicas y económicas que anteriormente limitaban su adopción, resultando en una proliferación de uso que supera significativamente la capacidad organizacional de gobernarlo.</w:t>
+      </w:r>
+    </w:p>
+    <w:p>
+      <w:pPr>
+        <w:pStyle w:val="Heading3"/>
+        <w:rPr>
+          <w:rFonts w:eastAsia="Times New Roman"/>
+          <w:b w:val="0"/>
+          <w:bCs/>
+          <w:lang w:val="es-419"/>
+        </w:rPr>
+      </w:pPr>
+      <w:bookmarkStart w:id="42" w:name="_Toc231766694"/>
+      <w:r>
+        <w:rPr>
+          <w:rFonts w:eastAsia="Times New Roman"/>
+          <w:b w:val="0"/>
+          <w:bCs/>
+          <w:lang w:val="es-HN"/>
+        </w:rPr>
+        <w:lastRenderedPageBreak/>
+        <w:t>1.</w:t>
+      </w:r>
+      <w:r>
+        <w:rPr>
+          <w:rFonts w:eastAsia="Times New Roman"/>
+          <w:b w:val="0"/>
+          <w:bCs/>
+          <w:lang w:val="es-HN"/>
+        </w:rPr>
+        <w:t>2</w:t>
+      </w:r>
+      <w:r>
+        <w:rPr>
+          <w:rFonts w:eastAsia="Times New Roman"/>
+          <w:b w:val="0"/>
+          <w:bCs/>
+          <w:lang w:val="es-HN"/>
+        </w:rPr>
+        <w:t>.</w:t>
+      </w:r>
+      <w:r>
+        <w:rPr>
+          <w:rFonts w:eastAsia="Times New Roman"/>
+          <w:b w:val="0"/>
+          <w:bCs/>
+          <w:lang w:val="es-HN"/>
+        </w:rPr>
+        <w:t>3</w:t>
+      </w:r>
+      <w:r>
+        <w:rPr>
+          <w:rFonts w:eastAsia="Times New Roman"/>
+          <w:b w:val="0"/>
+          <w:bCs/>
+          <w:lang w:val="es-HN"/>
+        </w:rPr>
+        <w:t xml:space="preserve"> </w:t>
+      </w:r>
+      <w:r>
+        <w:rPr>
+          <w:rFonts w:eastAsia="Times New Roman"/>
+          <w:b w:val="0"/>
+          <w:bCs/>
+          <w:lang w:val="es-HN"/>
+        </w:rPr>
+        <w:t>Investigaciones Recientes</w:t>
+      </w:r>
+      <w:bookmarkEnd w:id="42"/>
+    </w:p>
+    <w:p>
+      <w:pPr>
+        <w:pStyle w:val="TextoPrincipal"/>
+        <w:rPr>
+          <w:lang w:val="es-419"/>
+        </w:rPr>
+      </w:pPr>
+      <w:r>
+        <w:rPr>
+          <w:lang w:val="es-419"/>
+        </w:rPr>
+        <w:t>La comunidad científica ha comenzado a documentar y analizar esta problemática con creciente interés. Reuel et al. (2025) llevaron a cabo uno de los estudios más exhaustivos hasta la fecha sobre el estado global de la IA responsable, encuestando a 1,000 organizaciones distribuidas en 20 industrias y 19 regiones geográficas. Sus hallazgos revelan que, si bien el 52% de las empresas participan en alguna forma de IA responsable, la mayoría lo hace con alcance y escala limitados. Más preocupante aún, los investigadores identificaron una brecha sustancial entre los planes de gobernanza documentados y su ejecución operativa real: los planes son considerablemente más robustos que las prácticas efectivamente implementadas, lo que genera riesgos no mitigados en el uso cotidiano de la IA.</w:t>
+      </w:r>
+    </w:p>
+    <w:p>
+      <w:pPr>
+        <w:pStyle w:val="TextoPrincipal"/>
+        <w:rPr>
+          <w:lang w:val="es-419"/>
+        </w:rPr>
+      </w:pPr>
+      <w:r>
+        <w:rPr>
+          <w:lang w:val="es-419"/>
+        </w:rPr>
+        <w:t>En cuanto a la adopción de IA en pequeñas y medianas empresas, Yesuf y Fields (2025) realizaron una revisión bibliométrica y sistemática de 63 artículos científicos publicados entre 2020 y 2024. Sus resultados indican que el conocimiento sobre adopción de IA en este segmento empresarial permanece fragmentado. La mayoría de las investigaciones se concentran en aspectos técnicos o en casos aislados de economías desarrolladas, ignorando la realidad de los mercados emergentes como Honduras. Identificaron, además, que las implicaciones éticas y sociales del uso de IA en pymes constituyen una de las áreas menos exploradas en la literatura académica actual.</w:t>
+      </w:r>
+    </w:p>
+    <w:p>
+      <w:pPr>
+        <w:pStyle w:val="TextoPrincipal"/>
+        <w:rPr>
+          <w:lang w:val="es-419"/>
+        </w:rPr>
+      </w:pPr>
+      <w:r>
+        <w:rPr>
+          <w:lang w:val="es-419"/>
+        </w:rPr>
+        <w:t xml:space="preserve">Por su parte, Bello y Villarino y Bronitt (2024) analizan la gobernanza corporativa impulsada por IA desde una perspectiva regulatoria, señalando que los mecanismos de cumplimiento normativo tradicionales son insuficientes para hacer frente al volumen y velocidad de los datos generados por los sistemas de IA modernos. Proponen la creación de Sistemas de Gestión de Cumplimiento Automatizados (ACMS), herramientas que monitorearán en tiempo real las operaciones corporativas y detectarán desviaciones regulatorias antes de que escalen a </w:t>
+      </w:r>
+      <w:r>
+        <w:rPr>
+          <w:lang w:val="es-419"/>
+        </w:rPr>
+        <w:lastRenderedPageBreak/>
+        <w:t>incidentes formales.</w:t>
+      </w:r>
+    </w:p>
+    <w:p>
+      <w:pPr>
+        <w:pStyle w:val="TextoPrincipal"/>
+        <w:rPr>
+          <w:lang w:val="es-419"/>
+        </w:rPr>
+      </w:pPr>
+      <w:r>
+        <w:rPr>
+          <w:lang w:val="es-419"/>
+        </w:rPr>
+        <w:t>A nivel de marcos normativos corporativos, Vujicic (2024) analiza el impacto de la regulación de IA sobre el negocio tecnológico a nivel global, documentando cómo la falta de convergencia entre marcos legales nacionales genera fricciones significativas para el desarrollo y despliegue de productos de IA. La autora demuestra que las organizaciones que integran consideraciones regulatorias desde las fases tempranas del diseño de sus soluciones obtienen ventajas competitivas medibles en términos de velocidad de entrada al mercado y gestión de riesgos.</w:t>
+      </w:r>
+    </w:p>
+    <w:p>
+      <w:pPr>
+        <w:pStyle w:val="TextoPrincipal"/>
+        <w:rPr>
+          <w:lang w:val="es-419"/>
+        </w:rPr>
+      </w:pPr>
+      <w:r>
+        <w:rPr>
+          <w:lang w:val="es-419"/>
+        </w:rPr>
+        <w:t>En el ámbito ético, Jobin, Ienca y Ballena (2019) realizaron un mapeo global del panorama de guías de ética en IA, analizando 84 documentos provenientes de empresas privadas, gobiernos e instituciones académicas. Sus hallazgos identifican una convergencia emergente en torno a cinco principios éticos fundamentales: transparencia, justicia y equidad, no maleficencia, responsabilidad y privacidad. Sin embargo, los autores señalan divergencias sustanciales en cuanto a cómo estos principios se interpretan y, especialmente, cómo se implementan en la práctica organizacional, lo que apunta a la necesidad de estrategias de implementación más concretas y contextualizadas.</w:t>
+      </w:r>
+    </w:p>
+    <w:p>
+      <w:pPr>
+        <w:pStyle w:val="Heading3"/>
+        <w:rPr>
+          <w:rFonts w:eastAsia="Times New Roman"/>
+          <w:b w:val="0"/>
+          <w:bCs/>
+          <w:lang w:val="es-419"/>
+        </w:rPr>
+      </w:pPr>
+      <w:bookmarkStart w:id="43" w:name="_Toc231766695"/>
+      <w:r>
+        <w:rPr>
+          <w:rFonts w:eastAsia="Times New Roman"/>
+          <w:b w:val="0"/>
+          <w:bCs/>
+          <w:lang w:val="es-HN"/>
+        </w:rPr>
+        <w:t>1.</w:t>
+      </w:r>
+      <w:r>
+        <w:rPr>
+          <w:rFonts w:eastAsia="Times New Roman"/>
+          <w:b w:val="0"/>
+          <w:bCs/>
+          <w:lang w:val="es-HN"/>
+        </w:rPr>
+        <w:t>2</w:t>
+      </w:r>
+      <w:r>
+        <w:rPr>
+          <w:rFonts w:eastAsia="Times New Roman"/>
+          <w:b w:val="0"/>
+          <w:bCs/>
+          <w:lang w:val="es-HN"/>
+        </w:rPr>
+        <w:t>.</w:t>
+      </w:r>
+      <w:r>
+        <w:rPr>
+          <w:rFonts w:eastAsia="Times New Roman"/>
+          <w:b w:val="0"/>
+          <w:bCs/>
+          <w:lang w:val="es-HN"/>
+        </w:rPr>
+        <w:t>4</w:t>
+      </w:r>
+      <w:r>
+        <w:rPr>
+          <w:rFonts w:eastAsia="Times New Roman"/>
+          <w:b w:val="0"/>
+          <w:bCs/>
+          <w:lang w:val="es-HN"/>
+        </w:rPr>
+        <w:t xml:space="preserve"> </w:t>
+      </w:r>
+      <w:r>
+        <w:rPr>
+          <w:rFonts w:eastAsia="Times New Roman"/>
+          <w:b w:val="0"/>
+          <w:bCs/>
+          <w:lang w:val="es-HN"/>
+        </w:rPr>
+        <w:t>Soluciones Existentes y Limitaciones</w:t>
+      </w:r>
+      <w:bookmarkEnd w:id="43"/>
+    </w:p>
+    <w:p>
+      <w:pPr>
+        <w:pStyle w:val="TextoPrincipal"/>
+        <w:rPr>
+          <w:lang w:val="es-419"/>
+        </w:rPr>
+      </w:pPr>
+      <w:r>
+        <w:rPr>
+          <w:lang w:val="es-419"/>
+        </w:rPr>
+        <w:t xml:space="preserve">Las respuestas organizacionales ante la problemática del uso no regulado de IA han seguido principalmente dos vías: la prohibición total de acceso a herramientas de IA externas desde redes y dispositivos corporativos, o la habilitación de su uso con advertencias y políticas de aceptable uso. Ninguna de estas aproximaciones, por sí sola, resulta completamente efectiva. La primera opción ignora los beneficios productivos documentados de la IA y empuja el uso hacia dispositivos personales fuera del control organizacional. La segunda, sin una estructura de gobernanza robusta, </w:t>
+      </w:r>
+      <w:r>
+        <w:rPr>
+          <w:lang w:val="es-419"/>
+        </w:rPr>
+        <w:lastRenderedPageBreak/>
+        <w:t>deja la gestión del riesgo exclusivamente en manos del criterio individual del empleado.</w:t>
+      </w:r>
+    </w:p>
+    <w:p>
+      <w:pPr>
+        <w:pStyle w:val="TextoPrincipal"/>
+        <w:rPr>
+          <w:lang w:val="es-419"/>
+        </w:rPr>
+      </w:pPr>
+      <w:r>
+        <w:rPr>
+          <w:lang w:val="es-419"/>
+        </w:rPr>
+        <w:t>A nivel de marcos de referencia internacionales, existen herramientas reconocidas como el NIST AI Risk Management Framework, el EU AI Act y las directrices de ISACA, que ofrecen estructuras conceptuales para la gestión responsable de IA. No obstante, su aplicabilidad directa al contexto de pequeñas y medianas organizaciones hondureñas es limitada, en parte por las diferencias en capacidades técnicas, recursos y contexto regulatorio, y en parte porque están diseñados para organizaciones que ya han alcanzado ciertos niveles de madurez en gobernanza tecnológica.</w:t>
+      </w:r>
+    </w:p>
+    <w:p>
+      <w:pPr>
+        <w:pStyle w:val="TextoPrincipal"/>
+        <w:rPr>
+          <w:lang w:val="es-419"/>
+        </w:rPr>
+      </w:pPr>
+      <w:r>
+        <w:rPr>
+          <w:lang w:val="es-419"/>
+        </w:rPr>
+        <w:t>Mathew (2025) propone un framework específico para la detección, auditoría y control del Shadow AI, que incluye controles de gestión de identidades y accesos (IAM), políticas de uso aceptable, capacitaciones de personal y auditorías periódicas. Sin embargo, el mismo autor reconoce que la efectividad de este tipo de marcos está condicionada por el nivel de cultura organizacional existente: si los empleados no interiorizan los riesgos antes de que ocurra un incidente, los controles técnicos resultan insuficientes.</w:t>
+      </w:r>
+    </w:p>
+    <w:p>
+      <w:pPr>
+        <w:pStyle w:val="Heading3"/>
+        <w:rPr>
+          <w:rFonts w:eastAsia="Times New Roman"/>
+          <w:b w:val="0"/>
+          <w:bCs/>
+          <w:lang w:val="es-419"/>
+        </w:rPr>
+      </w:pPr>
+      <w:bookmarkStart w:id="44" w:name="_Toc231766696"/>
+      <w:r>
+        <w:rPr>
+          <w:rFonts w:eastAsia="Times New Roman"/>
+          <w:b w:val="0"/>
+          <w:bCs/>
+          <w:lang w:val="es-HN"/>
+        </w:rPr>
+        <w:t>1.</w:t>
+      </w:r>
+      <w:r>
+        <w:rPr>
+          <w:rFonts w:eastAsia="Times New Roman"/>
+          <w:b w:val="0"/>
+          <w:bCs/>
+          <w:lang w:val="es-HN"/>
+        </w:rPr>
+        <w:t>2</w:t>
+      </w:r>
+      <w:r>
+        <w:rPr>
+          <w:rFonts w:eastAsia="Times New Roman"/>
+          <w:b w:val="0"/>
+          <w:bCs/>
+          <w:lang w:val="es-HN"/>
+        </w:rPr>
+        <w:t>.</w:t>
+      </w:r>
+      <w:r>
+        <w:rPr>
+          <w:rFonts w:eastAsia="Times New Roman"/>
+          <w:b w:val="0"/>
+          <w:bCs/>
+          <w:lang w:val="es-HN"/>
+        </w:rPr>
+        <w:t>5</w:t>
+      </w:r>
+      <w:r>
+        <w:rPr>
+          <w:rFonts w:eastAsia="Times New Roman"/>
+          <w:b w:val="0"/>
+          <w:bCs/>
+          <w:lang w:val="es-HN"/>
+        </w:rPr>
+        <w:t xml:space="preserve"> </w:t>
+      </w:r>
+      <w:r>
+        <w:rPr>
+          <w:rFonts w:eastAsia="Times New Roman"/>
+          <w:b w:val="0"/>
+          <w:bCs/>
+          <w:lang w:val="es-HN"/>
+        </w:rPr>
+        <w:t>Datos y Estadísticas que Justifican la Problemática</w:t>
+      </w:r>
+      <w:bookmarkEnd w:id="44"/>
+    </w:p>
+    <w:p>
+      <w:pPr>
+        <w:pStyle w:val="TextoPrincipal"/>
+        <w:rPr>
+          <w:lang w:val="es-419"/>
+        </w:rPr>
+      </w:pPr>
+      <w:r>
+        <w:rPr>
+          <w:lang w:val="es-419"/>
+        </w:rPr>
+        <w:t>El conjunto de evidencias estadísticas disponibles sustenta la urgencia de abordar este problema de investigación desde una perspectiva sistemática. Los hallazgos clave que definen el estado actual de la problemática incluyen los siguientes:</w:t>
       </w:r>
     </w:p>
     <w:p>
@@ -10400,31 +11786,32 @@
         <w:pStyle w:val="TextoPrincipal"/>
         <w:numPr>
           <w:ilvl w:val="0"/>
-          <w:numId w:val="3"/>
+          <w:numId w:val="10"/>
         </w:numPr>
-        <w:spacing w:line="360" w:lineRule="auto"/>
-      </w:pPr>
-      <w:r>
-        <w:t>Cita Textual Corta, basada en texto:</w:t>
-      </w:r>
-    </w:p>
-    <w:p>
-      <w:pPr>
-        <w:pStyle w:val="TextoPrincipal"/>
-        <w:spacing w:line="360" w:lineRule="auto"/>
-      </w:pPr>
-      <w:commentRangeStart w:id="41"/>
-      <w:r>
-        <w:t>“Contenido de la cita contenido de la cita contenido de la cita contenido de la cita contenido de la cita contenido de la cita contenido de la cita” (Autor, año, p. xx).</w:t>
-      </w:r>
-      <w:commentRangeEnd w:id="41"/>
-      <w:r>
-        <w:rPr>
-          <w:rStyle w:val="CommentReference"/>
-          <w:sz w:val="24"/>
-          <w:szCs w:val="24"/>
-        </w:rPr>
-        <w:commentReference w:id="41"/>
+        <w:rPr>
+          <w:lang w:val="es-419"/>
+        </w:rPr>
+      </w:pPr>
+      <w:r>
+        <w:rPr>
+          <w:b/>
+          <w:bCs/>
+          <w:lang w:val="es-419"/>
+        </w:rPr>
+        <w:t>Madurez operacional limitada</w:t>
+      </w:r>
+      <w:r>
+        <w:rPr>
+          <w:lang w:val="es-419"/>
+        </w:rPr>
+        <w:t xml:space="preserve">: El índice de madurez operacional de IA responsable identificado por Reuel et al. (2025) presenta una distribución sesgada hacia la izquierda, con una puntuación promedio cercana a 35 sobre 100, situando a la mayoría de las organizaciones en el nivel «Determinado» (nivel 3 de 5), lo que indica que solo algunas medidas de mitigación de riesgos han sido plenamente </w:t>
+      </w:r>
+      <w:r>
+        <w:rPr>
+          <w:lang w:val="es-419"/>
+        </w:rPr>
+        <w:lastRenderedPageBreak/>
+        <w:t>operacionalizadas.</w:t>
       </w:r>
     </w:p>
     <w:p>
@@ -10432,67 +11819,25 @@
         <w:pStyle w:val="TextoPrincipal"/>
         <w:numPr>
           <w:ilvl w:val="0"/>
-          <w:numId w:val="3"/>
+          <w:numId w:val="10"/>
         </w:numPr>
-        <w:spacing w:line="360" w:lineRule="auto"/>
-      </w:pPr>
-      <w:r>
-        <w:t>Cita Textual Corta, basada en autor:</w:t>
-      </w:r>
-    </w:p>
-    <w:p>
-      <w:pPr>
-        <w:pStyle w:val="TextoPrincipal"/>
-        <w:spacing w:line="360" w:lineRule="auto"/>
-      </w:pPr>
-      <w:commentRangeStart w:id="42"/>
-      <w:r>
-        <w:t>Autor</w:t>
-      </w:r>
-      <w:r>
-        <w:t xml:space="preserve">, </w:t>
-      </w:r>
-      <w:r>
-        <w:t xml:space="preserve">(año) afirma: </w:t>
-      </w:r>
-      <w:r>
-        <w:t>“</w:t>
-      </w:r>
-      <w:r>
-        <w:t>Contenido de la cita contenido de la cita contenido de la cita</w:t>
-      </w:r>
-      <w:r>
-        <w:t xml:space="preserve"> </w:t>
-      </w:r>
-      <w:r>
-        <w:t>contenido de la cita</w:t>
-      </w:r>
-      <w:r>
-        <w:t xml:space="preserve"> </w:t>
-      </w:r>
-      <w:r>
-        <w:t>contenido de la cita</w:t>
-      </w:r>
-      <w:r>
-        <w:t xml:space="preserve"> </w:t>
-      </w:r>
-      <w:r>
-        <w:t>contenido de la cita</w:t>
-      </w:r>
-      <w:r>
-        <w:t xml:space="preserve"> </w:t>
-      </w:r>
-      <w:r>
-        <w:t>contenido de la cita” (p. xx).</w:t>
-      </w:r>
-      <w:commentRangeEnd w:id="42"/>
-      <w:r>
-        <w:rPr>
-          <w:rStyle w:val="CommentReference"/>
-          <w:sz w:val="24"/>
-          <w:szCs w:val="24"/>
-        </w:rPr>
-        <w:commentReference w:id="42"/>
+        <w:rPr>
+          <w:lang w:val="es-419"/>
+        </w:rPr>
+      </w:pPr>
+      <w:r>
+        <w:rPr>
+          <w:b/>
+          <w:bCs/>
+          <w:lang w:val="es-419"/>
+        </w:rPr>
+        <w:t>Brecha entre planificación y ejecución</w:t>
+      </w:r>
+      <w:r>
+        <w:rPr>
+          <w:lang w:val="es-419"/>
+        </w:rPr>
+        <w:t>: El mismo estudio revela que las organizaciones tienden a sobrestimar su madurez en gobernanza de IA al compararla con sus prácticas operativas reales. Únicamente el 9% de las organizaciones encuestadas alcanzó el nivel «Optimizado», el más alto del modelo.</w:t>
       </w:r>
     </w:p>
     <w:p>
@@ -10500,120 +11845,25 @@
         <w:pStyle w:val="TextoPrincipal"/>
         <w:numPr>
           <w:ilvl w:val="0"/>
-          <w:numId w:val="3"/>
+          <w:numId w:val="10"/>
         </w:numPr>
-        <w:spacing w:line="360" w:lineRule="auto"/>
-      </w:pPr>
-      <w:r>
-        <w:t>Cita Textual Larga, basada en texto:</w:t>
-      </w:r>
-    </w:p>
-    <w:p>
-      <w:pPr>
-        <w:pStyle w:val="TextoPrincipal"/>
-        <w:spacing w:line="360" w:lineRule="auto"/>
-      </w:pPr>
-      <w:r>
-        <w:t>Texto del documento texto del documento texto del documento</w:t>
-      </w:r>
-      <w:r>
-        <w:t xml:space="preserve"> </w:t>
-      </w:r>
-      <w:r>
-        <w:t>texto del documento</w:t>
-      </w:r>
-      <w:r>
-        <w:t xml:space="preserve"> </w:t>
-      </w:r>
-      <w:r>
-        <w:t>texto del documento</w:t>
-      </w:r>
-      <w:r>
-        <w:t xml:space="preserve"> </w:t>
-      </w:r>
-      <w:r>
-        <w:t>texto del documento</w:t>
-      </w:r>
-      <w:r>
-        <w:t xml:space="preserve"> </w:t>
-      </w:r>
-      <w:r>
-        <w:t>texto del documento</w:t>
-      </w:r>
-      <w:r>
-        <w:t xml:space="preserve"> </w:t>
-      </w:r>
-      <w:r>
-        <w:t>texto del documento</w:t>
-      </w:r>
-      <w:r>
-        <w:t xml:space="preserve"> </w:t>
-      </w:r>
-      <w:r>
-        <w:t>texto del documento.</w:t>
-      </w:r>
-    </w:p>
-    <w:p>
-      <w:pPr>
-        <w:pStyle w:val="CitaLarga"/>
-      </w:pPr>
-      <w:commentRangeStart w:id="43"/>
-      <w:r>
-        <w:t>Contenido de la cita contenido de la cita contenido de la cita contenido de la cita contenido de la cita contenido de la cita contenido de la cita contenido de la cita contenido de la cita contenido de la cita contenido de la cita contenido de la cita contenido de la cita contenido de la cita contenido de la cita contenido de la cita contenido de la cita contenido de la cita contenido de la cita contenido de la cita contenido de la cita. (Autor, año, p. xx)</w:t>
-      </w:r>
-      <w:commentRangeEnd w:id="43"/>
-      <w:r>
-        <w:rPr>
-          <w:rStyle w:val="CommentReference"/>
-          <w:sz w:val="22"/>
-          <w:szCs w:val="22"/>
-        </w:rPr>
-        <w:commentReference w:id="43"/>
-      </w:r>
-    </w:p>
-    <w:p>
-      <w:pPr>
-        <w:pStyle w:val="TextoPrincipal"/>
-        <w:spacing w:line="360" w:lineRule="auto"/>
-      </w:pPr>
-      <w:r>
-        <w:t>Texto del documento texto del documento texto del documento</w:t>
-      </w:r>
-      <w:r>
-        <w:t xml:space="preserve"> </w:t>
-      </w:r>
-      <w:r>
-        <w:t>texto del documento</w:t>
-      </w:r>
-      <w:r>
-        <w:t xml:space="preserve"> </w:t>
-      </w:r>
-      <w:r>
-        <w:t>texto del documento</w:t>
-      </w:r>
-      <w:r>
-        <w:t xml:space="preserve"> </w:t>
-      </w:r>
-      <w:r>
-        <w:t>texto del documento</w:t>
-      </w:r>
-      <w:r>
-        <w:t xml:space="preserve"> </w:t>
-      </w:r>
-      <w:r>
-        <w:t>texto del documento</w:t>
-      </w:r>
-      <w:r>
-        <w:t xml:space="preserve"> </w:t>
-      </w:r>
-      <w:r>
-        <w:t>texto del documento</w:t>
-      </w:r>
-      <w:r>
-        <w:t xml:space="preserve"> </w:t>
-      </w:r>
-      <w:r>
-        <w:t>texto del documento.</w:t>
+        <w:rPr>
+          <w:lang w:val="es-419"/>
+        </w:rPr>
+      </w:pPr>
+      <w:r>
+        <w:rPr>
+          <w:b/>
+          <w:bCs/>
+          <w:lang w:val="es-419"/>
+        </w:rPr>
+        <w:t>Rezago regional</w:t>
+      </w:r>
+      <w:r>
+        <w:rPr>
+          <w:lang w:val="es-419"/>
+        </w:rPr>
+        <w:t>: América Latina registra los puntajes más bajos de madurez organizacional en IA responsable entre todas las regiones evaluadas por Reuel et al. (2025), con una proporción significativa de organizaciones en el nivel «Inicial», lo que coloca a Honduras en un contexto regional de alta vulnerabilidad.</w:t>
       </w:r>
     </w:p>
     <w:p>
@@ -10621,344 +11871,25 @@
         <w:pStyle w:val="TextoPrincipal"/>
         <w:numPr>
           <w:ilvl w:val="0"/>
-          <w:numId w:val="3"/>
+          <w:numId w:val="10"/>
         </w:numPr>
-        <w:spacing w:line="360" w:lineRule="auto"/>
-      </w:pPr>
-      <w:r>
-        <w:t>Cita Textual Larga, basada en autor:</w:t>
-      </w:r>
-    </w:p>
-    <w:p>
-      <w:pPr>
-        <w:pStyle w:val="TextoPrincipal"/>
-        <w:spacing w:line="360" w:lineRule="auto"/>
-      </w:pPr>
-      <w:r>
-        <w:lastRenderedPageBreak/>
-        <w:t>Texto del documento texto del documento texto del documento</w:t>
-      </w:r>
-      <w:r>
-        <w:t xml:space="preserve"> </w:t>
-      </w:r>
-      <w:r>
-        <w:t>texto del documento</w:t>
-      </w:r>
-      <w:r>
-        <w:t xml:space="preserve"> </w:t>
-      </w:r>
-      <w:r>
-        <w:t>texto del documento</w:t>
-      </w:r>
-      <w:r>
-        <w:t xml:space="preserve"> </w:t>
-      </w:r>
-      <w:r>
-        <w:t>texto del documento</w:t>
-      </w:r>
-      <w:r>
-        <w:t xml:space="preserve"> </w:t>
-      </w:r>
-      <w:r>
-        <w:t>texto del documento</w:t>
-      </w:r>
-      <w:r>
-        <w:t xml:space="preserve"> </w:t>
-      </w:r>
-      <w:r>
-        <w:t>texto del documento</w:t>
-      </w:r>
-      <w:r>
-        <w:t xml:space="preserve"> </w:t>
-      </w:r>
-      <w:r>
-        <w:t>texto del documento. Autor, (año) afirma:</w:t>
-      </w:r>
-    </w:p>
-    <w:p>
-      <w:pPr>
-        <w:pStyle w:val="CitaLarga"/>
-      </w:pPr>
-      <w:commentRangeStart w:id="44"/>
-      <w:r>
-        <w:t>Contenido de la cita contenido de la cita contenido de la cita</w:t>
-      </w:r>
-      <w:r>
-        <w:t xml:space="preserve"> </w:t>
-      </w:r>
-      <w:r>
-        <w:t>contenido de la cita</w:t>
-      </w:r>
-      <w:r>
-        <w:t xml:space="preserve"> </w:t>
-      </w:r>
-      <w:r>
-        <w:t>contenido de la cita</w:t>
-      </w:r>
-      <w:r>
-        <w:t xml:space="preserve"> </w:t>
-      </w:r>
-      <w:r>
-        <w:t>contenido de la cita</w:t>
-      </w:r>
-      <w:r>
-        <w:t xml:space="preserve"> </w:t>
-      </w:r>
-      <w:r>
-        <w:t>contenido de la cita</w:t>
-      </w:r>
-      <w:r>
-        <w:t xml:space="preserve"> </w:t>
-      </w:r>
-      <w:r>
-        <w:t>contenido de la cita</w:t>
-      </w:r>
-      <w:r>
-        <w:t xml:space="preserve"> </w:t>
-      </w:r>
-      <w:r>
-        <w:t>contenido de la cita</w:t>
-      </w:r>
-      <w:r>
-        <w:t xml:space="preserve"> </w:t>
-      </w:r>
-      <w:r>
-        <w:t>contenido de la cita</w:t>
-      </w:r>
-      <w:r>
-        <w:t xml:space="preserve"> </w:t>
-      </w:r>
-      <w:r>
-        <w:t>contenido de la cita</w:t>
-      </w:r>
-      <w:r>
-        <w:t xml:space="preserve"> </w:t>
-      </w:r>
-      <w:r>
-        <w:t>contenido de la cita</w:t>
-      </w:r>
-      <w:r>
-        <w:t xml:space="preserve"> </w:t>
-      </w:r>
-      <w:r>
-        <w:t>contenido de la cita</w:t>
-      </w:r>
-      <w:r>
-        <w:t xml:space="preserve"> </w:t>
-      </w:r>
-      <w:r>
-        <w:t>contenido de la cita</w:t>
-      </w:r>
-      <w:r>
-        <w:t xml:space="preserve"> </w:t>
-      </w:r>
-      <w:r>
-        <w:t>contenido de la cita</w:t>
-      </w:r>
-      <w:r>
-        <w:t xml:space="preserve"> </w:t>
-      </w:r>
-      <w:r>
-        <w:t>contenido de la cita</w:t>
-      </w:r>
-      <w:r>
-        <w:t xml:space="preserve"> </w:t>
-      </w:r>
-      <w:r>
-        <w:t>contenido de la cita</w:t>
-      </w:r>
-      <w:r>
-        <w:t xml:space="preserve"> </w:t>
-      </w:r>
-      <w:r>
-        <w:t>contenido de la cita</w:t>
-      </w:r>
-      <w:r>
-        <w:t xml:space="preserve"> </w:t>
-      </w:r>
-      <w:r>
-        <w:t>contenido de la cita</w:t>
-      </w:r>
-      <w:r>
-        <w:t xml:space="preserve"> </w:t>
-      </w:r>
-      <w:r>
-        <w:t>contenido de la cita</w:t>
-      </w:r>
-      <w:r>
-        <w:t xml:space="preserve"> </w:t>
-      </w:r>
-      <w:r>
-        <w:t>contenido de la cita. (p. xx)</w:t>
-      </w:r>
-      <w:commentRangeEnd w:id="44"/>
-      <w:r>
-        <w:rPr>
-          <w:rStyle w:val="CommentReference"/>
-          <w:sz w:val="22"/>
-          <w:szCs w:val="22"/>
-        </w:rPr>
-        <w:commentReference w:id="44"/>
-      </w:r>
-    </w:p>
-    <w:p>
-      <w:pPr>
-        <w:pStyle w:val="CitaLarga"/>
-      </w:pPr>
-    </w:p>
-    <w:p>
-      <w:pPr>
-        <w:pStyle w:val="TextoPrincipal"/>
-        <w:numPr>
-          <w:ilvl w:val="0"/>
-          <w:numId w:val="3"/>
-        </w:numPr>
-        <w:spacing w:line="360" w:lineRule="auto"/>
-      </w:pPr>
-      <w:r>
-        <w:t>Cita Parafraseada:</w:t>
-      </w:r>
-    </w:p>
-    <w:p>
-      <w:pPr>
-        <w:pStyle w:val="BodyText"/>
-        <w:numPr>
-          <w:ilvl w:val="0"/>
-          <w:numId w:val="4"/>
-        </w:numPr>
-        <w:spacing w:line="360" w:lineRule="auto"/>
-        <w:ind w:right="143"/>
-        <w:rPr>
-          <w:lang w:val="es-HN"/>
-        </w:rPr>
-      </w:pPr>
-      <w:r>
-        <w:rPr>
-          <w:lang w:val="es-HN"/>
-        </w:rPr>
-        <w:t>Ejemplo de cita basada en el texto</w:t>
-      </w:r>
-    </w:p>
-    <w:p>
-      <w:pPr>
-        <w:pStyle w:val="TextoPrincipal"/>
-        <w:spacing w:line="360" w:lineRule="auto"/>
-      </w:pPr>
-      <w:r>
-        <w:t>Texto del documento texto del documento texto del documento</w:t>
-      </w:r>
-      <w:r>
-        <w:t xml:space="preserve"> </w:t>
-      </w:r>
-      <w:r>
-        <w:t>texto del documento</w:t>
-      </w:r>
-      <w:r>
-        <w:t xml:space="preserve"> </w:t>
-      </w:r>
-      <w:r>
-        <w:t>texto del documento</w:t>
-      </w:r>
-      <w:r>
-        <w:t xml:space="preserve"> </w:t>
-      </w:r>
-      <w:r>
-        <w:t>texto del documento</w:t>
-      </w:r>
-      <w:r>
-        <w:t xml:space="preserve"> </w:t>
-      </w:r>
-      <w:r>
-        <w:t>texto del documento. Paráfrasis paráfrasis paráfrasis paráfrasis</w:t>
-      </w:r>
-      <w:r>
-        <w:t xml:space="preserve"> </w:t>
-      </w:r>
-      <w:r>
-        <w:t>paráfrasis</w:t>
-      </w:r>
-      <w:r>
-        <w:t xml:space="preserve"> </w:t>
-      </w:r>
-      <w:r>
-        <w:t>paráfrasis</w:t>
-      </w:r>
-      <w:r>
-        <w:t xml:space="preserve"> </w:t>
-      </w:r>
-      <w:r>
-        <w:t>paráfrasis</w:t>
-      </w:r>
-      <w:r>
-        <w:t xml:space="preserve"> </w:t>
-      </w:r>
-      <w:r>
-        <w:t>paráfrasis paráfrasis</w:t>
-      </w:r>
-      <w:r>
-        <w:t xml:space="preserve"> </w:t>
-      </w:r>
-      <w:r>
-        <w:t>paráfrasis</w:t>
-      </w:r>
-      <w:r>
-        <w:t xml:space="preserve"> </w:t>
-      </w:r>
-      <w:r>
-        <w:t>paráfrasis (Autor, año</w:t>
-      </w:r>
-      <w:r>
-        <w:t>).</w:t>
-      </w:r>
-      <w:r>
-        <w:t xml:space="preserve"> Texto del documento texto del documento texto del documento</w:t>
-      </w:r>
-      <w:r>
-        <w:t xml:space="preserve"> </w:t>
-      </w:r>
-      <w:r>
-        <w:t>Texto del documento texto del documento texto del documento.</w:t>
-      </w:r>
-    </w:p>
-    <w:p>
-      <w:pPr>
-        <w:pStyle w:val="BodyText"/>
-        <w:numPr>
-          <w:ilvl w:val="0"/>
-          <w:numId w:val="4"/>
-        </w:numPr>
-        <w:spacing w:line="360" w:lineRule="auto"/>
-        <w:ind w:right="143"/>
-        <w:rPr>
-          <w:lang w:val="es-HN"/>
-        </w:rPr>
-      </w:pPr>
-      <w:r>
-        <w:rPr>
-          <w:lang w:val="es-HN"/>
-        </w:rPr>
-        <w:t>Ejemplo de cita basada en el autor</w:t>
-      </w:r>
-    </w:p>
-    <w:p>
-      <w:pPr>
-        <w:pStyle w:val="TextoPrincipal"/>
-        <w:spacing w:line="360" w:lineRule="auto"/>
-      </w:pPr>
-      <w:r>
-        <w:t xml:space="preserve">Texto del documento texto del documento texto del documento texto del documento texto del documento texto del documento texto del documento. </w:t>
-      </w:r>
-      <w:r>
-        <w:t>Autor (año) refiere p</w:t>
-      </w:r>
-      <w:r>
-        <w:t>aráfrasis paráfrasis paráfrasis paráfrasis paráfrasis paráfrasis paráfrasis paráfrasis paráfrasis paráfrasis paráf</w:t>
-      </w:r>
-      <w:r>
-        <w:t>rasis</w:t>
-      </w:r>
-      <w:r>
-        <w:t>. Texto del documento texto del documento texto del documento Texto del documento texto del documento texto del documento.</w:t>
+        <w:rPr>
+          <w:lang w:val="es-419"/>
+        </w:rPr>
+      </w:pPr>
+      <w:r>
+        <w:rPr>
+          <w:b/>
+          <w:bCs/>
+          <w:lang w:val="es-419"/>
+        </w:rPr>
+        <w:t>Costo de las brechas de gobernanza</w:t>
+      </w:r>
+      <w:r>
+        <w:rPr>
+          <w:lang w:val="es-419"/>
+        </w:rPr>
+        <w:t>: De acuerdo con el IBM Cost of Data Breach Report 2025, citado por Mathew (2025), las brechas de datos asociadas al uso no autorizado de tecnologías —categoría que incluye el Shadow AI— representan costos promedio millonarios para las organizaciones afectadas, sin contar los daños reputacionales y regulatorios.</w:t>
       </w:r>
     </w:p>
     <w:p>
@@ -10974,7 +11905,7 @@
       </w:pPr>
       <w:bookmarkStart w:id="45" w:name="_Toc474331179"/>
       <w:bookmarkStart w:id="46" w:name="_Toc474331378"/>
-      <w:bookmarkStart w:id="47" w:name="_Toc231764584"/>
+      <w:bookmarkStart w:id="47" w:name="_Toc231766697"/>
       <w:r>
         <w:rPr>
           <w:lang w:val="es-HN"/>
@@ -10987,17 +11918,29 @@
     </w:p>
     <w:p>
       <w:pPr>
+        <w:pStyle w:val="TextoPrincipal"/>
+        <w:rPr>
+          <w:lang w:val="es-419"/>
+        </w:rPr>
+      </w:pPr>
+      <w:r>
+        <w:rPr>
+          <w:lang w:val="es-419"/>
+        </w:rPr>
+        <w:t>Las organizaciones hondureñas de todos los tamaños y sectores carecen de marcos internos de gobernanza que regulen el uso de herramientas de inteligencia artificial por parte de sus colaboradores, lo que genera una exposición no gestionada a riesgos de seguridad de la información, incumplimiento normativo y toma de decisiones basada en salidas de IA no verificadas ni auditadas.</w:t>
+      </w:r>
+    </w:p>
+    <w:p>
+      <w:pPr>
         <w:pStyle w:val="Heading3"/>
         <w:rPr>
           <w:rFonts w:eastAsia="Times New Roman"/>
           <w:b w:val="0"/>
           <w:bCs/>
-          <w:lang w:val="es-HN"/>
-        </w:rPr>
-      </w:pPr>
-      <w:bookmarkStart w:id="48" w:name="_Toc474331180"/>
-      <w:bookmarkStart w:id="49" w:name="_Toc474331379"/>
-      <w:bookmarkStart w:id="50" w:name="_Toc231764585"/>
+          <w:lang w:val="es-419"/>
+        </w:rPr>
+      </w:pPr>
+      <w:bookmarkStart w:id="48" w:name="_Toc231766698"/>
       <w:r>
         <w:rPr>
           <w:rFonts w:eastAsia="Times New Roman"/>
@@ -11005,9 +11948,8 @@
           <w:bCs/>
           <w:lang w:val="es-HN"/>
         </w:rPr>
-        <w:t>1.3.1 Enunciado del problema</w:t>
-      </w:r>
-      <w:bookmarkEnd w:id="50"/>
+        <w:t>1.</w:t>
+      </w:r>
       <w:r>
         <w:rPr>
           <w:rFonts w:eastAsia="Times New Roman"/>
@@ -11015,31 +11957,17 @@
           <w:bCs/>
           <w:lang w:val="es-HN"/>
         </w:rPr>
-        <w:t xml:space="preserve"> </w:t>
-      </w:r>
-    </w:p>
-    <w:p>
-      <w:pPr>
-        <w:pStyle w:val="TextoPrincipal"/>
-      </w:pPr>
-      <w:r>
-        <w:t>Texto Texto Texto Texto</w:t>
-      </w:r>
-      <w:r>
-        <w:t xml:space="preserve"> Texto Texto Texto Texto Texto Texto Texto Texto</w:t>
-      </w:r>
-    </w:p>
-    <w:p>
-      <w:pPr>
-        <w:pStyle w:val="Heading3"/>
+        <w:t>3</w:t>
+      </w:r>
+      <w:r>
         <w:rPr>
           <w:rFonts w:eastAsia="Times New Roman"/>
           <w:b w:val="0"/>
           <w:bCs/>
           <w:lang w:val="es-HN"/>
         </w:rPr>
-      </w:pPr>
-      <w:bookmarkStart w:id="51" w:name="_Toc231764586"/>
+        <w:t>.</w:t>
+      </w:r>
       <w:r>
         <w:rPr>
           <w:rFonts w:eastAsia="Times New Roman"/>
@@ -11047,9 +11975,8 @@
           <w:bCs/>
           <w:lang w:val="es-HN"/>
         </w:rPr>
-        <w:t>1.3.2 Formulación del problema</w:t>
-      </w:r>
-      <w:bookmarkEnd w:id="51"/>
+        <w:t>1</w:t>
+      </w:r>
       <w:r>
         <w:rPr>
           <w:rFonts w:eastAsia="Times New Roman"/>
@@ -11059,32 +11986,408 @@
         </w:rPr>
         <w:t xml:space="preserve"> </w:t>
       </w:r>
-    </w:p>
-    <w:p>
-      <w:pPr>
-        <w:pStyle w:val="TextoPrincipal"/>
-      </w:pPr>
-      <w:r>
-        <w:t>Texto Texto Texto Texto Texto Texto Texto Texto Texto Texto Texto Texto</w:t>
-      </w:r>
-    </w:p>
-    <w:p>
-      <w:pPr>
-        <w:pStyle w:val="Heading3"/>
-        <w:rPr>
+      <w:r>
+        <w:rPr>
+          <w:rFonts w:eastAsia="Times New Roman"/>
           <w:b w:val="0"/>
           <w:bCs/>
           <w:lang w:val="es-HN"/>
         </w:rPr>
-      </w:pPr>
-      <w:bookmarkStart w:id="52" w:name="_Toc231764587"/>
-      <w:r>
-        <w:rPr>
+        <w:t>Contexto</w:t>
+      </w:r>
+      <w:bookmarkEnd w:id="48"/>
+    </w:p>
+    <w:p>
+      <w:pPr>
+        <w:pStyle w:val="TextoPrincipal"/>
+        <w:rPr>
+          <w:lang w:val="es-419"/>
+        </w:rPr>
+      </w:pPr>
+      <w:r>
+        <w:rPr>
+          <w:lang w:val="es-419"/>
+        </w:rPr>
+        <w:t xml:space="preserve">Este problema emerge en un momento en que el uso de herramientas de IA generativa en el entorno laboral ha superado la capacidad de respuesta institucional de las organizaciones. Los </w:t>
+      </w:r>
+      <w:r>
+        <w:rPr>
+          <w:lang w:val="es-419"/>
+        </w:rPr>
+        <w:lastRenderedPageBreak/>
+        <w:t>colaboradores incorporan estas herramientas a sus flujos de trabajo cotidianos —redacción de reportes, análisis de datos, atención a clientes, soporte técnico— sin que sus organizaciones hayan definido qué está permitido, qué información puede compartirse con estas plataformas ni qué controles existen para supervisar ese uso.</w:t>
+      </w:r>
+    </w:p>
+    <w:p>
+      <w:pPr>
+        <w:pStyle w:val="TextoPrincipal"/>
+        <w:rPr>
+          <w:lang w:val="es-419"/>
+        </w:rPr>
+      </w:pPr>
+      <w:r>
+        <w:rPr>
+          <w:lang w:val="es-419"/>
+        </w:rPr>
+        <w:t>En Honduras, este vacío de gobernanza ocurre sin el respaldo de ningún marco regulatorio nacional que establezca obligaciones mínimas para las organizaciones en esta materia. Cuando las organizaciones han reaccionado, lo han hecho de dos formas igualmente insuficientes: prohibición total del acceso a plataformas de IA desde redes corporativas —lo que desplaza el uso hacia dispositivos personales fuera de cualquier control— o habilitación irrestricta bajo cláusulas genéricas de responsabilidad del usuario, sin formación ni auditoría. Ninguna de las dos constituye gobernanza.</w:t>
+      </w:r>
+    </w:p>
+    <w:p>
+      <w:pPr>
+        <w:pStyle w:val="Heading3"/>
+        <w:rPr>
+          <w:rFonts w:eastAsia="Times New Roman"/>
           <w:b w:val="0"/>
           <w:bCs/>
-          <w:lang w:val="es-HN"/>
-        </w:rPr>
-        <w:t>1.3.3 Preguntas de investigación</w:t>
+          <w:lang w:val="es-419"/>
+        </w:rPr>
+      </w:pPr>
+      <w:bookmarkStart w:id="49" w:name="_Toc231766699"/>
+      <w:r>
+        <w:rPr>
+          <w:rFonts w:eastAsia="Times New Roman"/>
+          <w:b w:val="0"/>
+          <w:bCs/>
+          <w:lang w:val="es-HN"/>
+        </w:rPr>
+        <w:t>1.</w:t>
+      </w:r>
+      <w:r>
+        <w:rPr>
+          <w:rFonts w:eastAsia="Times New Roman"/>
+          <w:b w:val="0"/>
+          <w:bCs/>
+          <w:lang w:val="es-HN"/>
+        </w:rPr>
+        <w:t>3</w:t>
+      </w:r>
+      <w:r>
+        <w:rPr>
+          <w:rFonts w:eastAsia="Times New Roman"/>
+          <w:b w:val="0"/>
+          <w:bCs/>
+          <w:lang w:val="es-HN"/>
+        </w:rPr>
+        <w:t>.</w:t>
+      </w:r>
+      <w:r>
+        <w:rPr>
+          <w:rFonts w:eastAsia="Times New Roman"/>
+          <w:b w:val="0"/>
+          <w:bCs/>
+          <w:lang w:val="es-HN"/>
+        </w:rPr>
+        <w:t>2</w:t>
+      </w:r>
+      <w:r>
+        <w:rPr>
+          <w:rFonts w:eastAsia="Times New Roman"/>
+          <w:b w:val="0"/>
+          <w:bCs/>
+          <w:lang w:val="es-HN"/>
+        </w:rPr>
+        <w:t xml:space="preserve"> </w:t>
+      </w:r>
+      <w:r>
+        <w:rPr>
+          <w:rFonts w:eastAsia="Times New Roman"/>
+          <w:b w:val="0"/>
+          <w:bCs/>
+          <w:lang w:val="es-HN"/>
+        </w:rPr>
+        <w:t>Evidencia</w:t>
+      </w:r>
+      <w:bookmarkEnd w:id="49"/>
+    </w:p>
+    <w:p>
+      <w:pPr>
+        <w:pStyle w:val="TextoPrincipal"/>
+        <w:rPr>
+          <w:lang w:val="es-419"/>
+        </w:rPr>
+      </w:pPr>
+      <w:r>
+        <w:rPr>
+          <w:lang w:val="es-419"/>
+        </w:rPr>
+        <w:t>Reuel et al. (2025), en su investigación, identificaron que América Latina registra los niveles más bajos de madurez en gobernanza de IA responsable de todas las regiones estudiadas, con una proporción significativa de organizaciones en el nivel "Inicial" del modelo de madurez — esto es, sin procesos formales, sin políticas documentadas y sin estructuras de supervisión.</w:t>
+      </w:r>
+    </w:p>
+    <w:p>
+      <w:pPr>
+        <w:pStyle w:val="TextoPrincipal"/>
+        <w:rPr>
+          <w:lang w:val="es-419"/>
+        </w:rPr>
+      </w:pPr>
+      <w:r>
+        <w:rPr>
+          <w:lang w:val="es-419"/>
+        </w:rPr>
+        <w:t>Mathew (2025) señala que la mayoría de las organizaciones no cuentan con mecanismos para detectar qué herramientas de IA utilizan sus empleados, con qué información ni con qué frecuencia, y que la cultura organizacional sobre riesgos de IA es insuficiente para prevenir incidentes antes de que ocurran.</w:t>
+      </w:r>
+    </w:p>
+    <w:p>
+      <w:pPr>
+        <w:pStyle w:val="Heading3"/>
+        <w:rPr>
+          <w:rFonts w:eastAsia="Times New Roman"/>
+          <w:b w:val="0"/>
+          <w:bCs/>
+          <w:lang w:val="es-419"/>
+        </w:rPr>
+      </w:pPr>
+      <w:bookmarkStart w:id="50" w:name="_Toc231766700"/>
+      <w:r>
+        <w:rPr>
+          <w:rFonts w:eastAsia="Times New Roman"/>
+          <w:b w:val="0"/>
+          <w:bCs/>
+          <w:lang w:val="es-HN"/>
+        </w:rPr>
+        <w:t>1.</w:t>
+      </w:r>
+      <w:r>
+        <w:rPr>
+          <w:rFonts w:eastAsia="Times New Roman"/>
+          <w:b w:val="0"/>
+          <w:bCs/>
+          <w:lang w:val="es-HN"/>
+        </w:rPr>
+        <w:t>3</w:t>
+      </w:r>
+      <w:r>
+        <w:rPr>
+          <w:rFonts w:eastAsia="Times New Roman"/>
+          <w:b w:val="0"/>
+          <w:bCs/>
+          <w:lang w:val="es-HN"/>
+        </w:rPr>
+        <w:t>.</w:t>
+      </w:r>
+      <w:r>
+        <w:rPr>
+          <w:rFonts w:eastAsia="Times New Roman"/>
+          <w:b w:val="0"/>
+          <w:bCs/>
+          <w:lang w:val="es-HN"/>
+        </w:rPr>
+        <w:t>3</w:t>
+      </w:r>
+      <w:r>
+        <w:rPr>
+          <w:rFonts w:eastAsia="Times New Roman"/>
+          <w:b w:val="0"/>
+          <w:bCs/>
+          <w:lang w:val="es-HN"/>
+        </w:rPr>
+        <w:t xml:space="preserve"> </w:t>
+      </w:r>
+      <w:r>
+        <w:rPr>
+          <w:rFonts w:eastAsia="Times New Roman"/>
+          <w:b w:val="0"/>
+          <w:bCs/>
+          <w:lang w:val="es-HN"/>
+        </w:rPr>
+        <w:t>Afectados</w:t>
+      </w:r>
+      <w:bookmarkEnd w:id="50"/>
+    </w:p>
+    <w:p>
+      <w:pPr>
+        <w:pStyle w:val="TextoPrincipal"/>
+        <w:rPr>
+          <w:lang w:val="es-419"/>
+        </w:rPr>
+      </w:pPr>
+      <w:r>
+        <w:rPr>
+          <w:lang w:val="es-419"/>
+        </w:rPr>
+        <w:t xml:space="preserve">Las organizaciones enfrentan riesgos operativos, legales y reputacionales que no están midiendo. Una brecha de datos originada en el uso no supervisado de IA puede derivar en pérdida </w:t>
+      </w:r>
+      <w:r>
+        <w:rPr>
+          <w:lang w:val="es-419"/>
+        </w:rPr>
+        <w:lastRenderedPageBreak/>
+        <w:t>de ventaja competitiva, sanciones regulatorias y pérdida de confianza de clientes y socios, con consecuencias desproporcionadas para organizaciones de menor tamaño.</w:t>
+      </w:r>
+    </w:p>
+    <w:p>
+      <w:pPr>
+        <w:pStyle w:val="TextoPrincipal"/>
+        <w:rPr>
+          <w:lang w:val="es-419"/>
+        </w:rPr>
+      </w:pPr>
+      <w:r>
+        <w:rPr>
+          <w:lang w:val="es-419"/>
+        </w:rPr>
+        <w:t>Los colaboradores utilizan estas herramientas sin comprender que las consultas que realizan pueden contener información confidencial de la organización o de terceros, y que algunas plataformas retienen o procesan esa información. En caso de incidente, son quienes enfrentan las consecuencias disciplinarias o legales por un riesgo que nadie les enseñó a gestionar.</w:t>
+      </w:r>
+    </w:p>
+    <w:p>
+      <w:pPr>
+        <w:pStyle w:val="TextoPrincipal"/>
+        <w:rPr>
+          <w:lang w:val="es-419"/>
+        </w:rPr>
+      </w:pPr>
+      <w:r>
+        <w:rPr>
+          <w:lang w:val="es-419"/>
+        </w:rPr>
+        <w:t>Los clientes y terceros cuyos datos maneja la organización están expuestos a que su información sea procesada por sistemas externos sin que hayan otorgado consentimiento para ese tratamiento, en violación de principios de privacidad reconocidos internacionalmente (Jobin, Ienca y Vayena, 2019).</w:t>
+      </w:r>
+    </w:p>
+    <w:p>
+      <w:pPr>
+        <w:pStyle w:val="Heading3"/>
+        <w:rPr>
+          <w:rFonts w:eastAsia="Times New Roman"/>
+          <w:b w:val="0"/>
+          <w:bCs/>
+          <w:lang w:val="es-419"/>
+        </w:rPr>
+      </w:pPr>
+      <w:bookmarkStart w:id="51" w:name="_Toc231766701"/>
+      <w:r>
+        <w:rPr>
+          <w:rFonts w:eastAsia="Times New Roman"/>
+          <w:b w:val="0"/>
+          <w:bCs/>
+          <w:lang w:val="es-HN"/>
+        </w:rPr>
+        <w:t>1.</w:t>
+      </w:r>
+      <w:r>
+        <w:rPr>
+          <w:rFonts w:eastAsia="Times New Roman"/>
+          <w:b w:val="0"/>
+          <w:bCs/>
+          <w:lang w:val="es-HN"/>
+        </w:rPr>
+        <w:t>3</w:t>
+      </w:r>
+      <w:r>
+        <w:rPr>
+          <w:rFonts w:eastAsia="Times New Roman"/>
+          <w:b w:val="0"/>
+          <w:bCs/>
+          <w:lang w:val="es-HN"/>
+        </w:rPr>
+        <w:t>.</w:t>
+      </w:r>
+      <w:r>
+        <w:rPr>
+          <w:rFonts w:eastAsia="Times New Roman"/>
+          <w:b w:val="0"/>
+          <w:bCs/>
+          <w:lang w:val="es-HN"/>
+        </w:rPr>
+        <w:t>4</w:t>
+      </w:r>
+      <w:r>
+        <w:rPr>
+          <w:rFonts w:eastAsia="Times New Roman"/>
+          <w:b w:val="0"/>
+          <w:bCs/>
+          <w:lang w:val="es-HN"/>
+        </w:rPr>
+        <w:t xml:space="preserve"> </w:t>
+      </w:r>
+      <w:r>
+        <w:rPr>
+          <w:rFonts w:eastAsia="Times New Roman"/>
+          <w:b w:val="0"/>
+          <w:bCs/>
+          <w:lang w:val="es-HN"/>
+        </w:rPr>
+        <w:t>Consecuencias</w:t>
+      </w:r>
+      <w:bookmarkEnd w:id="51"/>
+    </w:p>
+    <w:p>
+      <w:pPr>
+        <w:pStyle w:val="TextoPrincipal"/>
+        <w:rPr>
+          <w:lang w:val="es-419"/>
+        </w:rPr>
+      </w:pPr>
+      <w:r>
+        <w:rPr>
+          <w:lang w:val="es-419"/>
+        </w:rPr>
+        <w:t>En el corto plazo, la exposición de información estratégica — propuestas comerciales, datos de clientes, procesos internos — a plataformas de IA externas puede traducirse en filtraciones silenciosas que la organización no detecta ni puede atribuir. En el mediano plazo, la acumulación de prácticas no supervisadas eleva la probabilidad de incidentes formales. En el largo plazo, las organizaciones que no desarrollen capacidades de gobernanza de IA quedarán en desventaja estructural frente a competidores que ya operan bajo estándares de IA responsable, los cuales se consolidan crecientemente como requisito de participación en mercados internacionales (Vujicic, 2024).</w:t>
+      </w:r>
+    </w:p>
+    <w:p>
+      <w:pPr>
+        <w:pStyle w:val="Heading3"/>
+        <w:rPr>
+          <w:rFonts w:eastAsia="Times New Roman"/>
+          <w:b w:val="0"/>
+          <w:bCs/>
+          <w:lang w:val="es-419"/>
+        </w:rPr>
+      </w:pPr>
+      <w:bookmarkStart w:id="52" w:name="_Toc231766702"/>
+      <w:r>
+        <w:rPr>
+          <w:rFonts w:eastAsia="Times New Roman"/>
+          <w:b w:val="0"/>
+          <w:bCs/>
+          <w:lang w:val="es-HN"/>
+        </w:rPr>
+        <w:t>1.</w:t>
+      </w:r>
+      <w:r>
+        <w:rPr>
+          <w:rFonts w:eastAsia="Times New Roman"/>
+          <w:b w:val="0"/>
+          <w:bCs/>
+          <w:lang w:val="es-HN"/>
+        </w:rPr>
+        <w:t>3</w:t>
+      </w:r>
+      <w:r>
+        <w:rPr>
+          <w:rFonts w:eastAsia="Times New Roman"/>
+          <w:b w:val="0"/>
+          <w:bCs/>
+          <w:lang w:val="es-HN"/>
+        </w:rPr>
+        <w:t>.</w:t>
+      </w:r>
+      <w:r>
+        <w:rPr>
+          <w:rFonts w:eastAsia="Times New Roman"/>
+          <w:b w:val="0"/>
+          <w:bCs/>
+          <w:lang w:val="es-HN"/>
+        </w:rPr>
+        <w:t>5</w:t>
+      </w:r>
+      <w:r>
+        <w:rPr>
+          <w:rFonts w:eastAsia="Times New Roman"/>
+          <w:b w:val="0"/>
+          <w:bCs/>
+          <w:lang w:val="es-HN"/>
+        </w:rPr>
+        <w:t xml:space="preserve"> </w:t>
+      </w:r>
+      <w:r>
+        <w:rPr>
+          <w:rFonts w:eastAsia="Times New Roman"/>
+          <w:b w:val="0"/>
+          <w:bCs/>
+          <w:lang w:val="es-HN"/>
+        </w:rPr>
+        <w:t>Por qué Merece Investigación</w:t>
       </w:r>
       <w:bookmarkEnd w:id="52"/>
     </w:p>
@@ -11093,13 +12396,20 @@
         <w:pStyle w:val="TextoPrincipal"/>
       </w:pPr>
       <w:r>
-        <w:t>Texto Texto Texto Texto Texto Texto Texto Texto Texto Texto Texto Texto</w:t>
-      </w:r>
-    </w:p>
-    <w:p>
-      <w:pPr>
-        <w:pStyle w:val="TextoPrincipal"/>
-      </w:pPr>
+        <w:rPr>
+          <w:lang w:val="es-419"/>
+        </w:rPr>
+        <w:t xml:space="preserve">No existe diagnóstico empírico del fenómeno en el contexto hondureño: las decisiones que hoy toman las organizaciones se toman sin datos sobre qué herramientas se usan, con qué información, en qué sectores y con qué nivel de conciencia de riesgo por parte de los usuarios. </w:t>
+      </w:r>
+      <w:r>
+        <w:rPr>
+          <w:lang w:val="es-419"/>
+        </w:rPr>
+        <w:lastRenderedPageBreak/>
+        <w:t>Adicionalmente, los marcos de gobernanza internacionales disponibles no han sido evaluados en función de su aplicabilidad al contexto local. Esta investigación no busca crear un framework nuevo, sino identificar qué recomendaciones de los marcos existentes son pertinentes y con qué adaptaciones pueden implementarse en organizaciones locales de diversa capacidad técnica e institucional.</w:t>
+      </w:r>
+      <w:bookmarkStart w:id="53" w:name="_Toc474331180"/>
+      <w:bookmarkStart w:id="54" w:name="_Toc474331379"/>
     </w:p>
     <w:p>
       <w:pPr>
@@ -11112,36 +12422,441 @@
           <w:lang w:val="es-HN"/>
         </w:rPr>
       </w:pPr>
-      <w:bookmarkStart w:id="53" w:name="_Toc474331181"/>
-      <w:bookmarkStart w:id="54" w:name="_Toc474331380"/>
-      <w:bookmarkStart w:id="55" w:name="_Toc231764588"/>
-      <w:r>
-        <w:rPr>
-          <w:lang w:val="es-HN"/>
+      <w:bookmarkStart w:id="55" w:name="_Toc474331181"/>
+      <w:bookmarkStart w:id="56" w:name="_Toc474331380"/>
+      <w:bookmarkStart w:id="57" w:name="_Toc231766703"/>
+      <w:r>
+        <w:rPr>
+          <w:lang w:val="es-HN"/>
+        </w:rPr>
+        <w:t>JUSTIFICACIÓN</w:t>
+      </w:r>
+      <w:bookmarkEnd w:id="55"/>
+      <w:bookmarkEnd w:id="56"/>
+      <w:bookmarkEnd w:id="57"/>
+    </w:p>
+    <w:p>
+      <w:pPr>
+        <w:pStyle w:val="TextoPrincipal"/>
+      </w:pPr>
+      <w:r>
+        <w:t>El presente estudio aborda el uso no regulado de inteligencia artificial en entornos empresariales hondureños como un problema de investigación con implicaciones directas en múltiples dimensiones: científica, tecnológica, social y económica. La siguiente justificación desarrolla cada una de estas dimensiones, argumentando por qué esta investigación es relevante, pertinente y generadora de valor en el contexto actual.</w:t>
+      </w:r>
+    </w:p>
+    <w:p>
+      <w:pPr>
+        <w:pStyle w:val="Heading3"/>
+        <w:rPr>
+          <w:rFonts w:eastAsia="Times New Roman"/>
+          <w:b w:val="0"/>
+          <w:bCs/>
+          <w:lang w:val="es-419"/>
+        </w:rPr>
+      </w:pPr>
+      <w:bookmarkStart w:id="58" w:name="_Toc231766704"/>
+      <w:r>
+        <w:rPr>
+          <w:rFonts w:eastAsia="Times New Roman"/>
+          <w:b w:val="0"/>
+          <w:bCs/>
+          <w:lang w:val="es-HN"/>
+        </w:rPr>
+        <w:t>1.</w:t>
+      </w:r>
+      <w:r>
+        <w:rPr>
+          <w:rFonts w:eastAsia="Times New Roman"/>
+          <w:b w:val="0"/>
+          <w:bCs/>
+          <w:lang w:val="es-HN"/>
+        </w:rPr>
+        <w:t>4</w:t>
+      </w:r>
+      <w:r>
+        <w:rPr>
+          <w:rFonts w:eastAsia="Times New Roman"/>
+          <w:b w:val="0"/>
+          <w:bCs/>
+          <w:lang w:val="es-HN"/>
+        </w:rPr>
+        <w:t>.</w:t>
+      </w:r>
+      <w:r>
+        <w:rPr>
+          <w:rFonts w:eastAsia="Times New Roman"/>
+          <w:b w:val="0"/>
+          <w:bCs/>
+          <w:lang w:val="es-HN"/>
+        </w:rPr>
+        <w:t>1</w:t>
+      </w:r>
+      <w:r>
+        <w:rPr>
+          <w:rFonts w:eastAsia="Times New Roman"/>
+          <w:b w:val="0"/>
+          <w:bCs/>
+          <w:lang w:val="es-HN"/>
+        </w:rPr>
+        <w:t xml:space="preserve"> </w:t>
+      </w:r>
+      <w:r>
+        <w:rPr>
+          <w:rFonts w:eastAsia="Times New Roman"/>
+          <w:b w:val="0"/>
+          <w:bCs/>
+          <w:lang w:val="es-HN"/>
+        </w:rPr>
+        <w:t>Justificación Científica</w:t>
+      </w:r>
+      <w:bookmarkEnd w:id="58"/>
+    </w:p>
+    <w:p>
+      <w:pPr>
+        <w:pStyle w:val="TextoPrincipal"/>
+        <w:rPr>
+          <w:lang w:val="es-419"/>
+        </w:rPr>
+      </w:pPr>
+      <w:r>
+        <w:rPr>
+          <w:lang w:val="es-419"/>
+        </w:rPr>
+        <w:t>Desde la perspectiva del avance del conocimiento, esta investigación contribuye a llenar vacíos documentados en la literatura académica relacionada con la gobernanza de IA en contextos organizacionales latinoamericanos. Como señalan Yesuf y Fields (2025) en su revisión sistemática, la gran mayoría de los estudios existentes sobre adopción de IA se han realizado en países desarrollados, dejando sin explorar las dinámicas particulares de las economías emergentes. Honduras, con su estructura empresarial caracterizada por pymes de diversa madurez tecnológica, ofrece un caso de estudio de alto valor comparativo.</w:t>
+      </w:r>
+    </w:p>
+    <w:p>
+      <w:pPr>
+        <w:pStyle w:val="TextoPrincipal"/>
+        <w:rPr>
+          <w:lang w:val="es-419"/>
+        </w:rPr>
+      </w:pPr>
+      <w:r>
+        <w:rPr>
+          <w:lang w:val="es-419"/>
+        </w:rPr>
+        <w:t xml:space="preserve">El conocimiento nuevo que esta investigación puede generar se articula en tres dimensiones concretas. En primer lugar, producirá un diagnóstico del estado actual del uso de IA en organizaciones hondureñas de diferentes sectores económicos, documentando percepciones de riesgo y niveles de madurez en gobernanza. En segundo lugar, permitirá contrastar la realidad local </w:t>
+      </w:r>
+      <w:r>
+        <w:rPr>
+          <w:lang w:val="es-419"/>
         </w:rPr>
         <w:lastRenderedPageBreak/>
-        <w:t>JUSTIFICACIÓN</w:t>
-      </w:r>
-      <w:bookmarkEnd w:id="53"/>
-      <w:bookmarkEnd w:id="54"/>
-      <w:bookmarkEnd w:id="55"/>
+        <w:t>con los hallazgos de estudios globales —como el modelo de madurez de Reuel et al. (2025)— para identificar convergencias y divergencias específicas del contexto nacional. En tercer lugar, generará insumos para el diseño de marcos de gobernanza adaptados a las capacidades y restricciones de las organizaciones locales, un área prácticamente inexplorada en la literatura centroamericana.</w:t>
+      </w:r>
+    </w:p>
+    <w:p>
+      <w:pPr>
+        <w:pStyle w:val="Heading3"/>
+        <w:rPr>
+          <w:rFonts w:eastAsia="Times New Roman"/>
+          <w:b w:val="0"/>
+          <w:bCs/>
+          <w:lang w:val="es-HN"/>
+        </w:rPr>
+      </w:pPr>
+      <w:bookmarkStart w:id="59" w:name="_Toc231766705"/>
+      <w:r>
+        <w:rPr>
+          <w:rFonts w:eastAsia="Times New Roman"/>
+          <w:b w:val="0"/>
+          <w:bCs/>
+          <w:lang w:val="es-HN"/>
+        </w:rPr>
+        <w:t>1.</w:t>
+      </w:r>
+      <w:r>
+        <w:rPr>
+          <w:rFonts w:eastAsia="Times New Roman"/>
+          <w:b w:val="0"/>
+          <w:bCs/>
+          <w:lang w:val="es-HN"/>
+        </w:rPr>
+        <w:t>4</w:t>
+      </w:r>
+      <w:r>
+        <w:rPr>
+          <w:rFonts w:eastAsia="Times New Roman"/>
+          <w:b w:val="0"/>
+          <w:bCs/>
+          <w:lang w:val="es-HN"/>
+        </w:rPr>
+        <w:t>.</w:t>
+      </w:r>
+      <w:r>
+        <w:rPr>
+          <w:rFonts w:eastAsia="Times New Roman"/>
+          <w:b w:val="0"/>
+          <w:bCs/>
+          <w:lang w:val="es-HN"/>
+        </w:rPr>
+        <w:t>2</w:t>
+      </w:r>
+      <w:r>
+        <w:rPr>
+          <w:rFonts w:eastAsia="Times New Roman"/>
+          <w:b w:val="0"/>
+          <w:bCs/>
+          <w:lang w:val="es-HN"/>
+        </w:rPr>
+        <w:t xml:space="preserve"> </w:t>
+      </w:r>
+      <w:r>
+        <w:rPr>
+          <w:rFonts w:eastAsia="Times New Roman"/>
+          <w:b w:val="0"/>
+          <w:bCs/>
+          <w:lang w:val="es-HN"/>
+        </w:rPr>
+        <w:t xml:space="preserve">Justificación </w:t>
+      </w:r>
+      <w:r>
+        <w:rPr>
+          <w:rFonts w:eastAsia="Times New Roman"/>
+          <w:b w:val="0"/>
+          <w:bCs/>
+          <w:lang w:val="es-HN"/>
+        </w:rPr>
+        <w:t>Tecnológica</w:t>
+      </w:r>
+      <w:bookmarkEnd w:id="59"/>
     </w:p>
     <w:p>
       <w:pPr>
         <w:pStyle w:val="TextoPrincipal"/>
-        <w:spacing w:line="360" w:lineRule="auto"/>
-      </w:pPr>
-      <w:r>
-        <w:t>Justificación. Justificación. Justificación. Justificación. Justificación. Justificación. Justificación. Justificación. Justificación. Justificación. Justificación. Justificación. Justificación. Justificación. Justificación. Justificación. Justificación. Justificación. Justificación. Justificación. Justificación. Justificación. Justificación. Justificación. Justificación. Justificación.</w:t>
-      </w:r>
-      <w:r>
-        <w:t xml:space="preserve"> Justificación. Justificación.</w:t>
-      </w:r>
+        <w:rPr>
+          <w:lang w:val="es-419"/>
+        </w:rPr>
+      </w:pPr>
+      <w:r>
+        <w:rPr>
+          <w:lang w:val="es-419"/>
+        </w:rPr>
+        <w:t>En términos tecnológicos, esta investigación propone avanzar hacia la sugestión de un framework de gobernanza de IA adaptado a las realidades y capacidades de las organizaciones hondureñas. Las soluciones existentes —como el NIST AI Risk Management Framework, el EU AI Act y las directrices de ISACA— son marcos de referencia valiosos, pero han sido diseñados en contextos de mayor desarrollo tecnológico y capacidad regulatoria. Su adopción directa por parte de pequeñas y medianas organizaciones locales requieren adaptaciones significativas que actualmente no están documentadas.</w:t>
+      </w:r>
+    </w:p>
+    <w:p>
+      <w:pPr>
+        <w:pStyle w:val="Heading3"/>
+        <w:rPr>
+          <w:rFonts w:eastAsia="Times New Roman"/>
+          <w:b w:val="0"/>
+          <w:bCs/>
+          <w:lang w:val="es-HN"/>
+        </w:rPr>
+      </w:pPr>
+      <w:bookmarkStart w:id="60" w:name="_Toc231766706"/>
+      <w:r>
+        <w:rPr>
+          <w:rFonts w:eastAsia="Times New Roman"/>
+          <w:b w:val="0"/>
+          <w:bCs/>
+          <w:lang w:val="es-HN"/>
+        </w:rPr>
+        <w:t>1.</w:t>
+      </w:r>
+      <w:r>
+        <w:rPr>
+          <w:rFonts w:eastAsia="Times New Roman"/>
+          <w:b w:val="0"/>
+          <w:bCs/>
+          <w:lang w:val="es-HN"/>
+        </w:rPr>
+        <w:t>4</w:t>
+      </w:r>
+      <w:r>
+        <w:rPr>
+          <w:rFonts w:eastAsia="Times New Roman"/>
+          <w:b w:val="0"/>
+          <w:bCs/>
+          <w:lang w:val="es-HN"/>
+        </w:rPr>
+        <w:t>.</w:t>
+      </w:r>
+      <w:r>
+        <w:rPr>
+          <w:rFonts w:eastAsia="Times New Roman"/>
+          <w:b w:val="0"/>
+          <w:bCs/>
+          <w:lang w:val="es-HN"/>
+        </w:rPr>
+        <w:t>3</w:t>
+      </w:r>
+      <w:r>
+        <w:rPr>
+          <w:rFonts w:eastAsia="Times New Roman"/>
+          <w:b w:val="0"/>
+          <w:bCs/>
+          <w:lang w:val="es-HN"/>
+        </w:rPr>
+        <w:t xml:space="preserve"> </w:t>
+      </w:r>
+      <w:r>
+        <w:rPr>
+          <w:rFonts w:eastAsia="Times New Roman"/>
+          <w:b w:val="0"/>
+          <w:bCs/>
+          <w:lang w:val="es-HN"/>
+        </w:rPr>
+        <w:t xml:space="preserve">Justificación </w:t>
+      </w:r>
+      <w:r>
+        <w:rPr>
+          <w:rFonts w:eastAsia="Times New Roman"/>
+          <w:b w:val="0"/>
+          <w:bCs/>
+          <w:lang w:val="es-HN"/>
+        </w:rPr>
+        <w:t>Social</w:t>
+      </w:r>
+      <w:bookmarkEnd w:id="60"/>
     </w:p>
     <w:p>
       <w:pPr>
         <w:pStyle w:val="TextoPrincipal"/>
-      </w:pPr>
+        <w:rPr>
+          <w:lang w:val="es-419"/>
+        </w:rPr>
+      </w:pPr>
+      <w:r>
+        <w:rPr>
+          <w:lang w:val="es-419"/>
+        </w:rPr>
+        <w:t>El primer grupo beneficiario está conformado por los empleados de las organizaciones estudiadas. En el contexto actual, estos trabajadores utilizan herramientas de IA sin ser plenamente conscientes de los riesgos que ello implica para su propia privacidad y para la seguridad de la información que manejan en el ejercicio de sus funciones.</w:t>
+      </w:r>
+    </w:p>
+    <w:p>
+      <w:pPr>
+        <w:pStyle w:val="TextoPrincipal"/>
+        <w:rPr>
+          <w:lang w:val="es-419"/>
+        </w:rPr>
+      </w:pPr>
+      <w:r>
+        <w:rPr>
+          <w:lang w:val="es-419"/>
+        </w:rPr>
+        <w:t>Las organizaciones que decidan seguir las recomendaciones que se planteen constituyen el segundo grupo beneficiario. Al obtener una perspectiva de la situación local y acceso a recomendaciones, estas instituciones podrán mejorar sus prácticas de gobernanza tecnológica, reducir su exposición a riesgos de seguridad de la información y proteger la confidencialidad de sus clientes y partes interesadas.</w:t>
+      </w:r>
+    </w:p>
+    <w:p>
+      <w:pPr>
+        <w:pStyle w:val="TextoPrincipal"/>
+        <w:rPr>
+          <w:lang w:val="es-419"/>
+        </w:rPr>
+      </w:pPr>
+      <w:r>
+        <w:rPr>
+          <w:lang w:val="es-419"/>
+        </w:rPr>
+        <w:lastRenderedPageBreak/>
+        <w:t>Los clientes y usuarios finales de los productos y servicios de estas organizaciones conforman el tercer grupo beneficiario. Una gobernanza adecuada de la IA reduce el riesgo de que sus datos personales o información confidencial sean procesados, almacenados o compartidos inadecuadamente a través de herramientas de IA no auditadas.</w:t>
+      </w:r>
+    </w:p>
+    <w:p>
+      <w:pPr>
+        <w:pStyle w:val="Heading3"/>
+        <w:rPr>
+          <w:rFonts w:eastAsia="Times New Roman"/>
+          <w:b w:val="0"/>
+          <w:bCs/>
+          <w:lang w:val="es-419"/>
+        </w:rPr>
+      </w:pPr>
+      <w:bookmarkStart w:id="61" w:name="_Toc231766707"/>
+      <w:r>
+        <w:rPr>
+          <w:rFonts w:eastAsia="Times New Roman"/>
+          <w:b w:val="0"/>
+          <w:bCs/>
+          <w:lang w:val="es-HN"/>
+        </w:rPr>
+        <w:t>1.</w:t>
+      </w:r>
+      <w:r>
+        <w:rPr>
+          <w:rFonts w:eastAsia="Times New Roman"/>
+          <w:b w:val="0"/>
+          <w:bCs/>
+          <w:lang w:val="es-HN"/>
+        </w:rPr>
+        <w:t>4</w:t>
+      </w:r>
+      <w:r>
+        <w:rPr>
+          <w:rFonts w:eastAsia="Times New Roman"/>
+          <w:b w:val="0"/>
+          <w:bCs/>
+          <w:lang w:val="es-HN"/>
+        </w:rPr>
+        <w:t>.</w:t>
+      </w:r>
+      <w:r>
+        <w:rPr>
+          <w:rFonts w:eastAsia="Times New Roman"/>
+          <w:b w:val="0"/>
+          <w:bCs/>
+          <w:lang w:val="es-HN"/>
+        </w:rPr>
+        <w:t>4</w:t>
+      </w:r>
+      <w:r>
+        <w:rPr>
+          <w:rFonts w:eastAsia="Times New Roman"/>
+          <w:b w:val="0"/>
+          <w:bCs/>
+          <w:lang w:val="es-HN"/>
+        </w:rPr>
+        <w:t xml:space="preserve"> </w:t>
+      </w:r>
+      <w:r>
+        <w:rPr>
+          <w:rFonts w:eastAsia="Times New Roman"/>
+          <w:b w:val="0"/>
+          <w:bCs/>
+          <w:lang w:val="es-HN"/>
+        </w:rPr>
+        <w:t xml:space="preserve">Justificación </w:t>
+      </w:r>
+      <w:r>
+        <w:rPr>
+          <w:rFonts w:eastAsia="Times New Roman"/>
+          <w:b w:val="0"/>
+          <w:bCs/>
+          <w:lang w:val="es-HN"/>
+        </w:rPr>
+        <w:t>Económica</w:t>
+      </w:r>
+      <w:bookmarkEnd w:id="61"/>
+    </w:p>
+    <w:p>
+      <w:pPr>
+        <w:pStyle w:val="TextoPrincipal"/>
+        <w:rPr>
+          <w:lang w:val="es-419"/>
+        </w:rPr>
+      </w:pPr>
+      <w:r>
+        <w:rPr>
+          <w:lang w:val="es-419"/>
+        </w:rPr>
+        <w:t>Los riesgos económicos del Shadow AI son específicos y cuantificables. La exposición de información comercialmente sensible —estrategias, datos de clientes, propiedad intelectual— a través de herramientas de IA no auditadas puede resultar en pérdidas competitivas directas. El incumplimiento de regulaciones de protección de datos puede derivar en sanciones legales y multas.</w:t>
+      </w:r>
+    </w:p>
+    <w:p>
+      <w:pPr>
+        <w:pStyle w:val="TextoPrincipal"/>
+        <w:rPr>
+          <w:lang w:val="es-419"/>
+        </w:rPr>
+      </w:pPr>
+      <w:r>
+        <w:rPr>
+          <w:lang w:val="es-419"/>
+        </w:rPr>
+        <w:t>Desde una perspectiva positiva, la investigación también tiene el potencial de documentar y cuantificar los beneficios económicos de la adopción regulada de IA. Yesuf y Fields (2025) demuestran que la IA puede ser un driver significativo de innovación y competitividad para las pymes cuando se adopta con una estrategia adecuada. La diferencia entre organizaciones que obtienen beneficios económicos de la IA y aquellas que solo acumulan riesgos radica precisamente en la existencia de marcos de gobernanza que permitan un uso informado y supervisado de estas tecnologías.</w:t>
+      </w:r>
     </w:p>
     <w:p>
       <w:pPr>
@@ -11154,27 +12869,21 @@
           <w:lang w:val="es-HN"/>
         </w:rPr>
       </w:pPr>
-      <w:bookmarkStart w:id="56" w:name="_Toc231764589"/>
+      <w:bookmarkStart w:id="62" w:name="_Toc231766708"/>
       <w:r>
         <w:rPr>
           <w:lang w:val="es-HN"/>
         </w:rPr>
         <w:t>PREGUNTA DE INVESTIGACION</w:t>
       </w:r>
-      <w:bookmarkEnd w:id="56"/>
+      <w:bookmarkEnd w:id="62"/>
     </w:p>
     <w:p>
       <w:pPr>
         <w:pStyle w:val="TextoPrincipal"/>
       </w:pPr>
       <w:r>
-        <w:t>¿Cómo pueden los marcos internacionales de gobernanza de inteligencia artificial adaptarse al contexto empresarial hondureño para orientar una adopción responsable de la I</w:t>
-      </w:r>
-      <w:r>
-        <w:t>nteligencia Artificial</w:t>
-      </w:r>
-      <w:r>
-        <w:t xml:space="preserve"> que mitigue riesgos operacionales, éticos y de ciberseguridad sin frenar la innovación y competitividad organizacional?</w:t>
+        <w:t>¿Cómo pueden los marcos internacionales de gobernanza de inteligencia artificial adaptarse al contexto empresarial hondureño para orientar una adopción responsable de la Inteligencia Artificial que mitigue riesgos operacionales, éticos y de ciberseguridad sin frenar la innovación y competitividad organizacional?</w:t>
       </w:r>
     </w:p>
     <w:p>
@@ -11194,16 +12903,17 @@
           <w:lang w:val="es-HN"/>
         </w:rPr>
       </w:pPr>
-      <w:bookmarkStart w:id="57" w:name="_Toc231764590"/>
-      <w:r>
-        <w:rPr>
-          <w:lang w:val="es-HN"/>
-        </w:rPr>
+      <w:bookmarkStart w:id="63" w:name="_Toc231766709"/>
+      <w:r>
+        <w:rPr>
+          <w:lang w:val="es-HN"/>
+        </w:rPr>
+        <w:lastRenderedPageBreak/>
         <w:t>OBJETIVOS DEL PROYECTO</w:t>
       </w:r>
-      <w:bookmarkEnd w:id="48"/>
-      <w:bookmarkEnd w:id="49"/>
-      <w:bookmarkEnd w:id="57"/>
+      <w:bookmarkEnd w:id="53"/>
+      <w:bookmarkEnd w:id="54"/>
+      <w:bookmarkEnd w:id="63"/>
     </w:p>
     <w:p>
       <w:pPr>
@@ -11217,14 +12927,14 @@
           <w:lang w:val="es-ES"/>
         </w:rPr>
       </w:pPr>
-      <w:bookmarkStart w:id="58" w:name="_Toc231764591"/>
+      <w:bookmarkStart w:id="64" w:name="_Toc231766710"/>
       <w:r>
         <w:rPr>
           <w:lang w:val="es-ES"/>
         </w:rPr>
         <w:t>Objetivo General</w:t>
       </w:r>
-      <w:bookmarkEnd w:id="58"/>
+      <w:bookmarkEnd w:id="64"/>
     </w:p>
     <w:p>
       <w:pPr>
@@ -11260,14 +12970,14 @@
           <w:lang w:val="es-ES"/>
         </w:rPr>
       </w:pPr>
-      <w:bookmarkStart w:id="59" w:name="_Toc231764592"/>
+      <w:bookmarkStart w:id="65" w:name="_Toc231766711"/>
       <w:r>
         <w:rPr>
           <w:lang w:val="es-ES"/>
         </w:rPr>
         <w:t>Objetivos Específicos</w:t>
       </w:r>
-      <w:bookmarkEnd w:id="59"/>
+      <w:bookmarkEnd w:id="65"/>
     </w:p>
     <w:p>
       <w:pPr>
@@ -11296,11 +13006,7 @@
         </w:numPr>
       </w:pPr>
       <w:r>
-        <w:t xml:space="preserve">Diagnosticar el estado actual de adopción y regulación del uso de inteligencia artificial en </w:t>
-      </w:r>
-      <w:r>
-        <w:lastRenderedPageBreak/>
-        <w:t>empresas hondureñas, identificando prácticas existentes, vacíos normativos y niveles de madurez organizacional.</w:t>
+        <w:t>Diagnosticar el estado actual de adopción y regulación del uso de inteligencia artificial en empresas hondureñas, identificando prácticas existentes, vacíos normativos y niveles de madurez organizacional.</w:t>
       </w:r>
     </w:p>
     <w:p>
@@ -11381,14 +13087,15 @@
           <w:lang w:val="es-HN"/>
         </w:rPr>
       </w:pPr>
-      <w:bookmarkStart w:id="60" w:name="_Toc231764593"/>
-      <w:r>
-        <w:rPr>
-          <w:lang w:val="es-HN"/>
-        </w:rPr>
+      <w:bookmarkStart w:id="66" w:name="_Toc231766712"/>
+      <w:r>
+        <w:rPr>
+          <w:lang w:val="es-HN"/>
+        </w:rPr>
+        <w:lastRenderedPageBreak/>
         <w:t>CONTRIBUCIONES/ALCANCES</w:t>
       </w:r>
-      <w:bookmarkEnd w:id="60"/>
+      <w:bookmarkEnd w:id="66"/>
     </w:p>
     <w:p>
       <w:pPr>
@@ -11471,11 +13178,7 @@
         <w:t>rtificial</w:t>
       </w:r>
       <w:r>
-        <w:t xml:space="preserve"> en empresas hondureñas de distintos sectores, a través de </w:t>
-      </w:r>
-      <w:r>
-        <w:lastRenderedPageBreak/>
-        <w:t>instrumentos de recolección de datos aplicados a profesionales activos en organizaciones del país.</w:t>
+        <w:t xml:space="preserve"> en empresas hondureñas de distintos sectores, a través de instrumentos de recolección de datos aplicados a profesionales activos en organizaciones del país.</w:t>
       </w:r>
     </w:p>
     <w:p>
@@ -11574,14 +13277,14 @@
           <w:lang w:val="es-HN"/>
         </w:rPr>
       </w:pPr>
-      <w:bookmarkStart w:id="61" w:name="_Toc231764594"/>
+      <w:bookmarkStart w:id="67" w:name="_Toc231766713"/>
       <w:r>
         <w:rPr>
           <w:lang w:val="es-HN"/>
         </w:rPr>
         <w:t>LIMITACIONES</w:t>
       </w:r>
-      <w:bookmarkEnd w:id="61"/>
+      <w:bookmarkEnd w:id="67"/>
     </w:p>
     <w:p>
       <w:pPr>
@@ -11592,6 +13295,7 @@
         </w:numPr>
       </w:pPr>
       <w:r>
+        <w:lastRenderedPageBreak/>
         <w:t>No se diseñará un framework de gobernanza de I</w:t>
       </w:r>
       <w:r>
@@ -11664,7 +13368,6 @@
         </w:numPr>
       </w:pPr>
       <w:r>
-        <w:lastRenderedPageBreak/>
         <w:t>La muestra del componente empírico estará circunscrita a profesionales accesibles dentro del entorno del grupo de investigación, por lo que los resultados no son estadísticamente representativos de la totalidad del sector empresarial hondureño.</w:t>
       </w:r>
     </w:p>
@@ -11704,19 +13407,7 @@
         <w:t>El repositorio de fuentes y mejores prácticas reflejará el estado del arte disponible al momento de la investigación y no contempla mecanismos</w:t>
       </w:r>
       <w:r>
-        <w:t xml:space="preserve"> de actualización continua ante la evolución acelerada del panorama regulatorio global de I</w:t>
-      </w:r>
-      <w:r>
-        <w:t xml:space="preserve">nteligencia </w:t>
-      </w:r>
-      <w:r>
-        <w:t>A</w:t>
-      </w:r>
-      <w:r>
-        <w:t>rtificial</w:t>
-      </w:r>
-      <w:r>
-        <w:t>.</w:t>
+        <w:t xml:space="preserve"> de actualización continua ante la evolución acelerada del panorama regulatorio global de Inteligencia Artificial.</w:t>
       </w:r>
     </w:p>
     <w:p>
@@ -11741,16 +13432,16 @@
       <w:pPr>
         <w:pStyle w:val="Heading1"/>
       </w:pPr>
-      <w:bookmarkStart w:id="62" w:name="_Toc474331182"/>
-      <w:bookmarkStart w:id="63" w:name="_Toc474331381"/>
-      <w:bookmarkStart w:id="64" w:name="_Toc231764595"/>
+      <w:bookmarkStart w:id="68" w:name="_Toc474331182"/>
+      <w:bookmarkStart w:id="69" w:name="_Toc474331381"/>
+      <w:bookmarkStart w:id="70" w:name="_Toc231766714"/>
       <w:r>
         <w:lastRenderedPageBreak/>
         <w:t>CAPÍTULO II. MARCO TEÓRICO</w:t>
       </w:r>
-      <w:bookmarkEnd w:id="62"/>
-      <w:bookmarkEnd w:id="63"/>
-      <w:bookmarkEnd w:id="64"/>
+      <w:bookmarkEnd w:id="68"/>
+      <w:bookmarkEnd w:id="69"/>
+      <w:bookmarkEnd w:id="70"/>
     </w:p>
     <w:p>
       <w:pPr>
@@ -11764,9 +13455,9 @@
           <w:lang w:val="es-HN"/>
         </w:rPr>
       </w:pPr>
-      <w:bookmarkStart w:id="65" w:name="_Toc474331183"/>
-      <w:bookmarkStart w:id="66" w:name="_Toc474331382"/>
-      <w:bookmarkStart w:id="67" w:name="_Toc231764596"/>
+      <w:bookmarkStart w:id="71" w:name="_Toc474331183"/>
+      <w:bookmarkStart w:id="72" w:name="_Toc474331382"/>
+      <w:bookmarkStart w:id="73" w:name="_Toc231766715"/>
       <w:r>
         <w:rPr>
           <w:lang w:val="es-HN"/>
@@ -11779,15 +13470,15 @@
         </w:rPr>
         <w:t>ÓN ACTUAL</w:t>
       </w:r>
-      <w:bookmarkEnd w:id="65"/>
-      <w:bookmarkEnd w:id="66"/>
+      <w:bookmarkEnd w:id="71"/>
+      <w:bookmarkEnd w:id="72"/>
       <w:r>
         <w:rPr>
           <w:lang w:val="es-HN"/>
         </w:rPr>
         <w:t>.</w:t>
       </w:r>
-      <w:bookmarkEnd w:id="67"/>
+      <w:bookmarkEnd w:id="73"/>
     </w:p>
     <w:p>
       <w:pPr>
@@ -11864,14 +13555,14 @@
           <w:lang w:val="es-HN"/>
         </w:rPr>
       </w:pPr>
-      <w:bookmarkStart w:id="68" w:name="_Toc231764597"/>
+      <w:bookmarkStart w:id="74" w:name="_Toc231766716"/>
       <w:r>
         <w:rPr>
           <w:lang w:val="es-HN"/>
         </w:rPr>
         <w:t>CONCEPTUALIZACIÓN</w:t>
       </w:r>
-      <w:bookmarkEnd w:id="68"/>
+      <w:bookmarkEnd w:id="74"/>
     </w:p>
     <w:p>
       <w:pPr>
@@ -11951,18 +13642,18 @@
           <w:lang w:val="es-HN"/>
         </w:rPr>
       </w:pPr>
-      <w:bookmarkStart w:id="69" w:name="_Toc474331184"/>
-      <w:bookmarkStart w:id="70" w:name="_Toc474331383"/>
-      <w:bookmarkStart w:id="71" w:name="_Toc231764598"/>
+      <w:bookmarkStart w:id="75" w:name="_Toc474331184"/>
+      <w:bookmarkStart w:id="76" w:name="_Toc474331383"/>
+      <w:bookmarkStart w:id="77" w:name="_Toc231766717"/>
       <w:r>
         <w:rPr>
           <w:lang w:val="es-HN"/>
         </w:rPr>
         <w:t>TEORÍAS DE SUSTENTO</w:t>
       </w:r>
-      <w:bookmarkEnd w:id="69"/>
-      <w:bookmarkEnd w:id="70"/>
-      <w:bookmarkEnd w:id="71"/>
+      <w:bookmarkEnd w:id="75"/>
+      <w:bookmarkEnd w:id="76"/>
+      <w:bookmarkEnd w:id="77"/>
     </w:p>
     <w:p>
       <w:pPr>
@@ -11979,7 +13670,7 @@
           <w:lang w:val="es-HN"/>
         </w:rPr>
       </w:pPr>
-      <w:bookmarkStart w:id="72" w:name="_Toc231764599"/>
+      <w:bookmarkStart w:id="78" w:name="_Toc231766718"/>
       <w:r>
         <w:rPr>
           <w:b w:val="0"/>
@@ -11988,7 +13679,7 @@
         </w:rPr>
         <w:t>BASES TEÓRICAS</w:t>
       </w:r>
-      <w:bookmarkEnd w:id="72"/>
+      <w:bookmarkEnd w:id="78"/>
     </w:p>
     <w:p>
       <w:pPr>
@@ -12020,7 +13711,7 @@
           <w:lang w:val="es-HN"/>
         </w:rPr>
       </w:pPr>
-      <w:bookmarkStart w:id="73" w:name="_Toc231764600"/>
+      <w:bookmarkStart w:id="79" w:name="_Toc231766719"/>
       <w:r>
         <w:rPr>
           <w:b w:val="0"/>
@@ -12029,7 +13720,7 @@
         </w:rPr>
         <w:t>METODOLOGÍAS DESARROLLADAS</w:t>
       </w:r>
-      <w:bookmarkEnd w:id="73"/>
+      <w:bookmarkEnd w:id="79"/>
     </w:p>
     <w:p>
       <w:pPr>
@@ -12055,7 +13746,7 @@
           <w:lang w:val="es-HN"/>
         </w:rPr>
       </w:pPr>
-      <w:bookmarkStart w:id="74" w:name="_Toc231764601"/>
+      <w:bookmarkStart w:id="80" w:name="_Toc231766720"/>
       <w:r>
         <w:rPr>
           <w:b w:val="0"/>
@@ -12064,7 +13755,7 @@
         </w:rPr>
         <w:t>INSTRUMENTOS UTILIZADOS</w:t>
       </w:r>
-      <w:bookmarkEnd w:id="74"/>
+      <w:bookmarkEnd w:id="80"/>
     </w:p>
     <w:p>
       <w:pPr>
@@ -12181,14 +13872,14 @@
           <w:lang w:val="es-HN"/>
         </w:rPr>
       </w:pPr>
-      <w:bookmarkStart w:id="75" w:name="_Toc231764602"/>
+      <w:bookmarkStart w:id="81" w:name="_Toc231766721"/>
       <w:r>
         <w:rPr>
           <w:lang w:val="es-HN"/>
         </w:rPr>
         <w:t>MARCO LEGAL</w:t>
       </w:r>
-      <w:bookmarkEnd w:id="75"/>
+      <w:bookmarkEnd w:id="81"/>
     </w:p>
     <w:p>
       <w:pPr>
@@ -12222,25 +13913,25 @@
         <w:pStyle w:val="Heading1"/>
         <w:spacing w:line="360" w:lineRule="auto"/>
       </w:pPr>
-      <w:bookmarkStart w:id="76" w:name="_Toc474331191"/>
-      <w:bookmarkStart w:id="77" w:name="_Toc474331390"/>
-      <w:bookmarkStart w:id="78" w:name="_Toc231764603"/>
-      <w:commentRangeStart w:id="79"/>
+      <w:bookmarkStart w:id="82" w:name="_Toc474331191"/>
+      <w:bookmarkStart w:id="83" w:name="_Toc474331390"/>
+      <w:bookmarkStart w:id="84" w:name="_Toc231766722"/>
+      <w:commentRangeStart w:id="85"/>
       <w:r>
         <w:lastRenderedPageBreak/>
         <w:t>CAPÍTULO III. METODOLOGÍA</w:t>
       </w:r>
-      <w:bookmarkEnd w:id="76"/>
-      <w:bookmarkEnd w:id="77"/>
-      <w:bookmarkEnd w:id="78"/>
-      <w:commentRangeEnd w:id="79"/>
+      <w:bookmarkEnd w:id="82"/>
+      <w:bookmarkEnd w:id="83"/>
+      <w:bookmarkEnd w:id="84"/>
+      <w:commentRangeEnd w:id="85"/>
       <w:r>
         <w:rPr>
           <w:rStyle w:val="CommentReference"/>
           <w:sz w:val="28"/>
           <w:szCs w:val="28"/>
         </w:rPr>
-        <w:commentReference w:id="79"/>
+        <w:commentReference w:id="85"/>
       </w:r>
     </w:p>
     <w:p>
@@ -12262,24 +13953,28 @@
           <w:lang w:val="es-HN"/>
         </w:rPr>
       </w:pPr>
-      <w:bookmarkStart w:id="80" w:name="_Toc130288086"/>
-      <w:bookmarkStart w:id="81" w:name="_Toc132615452"/>
-      <w:bookmarkStart w:id="82" w:name="_Toc474331192"/>
-      <w:bookmarkStart w:id="83" w:name="_Toc474331391"/>
-      <w:bookmarkStart w:id="84" w:name="_Toc231761173"/>
-      <w:bookmarkStart w:id="85" w:name="_Toc231761239"/>
-      <w:bookmarkStart w:id="86" w:name="_Toc231763200"/>
-      <w:bookmarkStart w:id="87" w:name="_Toc231763354"/>
-      <w:bookmarkStart w:id="88" w:name="_Toc231763421"/>
-      <w:bookmarkStart w:id="89" w:name="_Toc231764604"/>
-      <w:bookmarkEnd w:id="80"/>
-      <w:bookmarkEnd w:id="81"/>
-      <w:bookmarkEnd w:id="84"/>
-      <w:bookmarkEnd w:id="85"/>
+      <w:bookmarkStart w:id="86" w:name="_Toc130288086"/>
+      <w:bookmarkStart w:id="87" w:name="_Toc132615452"/>
+      <w:bookmarkStart w:id="88" w:name="_Toc231761173"/>
+      <w:bookmarkStart w:id="89" w:name="_Toc231761239"/>
+      <w:bookmarkStart w:id="90" w:name="_Toc231763200"/>
+      <w:bookmarkStart w:id="91" w:name="_Toc231763354"/>
+      <w:bookmarkStart w:id="92" w:name="_Toc231763421"/>
+      <w:bookmarkStart w:id="93" w:name="_Toc231764604"/>
+      <w:bookmarkStart w:id="94" w:name="_Toc474331192"/>
+      <w:bookmarkStart w:id="95" w:name="_Toc474331391"/>
+      <w:bookmarkStart w:id="96" w:name="_Toc231766643"/>
+      <w:bookmarkStart w:id="97" w:name="_Toc231766723"/>
       <w:bookmarkEnd w:id="86"/>
       <w:bookmarkEnd w:id="87"/>
       <w:bookmarkEnd w:id="88"/>
       <w:bookmarkEnd w:id="89"/>
+      <w:bookmarkEnd w:id="90"/>
+      <w:bookmarkEnd w:id="91"/>
+      <w:bookmarkEnd w:id="92"/>
+      <w:bookmarkEnd w:id="93"/>
+      <w:bookmarkEnd w:id="96"/>
+      <w:bookmarkEnd w:id="97"/>
     </w:p>
     <w:p>
       <w:pPr>
@@ -12293,16 +13988,16 @@
           <w:lang w:val="es-HN"/>
         </w:rPr>
       </w:pPr>
-      <w:bookmarkStart w:id="90" w:name="_Toc231764605"/>
-      <w:bookmarkEnd w:id="82"/>
-      <w:bookmarkEnd w:id="83"/>
+      <w:bookmarkStart w:id="98" w:name="_Toc231766724"/>
+      <w:bookmarkEnd w:id="94"/>
+      <w:bookmarkEnd w:id="95"/>
       <w:r>
         <w:rPr>
           <w:lang w:val="es-HN"/>
         </w:rPr>
         <w:t>CONGRUENCIA METODOLÓGICA</w:t>
       </w:r>
-      <w:bookmarkEnd w:id="90"/>
+      <w:bookmarkEnd w:id="98"/>
     </w:p>
     <w:p>
       <w:pPr>
@@ -12322,7 +14017,7 @@
       <w:r>
         <w:t xml:space="preserve"> </w:t>
       </w:r>
-      <w:bookmarkStart w:id="91" w:name="_Hlk130285869"/>
+      <w:bookmarkStart w:id="99" w:name="_Hlk130285869"/>
       <w:r>
         <w:t>Congruencia metodológica.</w:t>
       </w:r>
@@ -12344,7 +14039,7 @@
       <w:r>
         <w:t>Congruencia metodológica.</w:t>
       </w:r>
-      <w:bookmarkEnd w:id="91"/>
+      <w:bookmarkEnd w:id="99"/>
       <w:r>
         <w:t xml:space="preserve"> </w:t>
       </w:r>
@@ -12379,7 +14074,7 @@
           <w:lang w:val="es-HN"/>
         </w:rPr>
       </w:pPr>
-      <w:bookmarkStart w:id="92" w:name="_Toc231764606"/>
+      <w:bookmarkStart w:id="100" w:name="_Toc231766725"/>
       <w:r>
         <w:rPr>
           <w:b w:val="0"/>
@@ -12388,7 +14083,7 @@
         </w:rPr>
         <w:t>MATRIZ METODOLÓGICA</w:t>
       </w:r>
-      <w:bookmarkEnd w:id="92"/>
+      <w:bookmarkEnd w:id="100"/>
     </w:p>
     <w:p>
       <w:pPr>
@@ -12581,7 +14276,7 @@
           <w:lang w:val="es-HN"/>
         </w:rPr>
       </w:pPr>
-      <w:bookmarkStart w:id="93" w:name="_Toc231764607"/>
+      <w:bookmarkStart w:id="101" w:name="_Toc231766726"/>
       <w:r>
         <w:rPr>
           <w:b w:val="0"/>
@@ -12590,7 +14285,7 @@
         </w:rPr>
         <w:t>ESQUEMA DE VARIABLES DE ESTUDIO</w:t>
       </w:r>
-      <w:bookmarkEnd w:id="93"/>
+      <w:bookmarkEnd w:id="101"/>
     </w:p>
     <w:p>
       <w:pPr>
@@ -12669,7 +14364,7 @@
           <w:lang w:val="es-HN"/>
         </w:rPr>
       </w:pPr>
-      <w:bookmarkStart w:id="94" w:name="_Toc231764608"/>
+      <w:bookmarkStart w:id="102" w:name="_Toc231766727"/>
       <w:r>
         <w:rPr>
           <w:b w:val="0"/>
@@ -12678,7 +14373,7 @@
         </w:rPr>
         <w:t>OPERACIONALIZACIÓN DE LAS VARIABLES</w:t>
       </w:r>
-      <w:bookmarkEnd w:id="94"/>
+      <w:bookmarkEnd w:id="102"/>
     </w:p>
     <w:p>
       <w:pPr>
@@ -12710,7 +14405,7 @@
           <w:lang w:val="es-HN"/>
         </w:rPr>
       </w:pPr>
-      <w:bookmarkStart w:id="95" w:name="_Toc231764609"/>
+      <w:bookmarkStart w:id="103" w:name="_Toc231766728"/>
       <w:r>
         <w:rPr>
           <w:b w:val="0"/>
@@ -12719,7 +14414,7 @@
         </w:rPr>
         <w:t>HIPÓTESIS</w:t>
       </w:r>
-      <w:bookmarkEnd w:id="95"/>
+      <w:bookmarkEnd w:id="103"/>
     </w:p>
     <w:p>
       <w:pPr>
@@ -12748,14 +14443,14 @@
           <w:lang w:val="es-HN"/>
         </w:rPr>
       </w:pPr>
-      <w:bookmarkStart w:id="96" w:name="_Toc231764610"/>
+      <w:bookmarkStart w:id="104" w:name="_Toc231766729"/>
       <w:r>
         <w:rPr>
           <w:lang w:val="es-HN"/>
         </w:rPr>
         <w:t>ENFOQUE Y MÉTODOS</w:t>
       </w:r>
-      <w:bookmarkEnd w:id="96"/>
+      <w:bookmarkEnd w:id="104"/>
     </w:p>
     <w:p>
       <w:pPr>
@@ -12784,14 +14479,14 @@
           <w:lang w:val="es-HN"/>
         </w:rPr>
       </w:pPr>
-      <w:bookmarkStart w:id="97" w:name="_Toc231764611"/>
+      <w:bookmarkStart w:id="105" w:name="_Toc231766730"/>
       <w:r>
         <w:rPr>
           <w:lang w:val="es-HN"/>
         </w:rPr>
         <w:t>DISEÑO DE LA INVESTIGACIÓN</w:t>
       </w:r>
-      <w:bookmarkEnd w:id="97"/>
+      <w:bookmarkEnd w:id="105"/>
     </w:p>
     <w:p>
       <w:pPr>
@@ -12824,7 +14519,7 @@
           <w:lang w:val="es-HN"/>
         </w:rPr>
       </w:pPr>
-      <w:bookmarkStart w:id="98" w:name="_Toc231764612"/>
+      <w:bookmarkStart w:id="106" w:name="_Toc231766731"/>
       <w:r>
         <w:rPr>
           <w:b w:val="0"/>
@@ -12833,7 +14528,7 @@
         </w:rPr>
         <w:t>POBLACIÓN</w:t>
       </w:r>
-      <w:bookmarkEnd w:id="98"/>
+      <w:bookmarkEnd w:id="106"/>
     </w:p>
     <w:p>
       <w:pPr>
@@ -12865,7 +14560,7 @@
           <w:lang w:val="es-HN"/>
         </w:rPr>
       </w:pPr>
-      <w:bookmarkStart w:id="99" w:name="_Toc231764613"/>
+      <w:bookmarkStart w:id="107" w:name="_Toc231766732"/>
       <w:r>
         <w:rPr>
           <w:b w:val="0"/>
@@ -12874,7 +14569,7 @@
         </w:rPr>
         <w:t>MUESTRA</w:t>
       </w:r>
-      <w:bookmarkEnd w:id="99"/>
+      <w:bookmarkEnd w:id="107"/>
     </w:p>
     <w:p>
       <w:pPr>
@@ -12906,7 +14601,7 @@
           <w:lang w:val="es-HN"/>
         </w:rPr>
       </w:pPr>
-      <w:bookmarkStart w:id="100" w:name="_Toc231764614"/>
+      <w:bookmarkStart w:id="108" w:name="_Toc231766733"/>
       <w:r>
         <w:rPr>
           <w:b w:val="0"/>
@@ -12915,7 +14610,7 @@
         </w:rPr>
         <w:t>TÉCNICAS DE MUESTREO</w:t>
       </w:r>
-      <w:bookmarkEnd w:id="100"/>
+      <w:bookmarkEnd w:id="108"/>
     </w:p>
     <w:p>
       <w:pPr>
@@ -12944,14 +14639,14 @@
           <w:lang w:val="es-HN"/>
         </w:rPr>
       </w:pPr>
-      <w:bookmarkStart w:id="101" w:name="_Toc231764615"/>
+      <w:bookmarkStart w:id="109" w:name="_Toc231766734"/>
       <w:r>
         <w:rPr>
           <w:lang w:val="es-HN"/>
         </w:rPr>
         <w:t>TÉCNICAS, INSTRUMENTOS Y PROCEDIMIENTOS APLICADOS</w:t>
       </w:r>
-      <w:bookmarkEnd w:id="101"/>
+      <w:bookmarkEnd w:id="109"/>
     </w:p>
     <w:p>
       <w:pPr>
@@ -12980,7 +14675,7 @@
           <w:lang w:val="es-HN"/>
         </w:rPr>
       </w:pPr>
-      <w:bookmarkStart w:id="102" w:name="_Toc231764616"/>
+      <w:bookmarkStart w:id="110" w:name="_Toc231766735"/>
       <w:r>
         <w:rPr>
           <w:lang w:val="es-HN"/>
@@ -12988,7 +14683,7 @@
         <w:lastRenderedPageBreak/>
         <w:t>FUENTES DE INFORMACIÓN</w:t>
       </w:r>
-      <w:bookmarkEnd w:id="102"/>
+      <w:bookmarkEnd w:id="110"/>
     </w:p>
     <w:p>
       <w:pPr>
@@ -13020,7 +14715,7 @@
           <w:lang w:val="es-HN"/>
         </w:rPr>
       </w:pPr>
-      <w:bookmarkStart w:id="103" w:name="_Toc231764617"/>
+      <w:bookmarkStart w:id="111" w:name="_Toc231766736"/>
       <w:r>
         <w:rPr>
           <w:b w:val="0"/>
@@ -13029,7 +14724,7 @@
         </w:rPr>
         <w:t>FUENTES PRIMARIAS</w:t>
       </w:r>
-      <w:bookmarkEnd w:id="103"/>
+      <w:bookmarkEnd w:id="111"/>
     </w:p>
     <w:p>
       <w:pPr>
@@ -13061,7 +14756,7 @@
           <w:lang w:val="es-HN"/>
         </w:rPr>
       </w:pPr>
-      <w:bookmarkStart w:id="104" w:name="_Toc231764618"/>
+      <w:bookmarkStart w:id="112" w:name="_Toc231766737"/>
       <w:r>
         <w:rPr>
           <w:b w:val="0"/>
@@ -13070,7 +14765,7 @@
         </w:rPr>
         <w:t>FUENTES SECUNDARIAS</w:t>
       </w:r>
-      <w:bookmarkEnd w:id="104"/>
+      <w:bookmarkEnd w:id="112"/>
     </w:p>
     <w:p>
       <w:pPr>
@@ -13141,25 +14836,25 @@
         <w:pStyle w:val="Heading1"/>
         <w:spacing w:line="360" w:lineRule="auto"/>
       </w:pPr>
-      <w:bookmarkStart w:id="105" w:name="_Toc474331196"/>
-      <w:bookmarkStart w:id="106" w:name="_Toc474331397"/>
-      <w:bookmarkStart w:id="107" w:name="_Toc231764619"/>
-      <w:commentRangeStart w:id="108"/>
+      <w:bookmarkStart w:id="113" w:name="_Toc474331196"/>
+      <w:bookmarkStart w:id="114" w:name="_Toc474331397"/>
+      <w:bookmarkStart w:id="115" w:name="_Toc231766738"/>
+      <w:commentRangeStart w:id="116"/>
       <w:r>
         <w:lastRenderedPageBreak/>
         <w:t>CAPÍTULO IV. RESULTADOS Y ANÁLISIS</w:t>
       </w:r>
-      <w:bookmarkEnd w:id="105"/>
-      <w:bookmarkEnd w:id="106"/>
-      <w:bookmarkEnd w:id="107"/>
-      <w:commentRangeEnd w:id="108"/>
+      <w:bookmarkEnd w:id="113"/>
+      <w:bookmarkEnd w:id="114"/>
+      <w:bookmarkEnd w:id="115"/>
+      <w:commentRangeEnd w:id="116"/>
       <w:r>
         <w:rPr>
           <w:rStyle w:val="CommentReference"/>
           <w:sz w:val="28"/>
           <w:szCs w:val="28"/>
         </w:rPr>
-        <w:commentReference w:id="108"/>
+        <w:commentReference w:id="116"/>
       </w:r>
     </w:p>
     <w:p>
@@ -13181,24 +14876,28 @@
           <w:lang w:val="es-HN"/>
         </w:rPr>
       </w:pPr>
-      <w:bookmarkStart w:id="109" w:name="_Toc130288102"/>
-      <w:bookmarkStart w:id="110" w:name="_Toc132615468"/>
-      <w:bookmarkStart w:id="111" w:name="_Toc474331197"/>
-      <w:bookmarkStart w:id="112" w:name="_Toc474331398"/>
-      <w:bookmarkStart w:id="113" w:name="_Toc231761189"/>
-      <w:bookmarkStart w:id="114" w:name="_Toc231761255"/>
-      <w:bookmarkStart w:id="115" w:name="_Toc231763216"/>
-      <w:bookmarkStart w:id="116" w:name="_Toc231763370"/>
-      <w:bookmarkStart w:id="117" w:name="_Toc231763437"/>
-      <w:bookmarkStart w:id="118" w:name="_Toc231764620"/>
-      <w:bookmarkEnd w:id="109"/>
-      <w:bookmarkEnd w:id="110"/>
-      <w:bookmarkEnd w:id="113"/>
-      <w:bookmarkEnd w:id="114"/>
-      <w:bookmarkEnd w:id="115"/>
-      <w:bookmarkEnd w:id="116"/>
+      <w:bookmarkStart w:id="117" w:name="_Toc130288102"/>
+      <w:bookmarkStart w:id="118" w:name="_Toc132615468"/>
+      <w:bookmarkStart w:id="119" w:name="_Toc231761189"/>
+      <w:bookmarkStart w:id="120" w:name="_Toc231761255"/>
+      <w:bookmarkStart w:id="121" w:name="_Toc231763216"/>
+      <w:bookmarkStart w:id="122" w:name="_Toc231763370"/>
+      <w:bookmarkStart w:id="123" w:name="_Toc231763437"/>
+      <w:bookmarkStart w:id="124" w:name="_Toc231764620"/>
+      <w:bookmarkStart w:id="125" w:name="_Toc474331197"/>
+      <w:bookmarkStart w:id="126" w:name="_Toc474331398"/>
+      <w:bookmarkStart w:id="127" w:name="_Toc231766659"/>
+      <w:bookmarkStart w:id="128" w:name="_Toc231766739"/>
       <w:bookmarkEnd w:id="117"/>
       <w:bookmarkEnd w:id="118"/>
+      <w:bookmarkEnd w:id="119"/>
+      <w:bookmarkEnd w:id="120"/>
+      <w:bookmarkEnd w:id="121"/>
+      <w:bookmarkEnd w:id="122"/>
+      <w:bookmarkEnd w:id="123"/>
+      <w:bookmarkEnd w:id="124"/>
+      <w:bookmarkEnd w:id="127"/>
+      <w:bookmarkEnd w:id="128"/>
     </w:p>
     <w:p>
       <w:pPr>
@@ -13212,16 +14911,16 @@
           <w:lang w:val="es-HN"/>
         </w:rPr>
       </w:pPr>
-      <w:bookmarkStart w:id="119" w:name="_Toc231764621"/>
-      <w:bookmarkEnd w:id="111"/>
-      <w:bookmarkEnd w:id="112"/>
+      <w:bookmarkStart w:id="129" w:name="_Toc231766740"/>
+      <w:bookmarkEnd w:id="125"/>
+      <w:bookmarkEnd w:id="126"/>
       <w:r>
         <w:rPr>
           <w:lang w:val="es-HN"/>
         </w:rPr>
         <w:t>INFORME DE PROCESO DE RECOLECCIÓN DE DATOS</w:t>
       </w:r>
-      <w:bookmarkEnd w:id="119"/>
+      <w:bookmarkEnd w:id="129"/>
     </w:p>
     <w:p>
       <w:pPr>
@@ -13250,14 +14949,14 @@
           <w:lang w:val="es-HN"/>
         </w:rPr>
       </w:pPr>
-      <w:bookmarkStart w:id="120" w:name="_Toc231764622"/>
+      <w:bookmarkStart w:id="130" w:name="_Toc231766741"/>
       <w:r>
         <w:rPr>
           <w:lang w:val="es-HN"/>
         </w:rPr>
         <w:t>RESULTADOS Y ANÁLISIS DE LAS TÉCNICAS APLICADAS</w:t>
       </w:r>
-      <w:bookmarkEnd w:id="120"/>
+      <w:bookmarkEnd w:id="130"/>
     </w:p>
     <w:p>
       <w:pPr>
@@ -13289,7 +14988,7 @@
           <w:lang w:val="es-HN"/>
         </w:rPr>
       </w:pPr>
-      <w:bookmarkStart w:id="121" w:name="_Toc231764623"/>
+      <w:bookmarkStart w:id="131" w:name="_Toc231766742"/>
       <w:r>
         <w:rPr>
           <w:b w:val="0"/>
@@ -13298,7 +14997,7 @@
         </w:rPr>
         <w:t>RESULTADOS CUANTITATIVOS</w:t>
       </w:r>
-      <w:bookmarkEnd w:id="121"/>
+      <w:bookmarkEnd w:id="131"/>
     </w:p>
     <w:p>
       <w:pPr>
@@ -13330,7 +15029,7 @@
           <w:lang w:val="es-HN"/>
         </w:rPr>
       </w:pPr>
-      <w:bookmarkStart w:id="122" w:name="_Toc231764624"/>
+      <w:bookmarkStart w:id="132" w:name="_Toc231766743"/>
       <w:r>
         <w:rPr>
           <w:b w:val="0"/>
@@ -13339,7 +15038,7 @@
         </w:rPr>
         <w:t>ANÁLISIS CUALITATIVO</w:t>
       </w:r>
-      <w:bookmarkEnd w:id="122"/>
+      <w:bookmarkEnd w:id="132"/>
     </w:p>
     <w:p>
       <w:pPr>
@@ -13368,14 +15067,14 @@
           <w:lang w:val="es-HN"/>
         </w:rPr>
       </w:pPr>
-      <w:bookmarkStart w:id="123" w:name="_Toc231764625"/>
+      <w:bookmarkStart w:id="133" w:name="_Toc231766744"/>
       <w:r>
         <w:rPr>
           <w:lang w:val="es-HN"/>
         </w:rPr>
         <w:t>ANÁLISIS INFERENCIAL Y MODELOS APLICADOS</w:t>
       </w:r>
-      <w:bookmarkEnd w:id="123"/>
+      <w:bookmarkEnd w:id="133"/>
     </w:p>
     <w:p>
       <w:pPr>
@@ -13415,16 +15114,16 @@
         <w:pStyle w:val="Heading1"/>
         <w:spacing w:line="360" w:lineRule="auto"/>
       </w:pPr>
-      <w:bookmarkStart w:id="124" w:name="_Toc474331201"/>
-      <w:bookmarkStart w:id="125" w:name="_Toc474331404"/>
-      <w:bookmarkStart w:id="126" w:name="_Toc231764626"/>
+      <w:bookmarkStart w:id="134" w:name="_Toc474331201"/>
+      <w:bookmarkStart w:id="135" w:name="_Toc474331404"/>
+      <w:bookmarkStart w:id="136" w:name="_Toc231766745"/>
       <w:r>
         <w:lastRenderedPageBreak/>
         <w:t>CAPÍTULO V. CONCLUSIONES Y RECOMENDACIONES</w:t>
       </w:r>
-      <w:bookmarkEnd w:id="124"/>
-      <w:bookmarkEnd w:id="125"/>
-      <w:bookmarkEnd w:id="126"/>
+      <w:bookmarkEnd w:id="134"/>
+      <w:bookmarkEnd w:id="135"/>
+      <w:bookmarkEnd w:id="136"/>
     </w:p>
     <w:p>
       <w:pPr>
@@ -13445,24 +15144,28 @@
           <w:lang w:val="es-HN"/>
         </w:rPr>
       </w:pPr>
-      <w:bookmarkStart w:id="127" w:name="_Toc130288109"/>
-      <w:bookmarkStart w:id="128" w:name="_Toc132615475"/>
-      <w:bookmarkStart w:id="129" w:name="_Toc474331202"/>
-      <w:bookmarkStart w:id="130" w:name="_Toc474331405"/>
-      <w:bookmarkStart w:id="131" w:name="_Toc231761196"/>
-      <w:bookmarkStart w:id="132" w:name="_Toc231761262"/>
-      <w:bookmarkStart w:id="133" w:name="_Toc231763223"/>
-      <w:bookmarkStart w:id="134" w:name="_Toc231763377"/>
-      <w:bookmarkStart w:id="135" w:name="_Toc231763444"/>
-      <w:bookmarkStart w:id="136" w:name="_Toc231764627"/>
-      <w:bookmarkEnd w:id="127"/>
-      <w:bookmarkEnd w:id="128"/>
-      <w:bookmarkEnd w:id="131"/>
-      <w:bookmarkEnd w:id="132"/>
-      <w:bookmarkEnd w:id="133"/>
-      <w:bookmarkEnd w:id="134"/>
-      <w:bookmarkEnd w:id="135"/>
-      <w:bookmarkEnd w:id="136"/>
+      <w:bookmarkStart w:id="137" w:name="_Toc130288109"/>
+      <w:bookmarkStart w:id="138" w:name="_Toc132615475"/>
+      <w:bookmarkStart w:id="139" w:name="_Toc231761196"/>
+      <w:bookmarkStart w:id="140" w:name="_Toc231761262"/>
+      <w:bookmarkStart w:id="141" w:name="_Toc231763223"/>
+      <w:bookmarkStart w:id="142" w:name="_Toc231763377"/>
+      <w:bookmarkStart w:id="143" w:name="_Toc231763444"/>
+      <w:bookmarkStart w:id="144" w:name="_Toc231764627"/>
+      <w:bookmarkStart w:id="145" w:name="_Toc474331202"/>
+      <w:bookmarkStart w:id="146" w:name="_Toc474331405"/>
+      <w:bookmarkStart w:id="147" w:name="_Toc231766666"/>
+      <w:bookmarkStart w:id="148" w:name="_Toc231766746"/>
+      <w:bookmarkEnd w:id="137"/>
+      <w:bookmarkEnd w:id="138"/>
+      <w:bookmarkEnd w:id="139"/>
+      <w:bookmarkEnd w:id="140"/>
+      <w:bookmarkEnd w:id="141"/>
+      <w:bookmarkEnd w:id="142"/>
+      <w:bookmarkEnd w:id="143"/>
+      <w:bookmarkEnd w:id="144"/>
+      <w:bookmarkEnd w:id="147"/>
+      <w:bookmarkEnd w:id="148"/>
     </w:p>
     <w:p>
       <w:pPr>
@@ -13476,16 +15179,16 @@
           <w:lang w:val="es-HN"/>
         </w:rPr>
       </w:pPr>
-      <w:bookmarkStart w:id="137" w:name="_Toc231764628"/>
+      <w:bookmarkStart w:id="149" w:name="_Toc231766747"/>
       <w:r>
         <w:rPr>
           <w:lang w:val="es-HN"/>
         </w:rPr>
         <w:t>CONCLUSIONES</w:t>
       </w:r>
-      <w:bookmarkEnd w:id="129"/>
-      <w:bookmarkEnd w:id="130"/>
-      <w:bookmarkEnd w:id="137"/>
+      <w:bookmarkEnd w:id="145"/>
+      <w:bookmarkEnd w:id="146"/>
+      <w:bookmarkEnd w:id="149"/>
     </w:p>
     <w:p>
       <w:pPr>
@@ -13508,18 +15211,18 @@
           <w:lang w:val="es-HN"/>
         </w:rPr>
       </w:pPr>
-      <w:bookmarkStart w:id="138" w:name="_Toc474331203"/>
-      <w:bookmarkStart w:id="139" w:name="_Toc474331406"/>
-      <w:bookmarkStart w:id="140" w:name="_Toc231764629"/>
+      <w:bookmarkStart w:id="150" w:name="_Toc474331203"/>
+      <w:bookmarkStart w:id="151" w:name="_Toc474331406"/>
+      <w:bookmarkStart w:id="152" w:name="_Toc231766748"/>
       <w:r>
         <w:rPr>
           <w:lang w:val="es-HN"/>
         </w:rPr>
         <w:t>RECOMENDACIONES</w:t>
       </w:r>
-      <w:bookmarkEnd w:id="138"/>
-      <w:bookmarkEnd w:id="139"/>
-      <w:bookmarkEnd w:id="140"/>
+      <w:bookmarkEnd w:id="150"/>
+      <w:bookmarkEnd w:id="151"/>
+      <w:bookmarkEnd w:id="152"/>
     </w:p>
     <w:p>
       <w:pPr>
@@ -13550,12 +15253,12 @@
         <w:pStyle w:val="Heading1"/>
         <w:spacing w:line="360" w:lineRule="auto"/>
       </w:pPr>
-      <w:bookmarkStart w:id="141" w:name="_Toc231764630"/>
+      <w:bookmarkStart w:id="153" w:name="_Toc231766749"/>
       <w:r>
         <w:lastRenderedPageBreak/>
         <w:t>CAPÍTULO VI. APLICABILIDAD</w:t>
       </w:r>
-      <w:bookmarkEnd w:id="141"/>
+      <w:bookmarkEnd w:id="153"/>
     </w:p>
     <w:p>
       <w:pPr>
@@ -13576,22 +15279,26 @@
           <w:lang w:val="es-HN"/>
         </w:rPr>
       </w:pPr>
-      <w:bookmarkStart w:id="142" w:name="_Toc130288113"/>
-      <w:bookmarkStart w:id="143" w:name="_Toc132615479"/>
-      <w:bookmarkStart w:id="144" w:name="_Toc231761200"/>
-      <w:bookmarkStart w:id="145" w:name="_Toc231761266"/>
-      <w:bookmarkStart w:id="146" w:name="_Toc231763227"/>
-      <w:bookmarkStart w:id="147" w:name="_Toc231763381"/>
-      <w:bookmarkStart w:id="148" w:name="_Toc231763448"/>
-      <w:bookmarkStart w:id="149" w:name="_Toc231764631"/>
-      <w:bookmarkEnd w:id="142"/>
-      <w:bookmarkEnd w:id="143"/>
-      <w:bookmarkEnd w:id="144"/>
-      <w:bookmarkEnd w:id="145"/>
-      <w:bookmarkEnd w:id="146"/>
-      <w:bookmarkEnd w:id="147"/>
-      <w:bookmarkEnd w:id="148"/>
-      <w:bookmarkEnd w:id="149"/>
+      <w:bookmarkStart w:id="154" w:name="_Toc130288113"/>
+      <w:bookmarkStart w:id="155" w:name="_Toc132615479"/>
+      <w:bookmarkStart w:id="156" w:name="_Toc231761200"/>
+      <w:bookmarkStart w:id="157" w:name="_Toc231761266"/>
+      <w:bookmarkStart w:id="158" w:name="_Toc231763227"/>
+      <w:bookmarkStart w:id="159" w:name="_Toc231763381"/>
+      <w:bookmarkStart w:id="160" w:name="_Toc231763448"/>
+      <w:bookmarkStart w:id="161" w:name="_Toc231764631"/>
+      <w:bookmarkStart w:id="162" w:name="_Toc231766670"/>
+      <w:bookmarkStart w:id="163" w:name="_Toc231766750"/>
+      <w:bookmarkEnd w:id="154"/>
+      <w:bookmarkEnd w:id="155"/>
+      <w:bookmarkEnd w:id="156"/>
+      <w:bookmarkEnd w:id="157"/>
+      <w:bookmarkEnd w:id="158"/>
+      <w:bookmarkEnd w:id="159"/>
+      <w:bookmarkEnd w:id="160"/>
+      <w:bookmarkEnd w:id="161"/>
+      <w:bookmarkEnd w:id="162"/>
+      <w:bookmarkEnd w:id="163"/>
     </w:p>
     <w:p>
       <w:pPr>
@@ -13605,14 +15312,14 @@
           <w:lang w:val="es-HN"/>
         </w:rPr>
       </w:pPr>
-      <w:bookmarkStart w:id="150" w:name="_Toc231764632"/>
+      <w:bookmarkStart w:id="164" w:name="_Toc231766751"/>
       <w:r>
         <w:rPr>
           <w:lang w:val="es-HN"/>
         </w:rPr>
         <w:t>NOMBRE DE LA PROPUESTA</w:t>
       </w:r>
-      <w:bookmarkEnd w:id="150"/>
+      <w:bookmarkEnd w:id="164"/>
     </w:p>
     <w:p>
       <w:pPr>
@@ -13641,14 +15348,14 @@
           <w:lang w:val="es-HN"/>
         </w:rPr>
       </w:pPr>
-      <w:bookmarkStart w:id="151" w:name="_Toc231764633"/>
+      <w:bookmarkStart w:id="165" w:name="_Toc231766752"/>
       <w:r>
         <w:rPr>
           <w:lang w:val="es-HN"/>
         </w:rPr>
         <w:t>JUSTIFICACIÓN DE LA PROPUESTA</w:t>
       </w:r>
-      <w:bookmarkEnd w:id="151"/>
+      <w:bookmarkEnd w:id="165"/>
     </w:p>
     <w:p>
       <w:pPr>
@@ -13677,14 +15384,14 @@
           <w:lang w:val="es-HN"/>
         </w:rPr>
       </w:pPr>
-      <w:bookmarkStart w:id="152" w:name="_Toc231764634"/>
+      <w:bookmarkStart w:id="166" w:name="_Toc231766753"/>
       <w:r>
         <w:rPr>
           <w:lang w:val="es-HN"/>
         </w:rPr>
         <w:t>ALCANCE DE LA PROPUESTA</w:t>
       </w:r>
-      <w:bookmarkEnd w:id="152"/>
+      <w:bookmarkEnd w:id="166"/>
     </w:p>
     <w:p>
       <w:pPr>
@@ -13713,14 +15420,14 @@
           <w:lang w:val="es-HN"/>
         </w:rPr>
       </w:pPr>
-      <w:bookmarkStart w:id="153" w:name="_Toc231764635"/>
+      <w:bookmarkStart w:id="167" w:name="_Toc231766754"/>
       <w:r>
         <w:rPr>
           <w:lang w:val="es-HN"/>
         </w:rPr>
         <w:t>DESCRIPCIÓN Y DESARROLLO</w:t>
       </w:r>
-      <w:bookmarkEnd w:id="153"/>
+      <w:bookmarkEnd w:id="167"/>
     </w:p>
     <w:p>
       <w:pPr>
@@ -13737,7 +15444,7 @@
           <w:lang w:val="es-HN"/>
         </w:rPr>
       </w:pPr>
-      <w:bookmarkStart w:id="154" w:name="_Toc231764636"/>
+      <w:bookmarkStart w:id="168" w:name="_Toc231766755"/>
       <w:r>
         <w:rPr>
           <w:b w:val="0"/>
@@ -13746,7 +15453,7 @@
         </w:rPr>
         <w:t>DESCRIPCIÓN</w:t>
       </w:r>
-      <w:bookmarkEnd w:id="154"/>
+      <w:bookmarkEnd w:id="168"/>
     </w:p>
     <w:p>
       <w:pPr>
@@ -13778,7 +15485,7 @@
           <w:lang w:val="es-HN"/>
         </w:rPr>
       </w:pPr>
-      <w:bookmarkStart w:id="155" w:name="_Toc231764637"/>
+      <w:bookmarkStart w:id="169" w:name="_Toc231766756"/>
       <w:r>
         <w:rPr>
           <w:b w:val="0"/>
@@ -13787,7 +15494,7 @@
         </w:rPr>
         <w:t>DESARROLLO</w:t>
       </w:r>
-      <w:bookmarkEnd w:id="155"/>
+      <w:bookmarkEnd w:id="169"/>
     </w:p>
     <w:p>
       <w:pPr>
@@ -13817,14 +15524,14 @@
           <w:lang w:val="es-HN"/>
         </w:rPr>
       </w:pPr>
-      <w:bookmarkStart w:id="156" w:name="_Toc231764638"/>
+      <w:bookmarkStart w:id="170" w:name="_Toc231766757"/>
       <w:r>
         <w:rPr>
           <w:lang w:val="es-HN"/>
         </w:rPr>
         <w:t>MEDIDAS DE CONTROL</w:t>
       </w:r>
-      <w:bookmarkEnd w:id="156"/>
+      <w:bookmarkEnd w:id="170"/>
     </w:p>
     <w:p>
       <w:pPr>
@@ -13853,14 +15560,14 @@
           <w:lang w:val="es-HN"/>
         </w:rPr>
       </w:pPr>
-      <w:bookmarkStart w:id="157" w:name="_Toc231764639"/>
+      <w:bookmarkStart w:id="171" w:name="_Toc231766758"/>
       <w:r>
         <w:rPr>
           <w:lang w:val="es-HN"/>
         </w:rPr>
         <w:t>CRONOGRAMA DE IMPLEMENTACIÓN</w:t>
       </w:r>
-      <w:bookmarkEnd w:id="157"/>
+      <w:bookmarkEnd w:id="171"/>
     </w:p>
     <w:p>
       <w:pPr>
@@ -13901,14 +15608,14 @@
           <w:lang w:val="es-HN"/>
         </w:rPr>
       </w:pPr>
-      <w:bookmarkStart w:id="158" w:name="_Toc231764640"/>
+      <w:bookmarkStart w:id="172" w:name="_Toc231766759"/>
       <w:r>
         <w:rPr>
           <w:lang w:val="es-HN"/>
         </w:rPr>
         <w:t>PRESUPUESTO E IMPACTO DEL PRESUPUESTO</w:t>
       </w:r>
-      <w:bookmarkEnd w:id="158"/>
+      <w:bookmarkEnd w:id="172"/>
     </w:p>
     <w:p>
       <w:pPr>
@@ -13950,14 +15657,14 @@
           <w:lang w:val="es-HN"/>
         </w:rPr>
       </w:pPr>
-      <w:bookmarkStart w:id="159" w:name="_Toc231764641"/>
+      <w:bookmarkStart w:id="173" w:name="_Toc231766760"/>
       <w:r>
         <w:rPr>
           <w:lang w:val="es-HN"/>
         </w:rPr>
         <w:t>CONCORDANCIA DE LOS SEGMENTOS DE LA TESIS CON LA PROPUESTA</w:t>
       </w:r>
-      <w:bookmarkEnd w:id="159"/>
+      <w:bookmarkEnd w:id="173"/>
     </w:p>
     <w:p>
       <w:pPr>
@@ -14047,16 +15754,115 @@
     <w:p>
       <w:pPr>
         <w:pStyle w:val="Heading1"/>
-      </w:pPr>
-      <w:bookmarkStart w:id="160" w:name="_Toc474331204"/>
-      <w:bookmarkStart w:id="161" w:name="_Toc474331407"/>
-      <w:bookmarkStart w:id="162" w:name="_Toc231764642"/>
-      <w:r>
+        <w:rPr>
+          <w:lang w:val="es-419"/>
+        </w:rPr>
+      </w:pPr>
+      <w:bookmarkStart w:id="174" w:name="_Toc474331204"/>
+      <w:bookmarkStart w:id="175" w:name="_Toc474331407"/>
+      <w:bookmarkStart w:id="176" w:name="_Toc231766761"/>
+      <w:r>
+        <w:rPr>
+          <w:lang w:val="es-419"/>
+        </w:rPr>
         <w:t>REFERENCIAS BIBLIOGRÁFICAS</w:t>
       </w:r>
-      <w:bookmarkEnd w:id="160"/>
-      <w:bookmarkEnd w:id="161"/>
-      <w:bookmarkEnd w:id="162"/>
+      <w:bookmarkEnd w:id="174"/>
+      <w:bookmarkEnd w:id="175"/>
+      <w:bookmarkEnd w:id="176"/>
+    </w:p>
+    <w:p>
+      <w:pPr>
+        <w:widowControl/>
+        <w:spacing w:after="160" w:line="259" w:lineRule="auto"/>
+      </w:pPr>
+      <w:r>
+        <w:rPr>
+          <w:lang w:val="es-419"/>
+        </w:rPr>
+        <w:t xml:space="preserve">Bello y Villarino, J.-M., &amp; Bronitt, S. (2024). </w:t>
+      </w:r>
+      <w:r>
+        <w:t>AI-driven corporate governance: A regulatory perspective. Australian Journal of Corporate Law, 39(3), 355–374. https://doi.org/10.1080/10383441.2024.2405752</w:t>
+      </w:r>
+    </w:p>
+    <w:p>
+      <w:pPr>
+        <w:widowControl/>
+        <w:spacing w:after="160" w:line="259" w:lineRule="auto"/>
+      </w:pPr>
+      <w:r>
+        <w:t>Jobin, A., Ienca, M., &amp; Vayena, E. (2019). The global landscape of AI ethics guidelines. Nature Machine Intelligence, 1, 389–399. https://doi.org/10.1038/s42256-019-0088-2</w:t>
+      </w:r>
+    </w:p>
+    <w:p>
+      <w:pPr>
+        <w:widowControl/>
+        <w:spacing w:after="160" w:line="259" w:lineRule="auto"/>
+      </w:pPr>
+      <w:r>
+        <w:t>Mathew, A. (2025). The rise of Shadow AI: Auditing unauthorized AI tools in the enterprise. ISACA Industry News. https://www.isaca.org/resources/news-and-trends/industry-news/2025/the-rise-of-shadow-ai-auditing-unauthorized-ai-tools-in-the-enterprise</w:t>
+      </w:r>
+    </w:p>
+    <w:p>
+      <w:pPr>
+        <w:widowControl/>
+        <w:spacing w:after="160" w:line="259" w:lineRule="auto"/>
+      </w:pPr>
+      <w:r>
+        <w:rPr>
+          <w:lang w:val="es-419"/>
+        </w:rPr>
+        <w:t xml:space="preserve">Perboli, G., Simionato, N., &amp; Pratali, S. (2025). </w:t>
+      </w:r>
+      <w:r>
+        <w:t>Navigating the AI regulatory landscape: Balancing innovation, ethics, and global governance. Economic and Political Studies, 13(4), 367–397. https://doi.org/10.1080/20954816.2025.2569584</w:t>
+      </w:r>
+    </w:p>
+    <w:p>
+      <w:pPr>
+        <w:widowControl/>
+        <w:spacing w:after="160" w:line="259" w:lineRule="auto"/>
+      </w:pPr>
+      <w:r>
+        <w:t>Reuel, A., Connolly, P., Jafari Meimandi, K., Tewari, S., Wiatrak, J., Venkatesh, D., &amp; Kochenderfer, M. (2025). Responsible AI in the global context: Maturity model and survey. Proceedings of the 2025 ACM Conference on Fairness, Accountability, and Transparency (FAccT '25), 2505–2541. https://doi.org/10.1145/3715275.3732165</w:t>
+      </w:r>
+    </w:p>
+    <w:p>
+      <w:pPr>
+        <w:widowControl/>
+        <w:spacing w:after="160" w:line="259" w:lineRule="auto"/>
+      </w:pPr>
+      <w:r>
+        <w:t>Vujicic, J. (2024). Global AI regulation and its impact on technology business: A comparative legal framework analysis. World Journal of Advanced Research and Reviews, 24(3), 3457–3463. https://doi.org/10.30574/wjarr.2024.24.3.3911</w:t>
+      </w:r>
+    </w:p>
+    <w:p>
+      <w:pPr>
+        <w:widowControl/>
+        <w:spacing w:after="160" w:line="259" w:lineRule="auto"/>
+        <w:rPr>
+          <w:lang w:val="es-419"/>
+        </w:rPr>
+      </w:pPr>
+      <w:r>
+        <w:t xml:space="preserve">Yesuf, Y., &amp; Fields, Z. (2025). Artificial intelligence adoption as a driver of innovation and competitiveness in SMEs: A bibliometric and systematic review [version 1; peer review: awaiting peer review]. </w:t>
+      </w:r>
+      <w:r>
+        <w:rPr>
+          <w:lang w:val="es-419"/>
+        </w:rPr>
+        <w:t>F1000Research, 14, 1187. https://doi.org/10.12688/f1000research.171494.1</w:t>
+      </w:r>
+    </w:p>
+    <w:p>
+      <w:pPr>
+        <w:widowControl/>
+        <w:spacing w:after="160" w:line="259" w:lineRule="auto"/>
+        <w:rPr>
+          <w:lang w:val="es-419"/>
+        </w:rPr>
+      </w:pPr>
     </w:p>
     <w:p>
       <w:pPr>
@@ -14066,12 +15872,12 @@
           <w:rFonts w:ascii="Times New Roman" w:hAnsi="Times New Roman" w:cs="Times New Roman"/>
           <w:sz w:val="24"/>
           <w:szCs w:val="24"/>
-          <w:lang w:val="es-HN"/>
-        </w:rPr>
-      </w:pPr>
-      <w:r>
-        <w:rPr>
-          <w:lang w:val="es-HN"/>
+          <w:lang w:val="es-419"/>
+        </w:rPr>
+      </w:pPr>
+      <w:r>
+        <w:rPr>
+          <w:lang w:val="es-419"/>
         </w:rPr>
         <w:br w:type="page"/>
       </w:r>
@@ -14080,16 +15886,16 @@
       <w:pPr>
         <w:pStyle w:val="Heading1"/>
       </w:pPr>
-      <w:bookmarkStart w:id="163" w:name="_Toc474331205"/>
-      <w:bookmarkStart w:id="164" w:name="_Toc474331408"/>
-      <w:bookmarkStart w:id="165" w:name="_Toc231764643"/>
+      <w:bookmarkStart w:id="177" w:name="_Toc474331205"/>
+      <w:bookmarkStart w:id="178" w:name="_Toc474331408"/>
+      <w:bookmarkStart w:id="179" w:name="_Toc231766762"/>
       <w:r>
         <w:lastRenderedPageBreak/>
         <w:t>ANEXOS</w:t>
       </w:r>
-      <w:bookmarkEnd w:id="163"/>
-      <w:bookmarkEnd w:id="164"/>
-      <w:bookmarkEnd w:id="165"/>
+      <w:bookmarkEnd w:id="177"/>
+      <w:bookmarkEnd w:id="178"/>
+      <w:bookmarkEnd w:id="179"/>
     </w:p>
     <w:p>
       <w:pPr>
@@ -14098,18 +15904,18 @@
           <w:lang w:val="es-MX"/>
         </w:rPr>
       </w:pPr>
-      <w:bookmarkStart w:id="166" w:name="_Toc474331206"/>
-      <w:bookmarkStart w:id="167" w:name="_Toc474331409"/>
-      <w:bookmarkStart w:id="168" w:name="_Toc231764644"/>
+      <w:bookmarkStart w:id="180" w:name="_Toc474331206"/>
+      <w:bookmarkStart w:id="181" w:name="_Toc474331409"/>
+      <w:bookmarkStart w:id="182" w:name="_Toc231766763"/>
       <w:r>
         <w:rPr>
           <w:lang w:val="es-MX"/>
         </w:rPr>
         <w:t>Anexo 1 Xxxx</w:t>
       </w:r>
-      <w:bookmarkEnd w:id="166"/>
-      <w:bookmarkEnd w:id="167"/>
-      <w:bookmarkEnd w:id="168"/>
+      <w:bookmarkEnd w:id="180"/>
+      <w:bookmarkEnd w:id="181"/>
+      <w:bookmarkEnd w:id="182"/>
     </w:p>
     <w:p>
       <w:pPr>
@@ -14459,7 +16265,7 @@
       </w:r>
     </w:p>
   </w:comment>
-  <w:comment w:id="40" w:author="Javier Abraham Salgado Lezama" w:date="2017-02-08T15:44:00Z" w:initials="JASL">
+  <w:comment w:id="85" w:author="Javier Abraham Salgado Lezama" w:date="2017-02-08T14:57:00Z" w:initials="JASL">
     <w:p>
       <w:pPr>
         <w:pStyle w:val="CommentText"/>
@@ -14477,229 +16283,17 @@
         <w:rPr>
           <w:lang w:val="es-HN"/>
         </w:rPr>
-        <w:t>A continuación se muestran ejemplos de citas y explicaciones si deben utiliz</w:t>
-      </w:r>
-      <w:r>
-        <w:rPr>
-          <w:lang w:val="es-HN"/>
-        </w:rPr>
-        <w:t>a</w:t>
-      </w:r>
-      <w:r>
-        <w:rPr>
-          <w:lang w:val="es-HN"/>
-        </w:rPr>
-        <w:t>r estilos de texto distintos.</w:t>
+        <w:t>La estructura de este capítulo depender</w:t>
+      </w:r>
+      <w:r>
+        <w:rPr>
+          <w:lang w:val="es-HN"/>
+        </w:rPr>
+        <w:t>á de la temática del trabajo desarrollado.</w:t>
       </w:r>
     </w:p>
   </w:comment>
-  <w:comment w:id="41" w:author="Javier Abraham Salgado Lezama" w:date="2017-02-08T15:46:00Z" w:initials="JASL">
-    <w:p>
-      <w:pPr>
-        <w:pStyle w:val="CommentText"/>
-        <w:rPr>
-          <w:lang w:val="es-HN"/>
-        </w:rPr>
-      </w:pPr>
-      <w:r>
-        <w:rPr>
-          <w:rStyle w:val="CommentReference"/>
-        </w:rPr>
-        <w:annotationRef/>
-      </w:r>
-      <w:r>
-        <w:rPr>
-          <w:lang w:val="es-HN"/>
-        </w:rPr>
-        <w:t>La cita textual corta utiliza el mismo format</w:t>
-      </w:r>
-      <w:r>
-        <w:rPr>
-          <w:lang w:val="es-HN"/>
-        </w:rPr>
-        <w:t>o</w:t>
-      </w:r>
-      <w:r>
-        <w:rPr>
-          <w:lang w:val="es-HN"/>
-        </w:rPr>
-        <w:t xml:space="preserve"> </w:t>
-      </w:r>
-      <w:r>
-        <w:rPr>
-          <w:lang w:val="es-HN"/>
-        </w:rPr>
-        <w:t>del resto del texto</w:t>
-      </w:r>
-      <w:r>
-        <w:rPr>
-          <w:lang w:val="es-HN"/>
-        </w:rPr>
-        <w:t>: T</w:t>
-      </w:r>
-      <w:r>
-        <w:rPr>
-          <w:lang w:val="es-HN"/>
-        </w:rPr>
-        <w:t>e</w:t>
-      </w:r>
-      <w:r>
-        <w:rPr>
-          <w:lang w:val="es-HN"/>
-        </w:rPr>
-        <w:t>xto Principal</w:t>
-      </w:r>
-    </w:p>
-  </w:comment>
-  <w:comment w:id="42" w:author="Javier Abraham Salgado Lezama" w:date="2017-02-08T15:47:00Z" w:initials="JASL">
-    <w:p>
-      <w:pPr>
-        <w:pStyle w:val="CommentText"/>
-        <w:rPr>
-          <w:lang w:val="es-HN"/>
-        </w:rPr>
-      </w:pPr>
-      <w:r>
-        <w:rPr>
-          <w:rStyle w:val="CommentReference"/>
-        </w:rPr>
-        <w:annotationRef/>
-      </w:r>
-      <w:r>
-        <w:rPr>
-          <w:lang w:val="es-HN"/>
-        </w:rPr>
-        <w:t>La cita textual corta utiliza el mismo format</w:t>
-      </w:r>
-      <w:r>
-        <w:rPr>
-          <w:lang w:val="es-HN"/>
-        </w:rPr>
-        <w:t>o</w:t>
-      </w:r>
-      <w:r>
-        <w:rPr>
-          <w:lang w:val="es-HN"/>
-        </w:rPr>
-        <w:t xml:space="preserve"> </w:t>
-      </w:r>
-      <w:r>
-        <w:rPr>
-          <w:lang w:val="es-HN"/>
-        </w:rPr>
-        <w:t>del resto del texto</w:t>
-      </w:r>
-      <w:r>
-        <w:rPr>
-          <w:lang w:val="es-HN"/>
-        </w:rPr>
-        <w:t>: T</w:t>
-      </w:r>
-      <w:r>
-        <w:rPr>
-          <w:lang w:val="es-HN"/>
-        </w:rPr>
-        <w:t>e</w:t>
-      </w:r>
-      <w:r>
-        <w:rPr>
-          <w:lang w:val="es-HN"/>
-        </w:rPr>
-        <w:t>xto Principal</w:t>
-      </w:r>
-    </w:p>
-  </w:comment>
-  <w:comment w:id="43" w:author="Javier Abraham Salgado Lezama" w:date="2017-02-08T15:49:00Z" w:initials="JASL">
-    <w:p>
-      <w:pPr>
-        <w:pStyle w:val="CommentText"/>
-        <w:rPr>
-          <w:lang w:val="es-HN"/>
-        </w:rPr>
-      </w:pPr>
-      <w:r>
-        <w:rPr>
-          <w:rStyle w:val="CommentReference"/>
-        </w:rPr>
-        <w:annotationRef/>
-      </w:r>
-      <w:r>
-        <w:rPr>
-          <w:lang w:val="es-HN"/>
-        </w:rPr>
-        <w:t>Si la cita tiene más de 40 palabras, utiliz</w:t>
-      </w:r>
-      <w:r>
-        <w:rPr>
-          <w:lang w:val="es-HN"/>
-        </w:rPr>
-        <w:t>a</w:t>
-      </w:r>
-      <w:r>
-        <w:rPr>
-          <w:lang w:val="es-HN"/>
-        </w:rPr>
-        <w:t xml:space="preserve">r el </w:t>
-      </w:r>
-      <w:r>
-        <w:rPr>
-          <w:lang w:val="es-HN"/>
-        </w:rPr>
-        <w:t>estilo: Cita Larga</w:t>
-      </w:r>
-    </w:p>
-  </w:comment>
-  <w:comment w:id="44" w:author="Javier Abraham Salgado Lezama" w:date="2017-02-08T15:56:00Z" w:initials="JASL">
-    <w:p>
-      <w:pPr>
-        <w:pStyle w:val="CommentText"/>
-        <w:rPr>
-          <w:lang w:val="es-HN"/>
-        </w:rPr>
-      </w:pPr>
-      <w:r>
-        <w:rPr>
-          <w:rStyle w:val="CommentReference"/>
-        </w:rPr>
-        <w:annotationRef/>
-      </w:r>
-      <w:r>
-        <w:rPr>
-          <w:lang w:val="es-HN"/>
-        </w:rPr>
-        <w:t>Cita de más de 40 palabras utilizer estilo: Cita Larga</w:t>
-      </w:r>
-    </w:p>
-  </w:comment>
-  <w:comment w:id="79" w:author="Javier Abraham Salgado Lezama" w:date="2017-02-08T14:57:00Z" w:initials="JASL">
-    <w:p>
-      <w:pPr>
-        <w:pStyle w:val="CommentText"/>
-        <w:rPr>
-          <w:lang w:val="es-HN"/>
-        </w:rPr>
-      </w:pPr>
-      <w:r>
-        <w:rPr>
-          <w:rStyle w:val="CommentReference"/>
-        </w:rPr>
-        <w:annotationRef/>
-      </w:r>
-      <w:r>
-        <w:rPr>
-          <w:lang w:val="es-HN"/>
-        </w:rPr>
-        <w:t>La estructura de este capítulo depender</w:t>
-      </w:r>
-      <w:r>
-        <w:rPr>
-          <w:lang w:val="es-HN"/>
-        </w:rPr>
-        <w:t>á de la temática del trabajo desarrollado.</w:t>
-      </w:r>
-    </w:p>
-  </w:comment>
-  <w:comment w:id="108" w:author="Javier Abraham Salgado Lezama" w:date="2017-02-08T15:01:00Z" w:initials="JASL">
+  <w:comment w:id="116" w:author="Javier Abraham Salgado Lezama" w:date="2017-02-08T15:01:00Z" w:initials="JASL">
     <w:p>
       <w:pPr>
         <w:pStyle w:val="CommentText"/>
@@ -14740,11 +16334,6 @@
   <w15:commentEx w15:paraId="09BADCD3" w15:done="0"/>
   <w15:commentEx w15:paraId="598E0AF9" w15:done="0"/>
   <w15:commentEx w15:paraId="50D854D4" w15:done="0"/>
-  <w15:commentEx w15:paraId="4DD7F714" w15:done="0"/>
-  <w15:commentEx w15:paraId="3845B48D" w15:done="0"/>
-  <w15:commentEx w15:paraId="685BD284" w15:done="0"/>
-  <w15:commentEx w15:paraId="0CD4FCE6" w15:done="0"/>
-  <w15:commentEx w15:paraId="3098E8F8" w15:done="0"/>
   <w15:commentEx w15:paraId="12E50599" w15:done="0"/>
   <w15:commentEx w15:paraId="5A4553C1" w15:done="0"/>
 </w15:commentsEx>
@@ -14766,11 +16355,6 @@
   <w16cid:commentId w16cid:paraId="09BADCD3" w16cid:durableId="27B17BBB"/>
   <w16cid:commentId w16cid:paraId="598E0AF9" w16cid:durableId="27B17BBC"/>
   <w16cid:commentId w16cid:paraId="50D854D4" w16cid:durableId="27B17BBD"/>
-  <w16cid:commentId w16cid:paraId="4DD7F714" w16cid:durableId="27B17BBE"/>
-  <w16cid:commentId w16cid:paraId="3845B48D" w16cid:durableId="27B17BBF"/>
-  <w16cid:commentId w16cid:paraId="685BD284" w16cid:durableId="27B17BC0"/>
-  <w16cid:commentId w16cid:paraId="0CD4FCE6" w16cid:durableId="27B17BC1"/>
-  <w16cid:commentId w16cid:paraId="3098E8F8" w16cid:durableId="27B17BC2"/>
   <w16cid:commentId w16cid:paraId="12E50599" w16cid:durableId="27B17BC9"/>
   <w16cid:commentId w16cid:paraId="5A4553C1" w16cid:durableId="27B17BCA"/>
 </w16cid:commentsIds>
@@ -15875,6 +17459,119 @@
       </w:rPr>
     </w:lvl>
   </w:abstractNum>
+  <w:abstractNum w:abstractNumId="9" w15:restartNumberingAfterBreak="0">
+    <w:nsid w:val="6B4A4C5D"/>
+    <w:multiLevelType w:val="hybridMultilevel"/>
+    <w:tmpl w:val="A5620E18"/>
+    <w:lvl w:ilvl="0" w:tplc="580A0001">
+      <w:start w:val="1"/>
+      <w:numFmt w:val="bullet"/>
+      <w:lvlText w:val=""/>
+      <w:lvlJc w:val="left"/>
+      <w:pPr>
+        <w:ind w:left="1440" w:hanging="360"/>
+      </w:pPr>
+      <w:rPr>
+        <w:rFonts w:ascii="Symbol" w:hAnsi="Symbol" w:hint="default"/>
+      </w:rPr>
+    </w:lvl>
+    <w:lvl w:ilvl="1" w:tplc="580A0003" w:tentative="1">
+      <w:start w:val="1"/>
+      <w:numFmt w:val="bullet"/>
+      <w:lvlText w:val="o"/>
+      <w:lvlJc w:val="left"/>
+      <w:pPr>
+        <w:ind w:left="2160" w:hanging="360"/>
+      </w:pPr>
+      <w:rPr>
+        <w:rFonts w:ascii="Courier New" w:hAnsi="Courier New" w:cs="Courier New" w:hint="default"/>
+      </w:rPr>
+    </w:lvl>
+    <w:lvl w:ilvl="2" w:tplc="580A0005" w:tentative="1">
+      <w:start w:val="1"/>
+      <w:numFmt w:val="bullet"/>
+      <w:lvlText w:val=""/>
+      <w:lvlJc w:val="left"/>
+      <w:pPr>
+        <w:ind w:left="2880" w:hanging="360"/>
+      </w:pPr>
+      <w:rPr>
+        <w:rFonts w:ascii="Wingdings" w:hAnsi="Wingdings" w:hint="default"/>
+      </w:rPr>
+    </w:lvl>
+    <w:lvl w:ilvl="3" w:tplc="580A0001" w:tentative="1">
+      <w:start w:val="1"/>
+      <w:numFmt w:val="bullet"/>
+      <w:lvlText w:val=""/>
+      <w:lvlJc w:val="left"/>
+      <w:pPr>
+        <w:ind w:left="3600" w:hanging="360"/>
+      </w:pPr>
+      <w:rPr>
+        <w:rFonts w:ascii="Symbol" w:hAnsi="Symbol" w:hint="default"/>
+      </w:rPr>
+    </w:lvl>
+    <w:lvl w:ilvl="4" w:tplc="580A0003" w:tentative="1">
+      <w:start w:val="1"/>
+      <w:numFmt w:val="bullet"/>
+      <w:lvlText w:val="o"/>
+      <w:lvlJc w:val="left"/>
+      <w:pPr>
+        <w:ind w:left="4320" w:hanging="360"/>
+      </w:pPr>
+      <w:rPr>
+        <w:rFonts w:ascii="Courier New" w:hAnsi="Courier New" w:cs="Courier New" w:hint="default"/>
+      </w:rPr>
+    </w:lvl>
+    <w:lvl w:ilvl="5" w:tplc="580A0005" w:tentative="1">
+      <w:start w:val="1"/>
+      <w:numFmt w:val="bullet"/>
+      <w:lvlText w:val=""/>
+      <w:lvlJc w:val="left"/>
+      <w:pPr>
+        <w:ind w:left="5040" w:hanging="360"/>
+      </w:pPr>
+      <w:rPr>
+        <w:rFonts w:ascii="Wingdings" w:hAnsi="Wingdings" w:hint="default"/>
+      </w:rPr>
+    </w:lvl>
+    <w:lvl w:ilvl="6" w:tplc="580A0001" w:tentative="1">
+      <w:start w:val="1"/>
+      <w:numFmt w:val="bullet"/>
+      <w:lvlText w:val=""/>
+      <w:lvlJc w:val="left"/>
+      <w:pPr>
+        <w:ind w:left="5760" w:hanging="360"/>
+      </w:pPr>
+      <w:rPr>
+        <w:rFonts w:ascii="Symbol" w:hAnsi="Symbol" w:hint="default"/>
+      </w:rPr>
+    </w:lvl>
+    <w:lvl w:ilvl="7" w:tplc="580A0003" w:tentative="1">
+      <w:start w:val="1"/>
+      <w:numFmt w:val="bullet"/>
+      <w:lvlText w:val="o"/>
+      <w:lvlJc w:val="left"/>
+      <w:pPr>
+        <w:ind w:left="6480" w:hanging="360"/>
+      </w:pPr>
+      <w:rPr>
+        <w:rFonts w:ascii="Courier New" w:hAnsi="Courier New" w:cs="Courier New" w:hint="default"/>
+      </w:rPr>
+    </w:lvl>
+    <w:lvl w:ilvl="8" w:tplc="580A0005" w:tentative="1">
+      <w:start w:val="1"/>
+      <w:numFmt w:val="bullet"/>
+      <w:lvlText w:val=""/>
+      <w:lvlJc w:val="left"/>
+      <w:pPr>
+        <w:ind w:left="7200" w:hanging="360"/>
+      </w:pPr>
+      <w:rPr>
+        <w:rFonts w:ascii="Wingdings" w:hAnsi="Wingdings" w:hint="default"/>
+      </w:rPr>
+    </w:lvl>
+  </w:abstractNum>
   <w:num w:numId="1" w16cid:durableId="312686028">
     <w:abstractNumId w:val="4"/>
   </w:num>
@@ -15901,6 +17598,9 @@
   </w:num>
   <w:num w:numId="9" w16cid:durableId="1410232914">
     <w:abstractNumId w:val="0"/>
+  </w:num>
+  <w:num w:numId="10" w16cid:durableId="1004362059">
+    <w:abstractNumId w:val="9"/>
   </w:num>
 </w:numbering>
 </file>
@@ -16433,7 +18133,6 @@
   <w:style w:type="character" w:default="1" w:styleId="DefaultParagraphFont">
     <w:name w:val="Default Paragraph Font"/>
     <w:uiPriority w:val="1"/>
-    <w:semiHidden/>
     <w:unhideWhenUsed/>
   </w:style>
   <w:style w:type="table" w:default="1" w:styleId="TableNormal">
